--- a/отчет по пп.docx
+++ b/отчет по пп.docx
@@ -633,49 +633,21 @@
           <w:rFonts w:eastAsia="Times New Roman" w:cs="Times New Roman"/>
           <w:lang w:eastAsia="ru-RU"/>
         </w:rPr>
-        <w:t xml:space="preserve">Руководитель: ___________ </w:t>
+        <w:t xml:space="preserve">Руководитель: ___________ Селюк </w:t>
+      </w:r>
+      <w:r>
+        <w:rPr>
+          <w:rFonts w:eastAsia="Times New Roman" w:cs="Times New Roman"/>
+          <w:lang w:val="en-US" w:eastAsia="ru-RU"/>
+        </w:rPr>
+        <w:t>A</w:t>
       </w:r>
       <w:r>
         <w:rPr>
           <w:rFonts w:eastAsia="Times New Roman" w:cs="Times New Roman"/>
           <w:lang w:eastAsia="ru-RU"/>
         </w:rPr>
-        <w:t>Селюк</w:t>
-      </w:r>
-      <w:r>
-        <w:rPr>
-          <w:rFonts w:eastAsia="Times New Roman" w:cs="Times New Roman"/>
-          <w:lang w:eastAsia="ru-RU"/>
-        </w:rPr>
-        <w:t xml:space="preserve"> </w:t>
-      </w:r>
-      <w:r>
-        <w:rPr>
-          <w:rFonts w:eastAsia="Times New Roman" w:cs="Times New Roman"/>
-          <w:lang w:val="en-US" w:eastAsia="ru-RU"/>
-        </w:rPr>
-        <w:t>A</w:t>
-      </w:r>
-      <w:r>
-        <w:rPr>
-          <w:rFonts w:eastAsia="Times New Roman" w:cs="Times New Roman"/>
-          <w:lang w:eastAsia="ru-RU"/>
-        </w:rPr>
-        <w:t>.</w:t>
-      </w:r>
-      <w:r>
-        <w:rPr>
-          <w:rFonts w:eastAsia="Times New Roman" w:cs="Times New Roman"/>
-          <w:lang w:eastAsia="ru-RU"/>
-        </w:rPr>
-        <w:t>М</w:t>
-      </w:r>
-      <w:r>
-        <w:rPr>
-          <w:rFonts w:eastAsia="Times New Roman" w:cs="Times New Roman"/>
-          <w:lang w:eastAsia="ru-RU"/>
-        </w:rPr>
-        <w:t xml:space="preserve">. </w:t>
+        <w:t xml:space="preserve">.М. </w:t>
       </w:r>
       <w:r>
         <w:rPr>
@@ -1070,7 +1042,7 @@
           <w:r>
             <w:fldChar w:fldCharType="separate"/>
           </w:r>
-          <w:hyperlink w:anchor="_Toc232348711" w:history="1">
+          <w:hyperlink w:anchor="_Toc232361949" w:history="1">
             <w:r>
               <w:rPr>
                 <w:rStyle w:val="aff1"/>
@@ -1098,7 +1070,7 @@
                 <w:noProof/>
                 <w:webHidden/>
               </w:rPr>
-              <w:instrText xml:space="preserve"> PAGEREF _Toc232348711 \h </w:instrText>
+              <w:instrText xml:space="preserve"> PAGEREF _Toc232361949 \h </w:instrText>
             </w:r>
             <w:r>
               <w:rPr>
@@ -1118,7 +1090,7 @@
                 <w:noProof/>
                 <w:webHidden/>
               </w:rPr>
-              <w:t>3</w:t>
+              <w:t>4</w:t>
             </w:r>
             <w:r>
               <w:rPr>
@@ -1139,7 +1111,7 @@
               <w:lang w:eastAsia="ru-RU"/>
             </w:rPr>
           </w:pPr>
-          <w:hyperlink w:anchor="_Toc232348712" w:history="1">
+          <w:hyperlink w:anchor="_Toc232361950" w:history="1">
             <w:r>
               <w:rPr>
                 <w:rStyle w:val="aff1"/>
@@ -1166,7 +1138,7 @@
                 <w:noProof/>
                 <w:webHidden/>
               </w:rPr>
-              <w:instrText xml:space="preserve"> PAGEREF _Toc232348712 \h </w:instrText>
+              <w:instrText xml:space="preserve"> PAGEREF _Toc232361950 \h </w:instrText>
             </w:r>
             <w:r>
               <w:rPr>
@@ -1186,7 +1158,7 @@
                 <w:noProof/>
                 <w:webHidden/>
               </w:rPr>
-              <w:t>4</w:t>
+              <w:t>5</w:t>
             </w:r>
             <w:r>
               <w:rPr>
@@ -1207,7 +1179,7 @@
               <w:lang w:eastAsia="ru-RU"/>
             </w:rPr>
           </w:pPr>
-          <w:hyperlink w:anchor="_Toc232348713" w:history="1">
+          <w:hyperlink w:anchor="_Toc232361951" w:history="1">
             <w:r>
               <w:rPr>
                 <w:rStyle w:val="aff1"/>
@@ -1243,7 +1215,7 @@
                 <w:noProof/>
                 <w:webHidden/>
               </w:rPr>
-              <w:instrText xml:space="preserve"> PAGEREF _Toc232348713 \h </w:instrText>
+              <w:instrText xml:space="preserve"> PAGEREF _Toc232361951 \h </w:instrText>
             </w:r>
             <w:r>
               <w:rPr>
@@ -1287,14 +1259,13 @@
               <w:lang w:eastAsia="ru-RU"/>
             </w:rPr>
           </w:pPr>
-          <w:hyperlink w:anchor="_Toc232348714" w:history="1">
+          <w:hyperlink w:anchor="_Toc232361952" w:history="1">
             <w:r>
               <w:rPr>
                 <w:rStyle w:val="aff1"/>
                 <w:noProof/>
-                <w:lang w:eastAsia="ru-RU"/>
-              </w:rPr>
-              <w:t>2.1 Планирование и выбор диаграмм.</w:t>
+              </w:rPr>
+              <w:t>2.1 Диаграмма вариантов использования</w:t>
             </w:r>
             <w:r>
               <w:rPr>
@@ -1315,7 +1286,7 @@
                 <w:noProof/>
                 <w:webHidden/>
               </w:rPr>
-              <w:instrText xml:space="preserve"> PAGEREF _Toc232348714 \h </w:instrText>
+              <w:instrText xml:space="preserve"> PAGEREF _Toc232361952 \h </w:instrText>
             </w:r>
             <w:r>
               <w:rPr>
@@ -1359,13 +1330,13 @@
               <w:lang w:eastAsia="ru-RU"/>
             </w:rPr>
           </w:pPr>
-          <w:hyperlink w:anchor="_Toc232348715" w:history="1">
+          <w:hyperlink w:anchor="_Toc232361953" w:history="1">
             <w:r>
               <w:rPr>
                 <w:rStyle w:val="aff1"/>
                 <w:noProof/>
               </w:rPr>
-              <w:t>2.2 Диаграмма вариантов использования</w:t>
+              <w:t>2.2 Диаграмма классов</w:t>
             </w:r>
             <w:r>
               <w:rPr>
@@ -1386,7 +1357,7 @@
                 <w:noProof/>
                 <w:webHidden/>
               </w:rPr>
-              <w:instrText xml:space="preserve"> PAGEREF _Toc232348715 \h </w:instrText>
+              <w:instrText xml:space="preserve"> PAGEREF _Toc232361953 \h </w:instrText>
             </w:r>
             <w:r>
               <w:rPr>
@@ -1406,7 +1377,7 @@
                 <w:noProof/>
                 <w:webHidden/>
               </w:rPr>
-              <w:t>7</w:t>
+              <w:t>9</w:t>
             </w:r>
             <w:r>
               <w:rPr>
@@ -1430,13 +1401,13 @@
               <w:lang w:eastAsia="ru-RU"/>
             </w:rPr>
           </w:pPr>
-          <w:hyperlink w:anchor="_Toc232348716" w:history="1">
+          <w:hyperlink w:anchor="_Toc232361954" w:history="1">
             <w:r>
               <w:rPr>
                 <w:rStyle w:val="aff1"/>
                 <w:noProof/>
               </w:rPr>
-              <w:t>2.3 Диаграмма классов</w:t>
+              <w:t>2.3 Последовательность взаимодействий при авторизации пользователя</w:t>
             </w:r>
             <w:r>
               <w:rPr>
@@ -1457,7 +1428,7 @@
                 <w:noProof/>
                 <w:webHidden/>
               </w:rPr>
-              <w:instrText xml:space="preserve"> PAGEREF _Toc232348716 \h </w:instrText>
+              <w:instrText xml:space="preserve"> PAGEREF _Toc232361954 \h </w:instrText>
             </w:r>
             <w:r>
               <w:rPr>
@@ -1477,7 +1448,7 @@
                 <w:noProof/>
                 <w:webHidden/>
               </w:rPr>
-              <w:t>9</w:t>
+              <w:t>11</w:t>
             </w:r>
             <w:r>
               <w:rPr>
@@ -1501,13 +1472,13 @@
               <w:lang w:eastAsia="ru-RU"/>
             </w:rPr>
           </w:pPr>
-          <w:hyperlink w:anchor="_Toc232348717" w:history="1">
+          <w:hyperlink w:anchor="_Toc232361955" w:history="1">
             <w:r>
               <w:rPr>
                 <w:rStyle w:val="aff1"/>
                 <w:noProof/>
               </w:rPr>
-              <w:t>2.4 Диаграмма деятельности процесса управления бюджетом поездки</w:t>
+              <w:t>2.4 Коммуникация взаимодействий при авторизации пользователя</w:t>
             </w:r>
             <w:r>
               <w:rPr>
@@ -1528,7 +1499,7 @@
                 <w:noProof/>
                 <w:webHidden/>
               </w:rPr>
-              <w:instrText xml:space="preserve"> PAGEREF _Toc232348717 \h </w:instrText>
+              <w:instrText xml:space="preserve"> PAGEREF _Toc232361955 \h </w:instrText>
             </w:r>
             <w:r>
               <w:rPr>
@@ -1572,13 +1543,13 @@
               <w:lang w:eastAsia="ru-RU"/>
             </w:rPr>
           </w:pPr>
-          <w:hyperlink w:anchor="_Toc232348718" w:history="1">
+          <w:hyperlink w:anchor="_Toc232361956" w:history="1">
             <w:r>
               <w:rPr>
                 <w:rStyle w:val="aff1"/>
                 <w:noProof/>
               </w:rPr>
-              <w:t>2.5 Диаграмма коммуникаций объектов компонента управление бюджетом</w:t>
+              <w:t>2.5 Деятельность процесса аутентификации</w:t>
             </w:r>
             <w:r>
               <w:rPr>
@@ -1599,7 +1570,7 @@
                 <w:noProof/>
                 <w:webHidden/>
               </w:rPr>
-              <w:instrText xml:space="preserve"> PAGEREF _Toc232348718 \h </w:instrText>
+              <w:instrText xml:space="preserve"> PAGEREF _Toc232361956 \h </w:instrText>
             </w:r>
             <w:r>
               <w:rPr>
@@ -1619,7 +1590,7 @@
                 <w:noProof/>
                 <w:webHidden/>
               </w:rPr>
-              <w:t>13</w:t>
+              <w:t>12</w:t>
             </w:r>
             <w:r>
               <w:rPr>
@@ -1643,13 +1614,13 @@
               <w:lang w:eastAsia="ru-RU"/>
             </w:rPr>
           </w:pPr>
-          <w:hyperlink w:anchor="_Toc232348719" w:history="1">
+          <w:hyperlink w:anchor="_Toc232361957" w:history="1">
             <w:r>
               <w:rPr>
                 <w:rStyle w:val="aff1"/>
                 <w:noProof/>
               </w:rPr>
-              <w:t>2.6 Диаграмма последовательности взаимодействий при изменении бюджета</w:t>
+              <w:t>2.6 Состояние компонента статистики</w:t>
             </w:r>
             <w:r>
               <w:rPr>
@@ -1670,7 +1641,7 @@
                 <w:noProof/>
                 <w:webHidden/>
               </w:rPr>
-              <w:instrText xml:space="preserve"> PAGEREF _Toc232348719 \h </w:instrText>
+              <w:instrText xml:space="preserve"> PAGEREF _Toc232361957 \h </w:instrText>
             </w:r>
             <w:r>
               <w:rPr>
@@ -1714,13 +1685,27 @@
               <w:lang w:eastAsia="ru-RU"/>
             </w:rPr>
           </w:pPr>
-          <w:hyperlink w:anchor="_Toc232348720" w:history="1">
+          <w:hyperlink w:anchor="_Toc232361958" w:history="1">
             <w:r>
               <w:rPr>
                 <w:rStyle w:val="aff1"/>
                 <w:noProof/>
               </w:rPr>
-              <w:t>2.7 Диаграмма состояния объекта бюджет</w:t>
+              <w:t>2.5 Коммуни</w:t>
+            </w:r>
+            <w:r>
+              <w:rPr>
+                <w:rStyle w:val="aff1"/>
+                <w:noProof/>
+              </w:rPr>
+              <w:t>к</w:t>
+            </w:r>
+            <w:r>
+              <w:rPr>
+                <w:rStyle w:val="aff1"/>
+                <w:noProof/>
+              </w:rPr>
+              <w:t>ация процесса аутентификации</w:t>
             </w:r>
             <w:r>
               <w:rPr>
@@ -1741,7 +1726,7 @@
                 <w:noProof/>
                 <w:webHidden/>
               </w:rPr>
-              <w:instrText xml:space="preserve"> PAGEREF _Toc232348720 \h </w:instrText>
+              <w:instrText xml:space="preserve"> PAGEREF _Toc232361958 \h </w:instrText>
             </w:r>
             <w:r>
               <w:rPr>
@@ -1761,163 +1746,7 @@
                 <w:noProof/>
                 <w:webHidden/>
               </w:rPr>
-              <w:t>15</w:t>
-            </w:r>
-            <w:r>
-              <w:rPr>
-                <w:noProof/>
-                <w:webHidden/>
-              </w:rPr>
-              <w:fldChar w:fldCharType="end"/>
-            </w:r>
-          </w:hyperlink>
-        </w:p>
-        <w:p>
-          <w:pPr>
-            <w:pStyle w:val="24"/>
-            <w:tabs>
-              <w:tab w:val="right" w:leader="dot" w:pos="9344"/>
-            </w:tabs>
-            <w:rPr>
-              <w:rFonts w:asciiTheme="minorHAnsi" w:eastAsiaTheme="minorEastAsia" w:hAnsiTheme="minorHAnsi"/>
-              <w:noProof/>
-              <w:sz w:val="22"/>
-              <w:lang w:eastAsia="ru-RU"/>
-            </w:rPr>
-          </w:pPr>
-          <w:hyperlink w:anchor="_Toc232348721" w:history="1">
-            <w:r>
-              <w:rPr>
-                <w:rStyle w:val="aff1"/>
-                <w:noProof/>
-              </w:rPr>
-              <w:t>2.8 Деятельность процесса реги</w:t>
-            </w:r>
-            <w:r>
-              <w:rPr>
-                <w:rStyle w:val="aff1"/>
-                <w:noProof/>
-              </w:rPr>
-              <w:t>с</w:t>
-            </w:r>
-            <w:r>
-              <w:rPr>
-                <w:rStyle w:val="aff1"/>
-                <w:noProof/>
-              </w:rPr>
-              <w:t>трации пользователя</w:t>
-            </w:r>
-            <w:r>
-              <w:rPr>
-                <w:noProof/>
-                <w:webHidden/>
-              </w:rPr>
-              <w:tab/>
-            </w:r>
-            <w:r>
-              <w:rPr>
-                <w:noProof/>
-                <w:webHidden/>
-              </w:rPr>
-              <w:fldChar w:fldCharType="begin"/>
-            </w:r>
-            <w:r>
-              <w:rPr>
-                <w:noProof/>
-                <w:webHidden/>
-              </w:rPr>
-              <w:instrText xml:space="preserve"> PAGEREF _Toc232348721 \h </w:instrText>
-            </w:r>
-            <w:r>
-              <w:rPr>
-                <w:noProof/>
-                <w:webHidden/>
-              </w:rPr>
-            </w:r>
-            <w:r>
-              <w:rPr>
-                <w:noProof/>
-                <w:webHidden/>
-              </w:rPr>
-              <w:fldChar w:fldCharType="separate"/>
-            </w:r>
-            <w:r>
-              <w:rPr>
-                <w:noProof/>
-                <w:webHidden/>
-              </w:rPr>
-              <w:t>17</w:t>
-            </w:r>
-            <w:r>
-              <w:rPr>
-                <w:noProof/>
-                <w:webHidden/>
-              </w:rPr>
-              <w:fldChar w:fldCharType="end"/>
-            </w:r>
-          </w:hyperlink>
-        </w:p>
-        <w:p>
-          <w:pPr>
-            <w:pStyle w:val="24"/>
-            <w:tabs>
-              <w:tab w:val="right" w:leader="dot" w:pos="9344"/>
-            </w:tabs>
-            <w:rPr>
-              <w:rFonts w:asciiTheme="minorHAnsi" w:eastAsiaTheme="minorEastAsia" w:hAnsiTheme="minorHAnsi"/>
-              <w:noProof/>
-              <w:sz w:val="22"/>
-              <w:lang w:eastAsia="ru-RU"/>
-            </w:rPr>
-          </w:pPr>
-          <w:hyperlink w:anchor="_Toc232348722" w:history="1">
-            <w:r>
-              <w:rPr>
-                <w:rStyle w:val="aff1"/>
-                <w:noProof/>
-              </w:rPr>
-              <w:t>2.9 Последовательность взаимодействий при авторизации пользователя</w:t>
-            </w:r>
-            <w:r>
-              <w:rPr>
-                <w:noProof/>
-                <w:webHidden/>
-              </w:rPr>
-              <w:tab/>
-            </w:r>
-            <w:r>
-              <w:rPr>
-                <w:noProof/>
-                <w:webHidden/>
-              </w:rPr>
-              <w:fldChar w:fldCharType="begin"/>
-            </w:r>
-            <w:r>
-              <w:rPr>
-                <w:noProof/>
-                <w:webHidden/>
-              </w:rPr>
-              <w:instrText xml:space="preserve"> PAGEREF _Toc232348722 \h </w:instrText>
-            </w:r>
-            <w:r>
-              <w:rPr>
-                <w:noProof/>
-                <w:webHidden/>
-              </w:rPr>
-            </w:r>
-            <w:r>
-              <w:rPr>
-                <w:noProof/>
-                <w:webHidden/>
-              </w:rPr>
-              <w:fldChar w:fldCharType="separate"/>
-            </w:r>
-            <w:r>
-              <w:rPr>
-                <w:noProof/>
-                <w:webHidden/>
-              </w:rPr>
-              <w:t>18</w:t>
+              <w:t>14</w:t>
             </w:r>
             <w:r>
               <w:rPr>
@@ -1938,7 +1767,7 @@
               <w:lang w:eastAsia="ru-RU"/>
             </w:rPr>
           </w:pPr>
-          <w:hyperlink w:anchor="_Toc232348723" w:history="1">
+          <w:hyperlink w:anchor="_Toc232361959" w:history="1">
             <w:r>
               <w:rPr>
                 <w:rStyle w:val="aff1"/>
@@ -1965,7 +1794,7 @@
                 <w:noProof/>
                 <w:webHidden/>
               </w:rPr>
-              <w:instrText xml:space="preserve"> PAGEREF _Toc232348723 \h </w:instrText>
+              <w:instrText xml:space="preserve"> PAGEREF _Toc232361959 \h </w:instrText>
             </w:r>
             <w:r>
               <w:rPr>
@@ -1985,7 +1814,7 @@
                 <w:noProof/>
                 <w:webHidden/>
               </w:rPr>
-              <w:t>18</w:t>
+              <w:t>14</w:t>
             </w:r>
             <w:r>
               <w:rPr>
@@ -2006,7 +1835,7 @@
               <w:lang w:eastAsia="ru-RU"/>
             </w:rPr>
           </w:pPr>
-          <w:hyperlink w:anchor="_Toc232348724" w:history="1">
+          <w:hyperlink w:anchor="_Toc232361960" w:history="1">
             <w:r>
               <w:rPr>
                 <w:rStyle w:val="aff1"/>
@@ -2034,7 +1863,7 @@
                 <w:noProof/>
                 <w:webHidden/>
               </w:rPr>
-              <w:instrText xml:space="preserve"> PAGEREF _Toc232348724 \h </w:instrText>
+              <w:instrText xml:space="preserve"> PAGEREF _Toc232361960 \h </w:instrText>
             </w:r>
             <w:r>
               <w:rPr>
@@ -2054,7 +1883,896 @@
                 <w:noProof/>
                 <w:webHidden/>
               </w:rPr>
+              <w:t>15</w:t>
+            </w:r>
+            <w:r>
+              <w:rPr>
+                <w:noProof/>
+                <w:webHidden/>
+              </w:rPr>
+              <w:fldChar w:fldCharType="end"/>
+            </w:r>
+          </w:hyperlink>
+        </w:p>
+        <w:p>
+          <w:pPr>
+            <w:pStyle w:val="13"/>
+            <w:rPr>
+              <w:rFonts w:asciiTheme="minorHAnsi" w:eastAsiaTheme="minorEastAsia" w:hAnsiTheme="minorHAnsi"/>
+              <w:noProof/>
+              <w:sz w:val="22"/>
+              <w:lang w:eastAsia="ru-RU"/>
+            </w:rPr>
+          </w:pPr>
+          <w:hyperlink w:anchor="_Toc232361961" w:history="1">
+            <w:r>
+              <w:rPr>
+                <w:rStyle w:val="aff1"/>
+                <w:noProof/>
+                <w:lang w:eastAsia="ru-RU"/>
+              </w:rPr>
+              <w:t>ПРИЛОЖЕНИЕ А</w:t>
+            </w:r>
+            <w:r>
+              <w:rPr>
+                <w:noProof/>
+                <w:webHidden/>
+              </w:rPr>
+              <w:tab/>
+            </w:r>
+            <w:r>
+              <w:rPr>
+                <w:noProof/>
+                <w:webHidden/>
+              </w:rPr>
+              <w:fldChar w:fldCharType="begin"/>
+            </w:r>
+            <w:r>
+              <w:rPr>
+                <w:noProof/>
+                <w:webHidden/>
+              </w:rPr>
+              <w:instrText xml:space="preserve"> PAGEREF _Toc232361961 \h </w:instrText>
+            </w:r>
+            <w:r>
+              <w:rPr>
+                <w:noProof/>
+                <w:webHidden/>
+              </w:rPr>
+            </w:r>
+            <w:r>
+              <w:rPr>
+                <w:noProof/>
+                <w:webHidden/>
+              </w:rPr>
+              <w:fldChar w:fldCharType="separate"/>
+            </w:r>
+            <w:r>
+              <w:rPr>
+                <w:noProof/>
+                <w:webHidden/>
+              </w:rPr>
+              <w:t>16</w:t>
+            </w:r>
+            <w:r>
+              <w:rPr>
+                <w:noProof/>
+                <w:webHidden/>
+              </w:rPr>
+              <w:fldChar w:fldCharType="end"/>
+            </w:r>
+          </w:hyperlink>
+        </w:p>
+        <w:p>
+          <w:pPr>
+            <w:pStyle w:val="24"/>
+            <w:tabs>
+              <w:tab w:val="left" w:pos="1701"/>
+              <w:tab w:val="right" w:leader="dot" w:pos="9344"/>
+            </w:tabs>
+            <w:rPr>
+              <w:rFonts w:asciiTheme="minorHAnsi" w:eastAsiaTheme="minorEastAsia" w:hAnsiTheme="minorHAnsi"/>
+              <w:noProof/>
+              <w:sz w:val="22"/>
+              <w:lang w:eastAsia="ru-RU"/>
+            </w:rPr>
+          </w:pPr>
+          <w:hyperlink w:anchor="_Toc232361962" w:history="1">
+            <w:r>
+              <w:rPr>
+                <w:rStyle w:val="aff1"/>
+                <w:bCs/>
+                <w:noProof/>
+              </w:rPr>
+              <w:t>1.</w:t>
+            </w:r>
+            <w:r>
+              <w:rPr>
+                <w:rFonts w:asciiTheme="minorHAnsi" w:eastAsiaTheme="minorEastAsia" w:hAnsiTheme="minorHAnsi"/>
+                <w:noProof/>
+                <w:sz w:val="22"/>
+                <w:lang w:eastAsia="ru-RU"/>
+              </w:rPr>
+              <w:tab/>
+            </w:r>
+            <w:r>
+              <w:rPr>
+                <w:rStyle w:val="aff1"/>
+                <w:bCs/>
+                <w:noProof/>
+              </w:rPr>
+              <w:t>Общие сведения</w:t>
+            </w:r>
+            <w:r>
+              <w:rPr>
+                <w:noProof/>
+                <w:webHidden/>
+              </w:rPr>
+              <w:tab/>
+            </w:r>
+            <w:r>
+              <w:rPr>
+                <w:noProof/>
+                <w:webHidden/>
+              </w:rPr>
+              <w:fldChar w:fldCharType="begin"/>
+            </w:r>
+            <w:r>
+              <w:rPr>
+                <w:noProof/>
+                <w:webHidden/>
+              </w:rPr>
+              <w:instrText xml:space="preserve"> PAGEREF _Toc232361962 \h </w:instrText>
+            </w:r>
+            <w:r>
+              <w:rPr>
+                <w:noProof/>
+                <w:webHidden/>
+              </w:rPr>
+            </w:r>
+            <w:r>
+              <w:rPr>
+                <w:noProof/>
+                <w:webHidden/>
+              </w:rPr>
+              <w:fldChar w:fldCharType="separate"/>
+            </w:r>
+            <w:r>
+              <w:rPr>
+                <w:noProof/>
+                <w:webHidden/>
+              </w:rPr>
+              <w:t>18</w:t>
+            </w:r>
+            <w:r>
+              <w:rPr>
+                <w:noProof/>
+                <w:webHidden/>
+              </w:rPr>
+              <w:fldChar w:fldCharType="end"/>
+            </w:r>
+          </w:hyperlink>
+        </w:p>
+        <w:p>
+          <w:pPr>
+            <w:pStyle w:val="24"/>
+            <w:tabs>
+              <w:tab w:val="left" w:pos="1701"/>
+              <w:tab w:val="right" w:leader="dot" w:pos="9344"/>
+            </w:tabs>
+            <w:rPr>
+              <w:rFonts w:asciiTheme="minorHAnsi" w:eastAsiaTheme="minorEastAsia" w:hAnsiTheme="minorHAnsi"/>
+              <w:noProof/>
+              <w:sz w:val="22"/>
+              <w:lang w:eastAsia="ru-RU"/>
+            </w:rPr>
+          </w:pPr>
+          <w:hyperlink w:anchor="_Toc232361963" w:history="1">
+            <w:r>
+              <w:rPr>
+                <w:rStyle w:val="aff1"/>
+                <w:bCs/>
+                <w:noProof/>
+              </w:rPr>
+              <w:t>2.</w:t>
+            </w:r>
+            <w:r>
+              <w:rPr>
+                <w:rFonts w:asciiTheme="minorHAnsi" w:eastAsiaTheme="minorEastAsia" w:hAnsiTheme="minorHAnsi"/>
+                <w:noProof/>
+                <w:sz w:val="22"/>
+                <w:lang w:eastAsia="ru-RU"/>
+              </w:rPr>
+              <w:tab/>
+            </w:r>
+            <w:r>
+              <w:rPr>
+                <w:rStyle w:val="aff1"/>
+                <w:bCs/>
+                <w:noProof/>
+              </w:rPr>
+              <w:t>Назначение и цели создания системы</w:t>
+            </w:r>
+            <w:r>
+              <w:rPr>
+                <w:noProof/>
+                <w:webHidden/>
+              </w:rPr>
+              <w:tab/>
+            </w:r>
+            <w:r>
+              <w:rPr>
+                <w:noProof/>
+                <w:webHidden/>
+              </w:rPr>
+              <w:fldChar w:fldCharType="begin"/>
+            </w:r>
+            <w:r>
+              <w:rPr>
+                <w:noProof/>
+                <w:webHidden/>
+              </w:rPr>
+              <w:instrText xml:space="preserve"> PAGEREF _Toc232361963 \h </w:instrText>
+            </w:r>
+            <w:r>
+              <w:rPr>
+                <w:noProof/>
+                <w:webHidden/>
+              </w:rPr>
+            </w:r>
+            <w:r>
+              <w:rPr>
+                <w:noProof/>
+                <w:webHidden/>
+              </w:rPr>
+              <w:fldChar w:fldCharType="separate"/>
+            </w:r>
+            <w:r>
+              <w:rPr>
+                <w:noProof/>
+                <w:webHidden/>
+              </w:rPr>
+              <w:t>18</w:t>
+            </w:r>
+            <w:r>
+              <w:rPr>
+                <w:noProof/>
+                <w:webHidden/>
+              </w:rPr>
+              <w:fldChar w:fldCharType="end"/>
+            </w:r>
+          </w:hyperlink>
+        </w:p>
+        <w:p>
+          <w:pPr>
+            <w:pStyle w:val="24"/>
+            <w:tabs>
+              <w:tab w:val="left" w:pos="1701"/>
+              <w:tab w:val="right" w:leader="dot" w:pos="9344"/>
+            </w:tabs>
+            <w:rPr>
+              <w:rFonts w:asciiTheme="minorHAnsi" w:eastAsiaTheme="minorEastAsia" w:hAnsiTheme="minorHAnsi"/>
+              <w:noProof/>
+              <w:sz w:val="22"/>
+              <w:lang w:eastAsia="ru-RU"/>
+            </w:rPr>
+          </w:pPr>
+          <w:hyperlink w:anchor="_Toc232361964" w:history="1">
+            <w:r>
+              <w:rPr>
+                <w:rStyle w:val="aff1"/>
+                <w:bCs/>
+                <w:noProof/>
+              </w:rPr>
+              <w:t>3.</w:t>
+            </w:r>
+            <w:r>
+              <w:rPr>
+                <w:rFonts w:asciiTheme="minorHAnsi" w:eastAsiaTheme="minorEastAsia" w:hAnsiTheme="minorHAnsi"/>
+                <w:noProof/>
+                <w:sz w:val="22"/>
+                <w:lang w:eastAsia="ru-RU"/>
+              </w:rPr>
+              <w:tab/>
+            </w:r>
+            <w:r>
+              <w:rPr>
+                <w:rStyle w:val="aff1"/>
+                <w:bCs/>
+                <w:noProof/>
+              </w:rPr>
+              <w:t>Характеристика объектов автоматизации</w:t>
+            </w:r>
+            <w:r>
+              <w:rPr>
+                <w:noProof/>
+                <w:webHidden/>
+              </w:rPr>
+              <w:tab/>
+            </w:r>
+            <w:r>
+              <w:rPr>
+                <w:noProof/>
+                <w:webHidden/>
+              </w:rPr>
+              <w:fldChar w:fldCharType="begin"/>
+            </w:r>
+            <w:r>
+              <w:rPr>
+                <w:noProof/>
+                <w:webHidden/>
+              </w:rPr>
+              <w:instrText xml:space="preserve"> PAGEREF _Toc232361964 \h </w:instrText>
+            </w:r>
+            <w:r>
+              <w:rPr>
+                <w:noProof/>
+                <w:webHidden/>
+              </w:rPr>
+            </w:r>
+            <w:r>
+              <w:rPr>
+                <w:noProof/>
+                <w:webHidden/>
+              </w:rPr>
+              <w:fldChar w:fldCharType="separate"/>
+            </w:r>
+            <w:r>
+              <w:rPr>
+                <w:noProof/>
+                <w:webHidden/>
+              </w:rPr>
               <w:t>19</w:t>
+            </w:r>
+            <w:r>
+              <w:rPr>
+                <w:noProof/>
+                <w:webHidden/>
+              </w:rPr>
+              <w:fldChar w:fldCharType="end"/>
+            </w:r>
+          </w:hyperlink>
+        </w:p>
+        <w:p>
+          <w:pPr>
+            <w:pStyle w:val="24"/>
+            <w:tabs>
+              <w:tab w:val="left" w:pos="1701"/>
+              <w:tab w:val="right" w:leader="dot" w:pos="9344"/>
+            </w:tabs>
+            <w:rPr>
+              <w:rFonts w:asciiTheme="minorHAnsi" w:eastAsiaTheme="minorEastAsia" w:hAnsiTheme="minorHAnsi"/>
+              <w:noProof/>
+              <w:sz w:val="22"/>
+              <w:lang w:eastAsia="ru-RU"/>
+            </w:rPr>
+          </w:pPr>
+          <w:hyperlink w:anchor="_Toc232361965" w:history="1">
+            <w:r>
+              <w:rPr>
+                <w:rStyle w:val="aff1"/>
+                <w:bCs/>
+                <w:noProof/>
+              </w:rPr>
+              <w:t>4.</w:t>
+            </w:r>
+            <w:r>
+              <w:rPr>
+                <w:rFonts w:asciiTheme="minorHAnsi" w:eastAsiaTheme="minorEastAsia" w:hAnsiTheme="minorHAnsi"/>
+                <w:noProof/>
+                <w:sz w:val="22"/>
+                <w:lang w:eastAsia="ru-RU"/>
+              </w:rPr>
+              <w:tab/>
+            </w:r>
+            <w:r>
+              <w:rPr>
+                <w:rStyle w:val="aff1"/>
+                <w:bCs/>
+                <w:noProof/>
+              </w:rPr>
+              <w:t>Требования к системе</w:t>
+            </w:r>
+            <w:r>
+              <w:rPr>
+                <w:noProof/>
+                <w:webHidden/>
+              </w:rPr>
+              <w:tab/>
+            </w:r>
+            <w:r>
+              <w:rPr>
+                <w:noProof/>
+                <w:webHidden/>
+              </w:rPr>
+              <w:fldChar w:fldCharType="begin"/>
+            </w:r>
+            <w:r>
+              <w:rPr>
+                <w:noProof/>
+                <w:webHidden/>
+              </w:rPr>
+              <w:instrText xml:space="preserve"> PAGEREF _Toc232361965 \h </w:instrText>
+            </w:r>
+            <w:r>
+              <w:rPr>
+                <w:noProof/>
+                <w:webHidden/>
+              </w:rPr>
+            </w:r>
+            <w:r>
+              <w:rPr>
+                <w:noProof/>
+                <w:webHidden/>
+              </w:rPr>
+              <w:fldChar w:fldCharType="separate"/>
+            </w:r>
+            <w:r>
+              <w:rPr>
+                <w:noProof/>
+                <w:webHidden/>
+              </w:rPr>
+              <w:t>19</w:t>
+            </w:r>
+            <w:r>
+              <w:rPr>
+                <w:noProof/>
+                <w:webHidden/>
+              </w:rPr>
+              <w:fldChar w:fldCharType="end"/>
+            </w:r>
+          </w:hyperlink>
+        </w:p>
+        <w:p>
+          <w:pPr>
+            <w:pStyle w:val="24"/>
+            <w:tabs>
+              <w:tab w:val="left" w:pos="1701"/>
+              <w:tab w:val="right" w:leader="dot" w:pos="9344"/>
+            </w:tabs>
+            <w:rPr>
+              <w:rFonts w:asciiTheme="minorHAnsi" w:eastAsiaTheme="minorEastAsia" w:hAnsiTheme="minorHAnsi"/>
+              <w:noProof/>
+              <w:sz w:val="22"/>
+              <w:lang w:eastAsia="ru-RU"/>
+            </w:rPr>
+          </w:pPr>
+          <w:hyperlink w:anchor="_Toc232361966" w:history="1">
+            <w:r>
+              <w:rPr>
+                <w:rStyle w:val="aff1"/>
+                <w:bCs/>
+                <w:noProof/>
+              </w:rPr>
+              <w:t>5.</w:t>
+            </w:r>
+            <w:r>
+              <w:rPr>
+                <w:rFonts w:asciiTheme="minorHAnsi" w:eastAsiaTheme="minorEastAsia" w:hAnsiTheme="minorHAnsi"/>
+                <w:noProof/>
+                <w:sz w:val="22"/>
+                <w:lang w:eastAsia="ru-RU"/>
+              </w:rPr>
+              <w:tab/>
+            </w:r>
+            <w:r>
+              <w:rPr>
+                <w:rStyle w:val="aff1"/>
+                <w:bCs/>
+                <w:noProof/>
+              </w:rPr>
+              <w:t>Состав и содержание работ по созданию системы</w:t>
+            </w:r>
+            <w:r>
+              <w:rPr>
+                <w:noProof/>
+                <w:webHidden/>
+              </w:rPr>
+              <w:tab/>
+            </w:r>
+            <w:r>
+              <w:rPr>
+                <w:noProof/>
+                <w:webHidden/>
+              </w:rPr>
+              <w:fldChar w:fldCharType="begin"/>
+            </w:r>
+            <w:r>
+              <w:rPr>
+                <w:noProof/>
+                <w:webHidden/>
+              </w:rPr>
+              <w:instrText xml:space="preserve"> PAGEREF _Toc232361966 \h </w:instrText>
+            </w:r>
+            <w:r>
+              <w:rPr>
+                <w:noProof/>
+                <w:webHidden/>
+              </w:rPr>
+            </w:r>
+            <w:r>
+              <w:rPr>
+                <w:noProof/>
+                <w:webHidden/>
+              </w:rPr>
+              <w:fldChar w:fldCharType="separate"/>
+            </w:r>
+            <w:r>
+              <w:rPr>
+                <w:noProof/>
+                <w:webHidden/>
+              </w:rPr>
+              <w:t>22</w:t>
+            </w:r>
+            <w:r>
+              <w:rPr>
+                <w:noProof/>
+                <w:webHidden/>
+              </w:rPr>
+              <w:fldChar w:fldCharType="end"/>
+            </w:r>
+          </w:hyperlink>
+        </w:p>
+        <w:p>
+          <w:pPr>
+            <w:pStyle w:val="24"/>
+            <w:tabs>
+              <w:tab w:val="left" w:pos="1701"/>
+              <w:tab w:val="right" w:leader="dot" w:pos="9344"/>
+            </w:tabs>
+            <w:rPr>
+              <w:rFonts w:asciiTheme="minorHAnsi" w:eastAsiaTheme="minorEastAsia" w:hAnsiTheme="minorHAnsi"/>
+              <w:noProof/>
+              <w:sz w:val="22"/>
+              <w:lang w:eastAsia="ru-RU"/>
+            </w:rPr>
+          </w:pPr>
+          <w:hyperlink w:anchor="_Toc232361967" w:history="1">
+            <w:r>
+              <w:rPr>
+                <w:rStyle w:val="aff1"/>
+                <w:bCs/>
+                <w:noProof/>
+              </w:rPr>
+              <w:t>6.</w:t>
+            </w:r>
+            <w:r>
+              <w:rPr>
+                <w:rFonts w:asciiTheme="minorHAnsi" w:eastAsiaTheme="minorEastAsia" w:hAnsiTheme="minorHAnsi"/>
+                <w:noProof/>
+                <w:sz w:val="22"/>
+                <w:lang w:eastAsia="ru-RU"/>
+              </w:rPr>
+              <w:tab/>
+            </w:r>
+            <w:r>
+              <w:rPr>
+                <w:rStyle w:val="aff1"/>
+                <w:bCs/>
+                <w:noProof/>
+              </w:rPr>
+              <w:t>Порядок приёмки системы</w:t>
+            </w:r>
+            <w:r>
+              <w:rPr>
+                <w:noProof/>
+                <w:webHidden/>
+              </w:rPr>
+              <w:tab/>
+            </w:r>
+            <w:r>
+              <w:rPr>
+                <w:noProof/>
+                <w:webHidden/>
+              </w:rPr>
+              <w:fldChar w:fldCharType="begin"/>
+            </w:r>
+            <w:r>
+              <w:rPr>
+                <w:noProof/>
+                <w:webHidden/>
+              </w:rPr>
+              <w:instrText xml:space="preserve"> PAGEREF _Toc232361967 \h </w:instrText>
+            </w:r>
+            <w:r>
+              <w:rPr>
+                <w:noProof/>
+                <w:webHidden/>
+              </w:rPr>
+            </w:r>
+            <w:r>
+              <w:rPr>
+                <w:noProof/>
+                <w:webHidden/>
+              </w:rPr>
+              <w:fldChar w:fldCharType="separate"/>
+            </w:r>
+            <w:r>
+              <w:rPr>
+                <w:noProof/>
+                <w:webHidden/>
+              </w:rPr>
+              <w:t>24</w:t>
+            </w:r>
+            <w:r>
+              <w:rPr>
+                <w:noProof/>
+                <w:webHidden/>
+              </w:rPr>
+              <w:fldChar w:fldCharType="end"/>
+            </w:r>
+          </w:hyperlink>
+        </w:p>
+        <w:p>
+          <w:pPr>
+            <w:pStyle w:val="24"/>
+            <w:tabs>
+              <w:tab w:val="left" w:pos="1701"/>
+              <w:tab w:val="right" w:leader="dot" w:pos="9344"/>
+            </w:tabs>
+            <w:rPr>
+              <w:rFonts w:asciiTheme="minorHAnsi" w:eastAsiaTheme="minorEastAsia" w:hAnsiTheme="minorHAnsi"/>
+              <w:noProof/>
+              <w:sz w:val="22"/>
+              <w:lang w:eastAsia="ru-RU"/>
+            </w:rPr>
+          </w:pPr>
+          <w:hyperlink w:anchor="_Toc232361968" w:history="1">
+            <w:r>
+              <w:rPr>
+                <w:rStyle w:val="aff1"/>
+                <w:rFonts w:cs="Times New Roman"/>
+                <w:bCs/>
+                <w:noProof/>
+              </w:rPr>
+              <w:t>7.</w:t>
+            </w:r>
+            <w:r>
+              <w:rPr>
+                <w:rFonts w:asciiTheme="minorHAnsi" w:eastAsiaTheme="minorEastAsia" w:hAnsiTheme="minorHAnsi"/>
+                <w:noProof/>
+                <w:sz w:val="22"/>
+                <w:lang w:eastAsia="ru-RU"/>
+              </w:rPr>
+              <w:tab/>
+            </w:r>
+            <w:r>
+              <w:rPr>
+                <w:rStyle w:val="aff1"/>
+                <w:bCs/>
+                <w:noProof/>
+              </w:rPr>
+              <w:t>Требования к составу и содержанию работ по подготовке объекта</w:t>
+            </w:r>
+            <w:r>
+              <w:rPr>
+                <w:rStyle w:val="aff1"/>
+                <w:rFonts w:cs="Times New Roman"/>
+                <w:bCs/>
+                <w:noProof/>
+              </w:rPr>
+              <w:t xml:space="preserve"> автоматизации к вводу системы в действие</w:t>
+            </w:r>
+            <w:r>
+              <w:rPr>
+                <w:noProof/>
+                <w:webHidden/>
+              </w:rPr>
+              <w:tab/>
+            </w:r>
+            <w:r>
+              <w:rPr>
+                <w:noProof/>
+                <w:webHidden/>
+              </w:rPr>
+              <w:fldChar w:fldCharType="begin"/>
+            </w:r>
+            <w:r>
+              <w:rPr>
+                <w:noProof/>
+                <w:webHidden/>
+              </w:rPr>
+              <w:instrText xml:space="preserve"> PAGEREF _Toc232361968 \h </w:instrText>
+            </w:r>
+            <w:r>
+              <w:rPr>
+                <w:noProof/>
+                <w:webHidden/>
+              </w:rPr>
+            </w:r>
+            <w:r>
+              <w:rPr>
+                <w:noProof/>
+                <w:webHidden/>
+              </w:rPr>
+              <w:fldChar w:fldCharType="separate"/>
+            </w:r>
+            <w:r>
+              <w:rPr>
+                <w:noProof/>
+                <w:webHidden/>
+              </w:rPr>
+              <w:t>25</w:t>
+            </w:r>
+            <w:r>
+              <w:rPr>
+                <w:noProof/>
+                <w:webHidden/>
+              </w:rPr>
+              <w:fldChar w:fldCharType="end"/>
+            </w:r>
+          </w:hyperlink>
+        </w:p>
+        <w:p>
+          <w:pPr>
+            <w:pStyle w:val="24"/>
+            <w:tabs>
+              <w:tab w:val="left" w:pos="1701"/>
+              <w:tab w:val="right" w:leader="dot" w:pos="9344"/>
+            </w:tabs>
+            <w:rPr>
+              <w:rFonts w:asciiTheme="minorHAnsi" w:eastAsiaTheme="minorEastAsia" w:hAnsiTheme="minorHAnsi"/>
+              <w:noProof/>
+              <w:sz w:val="22"/>
+              <w:lang w:eastAsia="ru-RU"/>
+            </w:rPr>
+          </w:pPr>
+          <w:hyperlink w:anchor="_Toc232361969" w:history="1">
+            <w:r>
+              <w:rPr>
+                <w:rStyle w:val="aff1"/>
+                <w:bCs/>
+                <w:noProof/>
+              </w:rPr>
+              <w:t>8.</w:t>
+            </w:r>
+            <w:r>
+              <w:rPr>
+                <w:rFonts w:asciiTheme="minorHAnsi" w:eastAsiaTheme="minorEastAsia" w:hAnsiTheme="minorHAnsi"/>
+                <w:noProof/>
+                <w:sz w:val="22"/>
+                <w:lang w:eastAsia="ru-RU"/>
+              </w:rPr>
+              <w:tab/>
+            </w:r>
+            <w:r>
+              <w:rPr>
+                <w:rStyle w:val="aff1"/>
+                <w:bCs/>
+                <w:noProof/>
+              </w:rPr>
+              <w:t>Требования к документированию</w:t>
+            </w:r>
+            <w:r>
+              <w:rPr>
+                <w:noProof/>
+                <w:webHidden/>
+              </w:rPr>
+              <w:tab/>
+            </w:r>
+            <w:r>
+              <w:rPr>
+                <w:noProof/>
+                <w:webHidden/>
+              </w:rPr>
+              <w:fldChar w:fldCharType="begin"/>
+            </w:r>
+            <w:r>
+              <w:rPr>
+                <w:noProof/>
+                <w:webHidden/>
+              </w:rPr>
+              <w:instrText xml:space="preserve"> PAGEREF _Toc232361969 \h </w:instrText>
+            </w:r>
+            <w:r>
+              <w:rPr>
+                <w:noProof/>
+                <w:webHidden/>
+              </w:rPr>
+            </w:r>
+            <w:r>
+              <w:rPr>
+                <w:noProof/>
+                <w:webHidden/>
+              </w:rPr>
+              <w:fldChar w:fldCharType="separate"/>
+            </w:r>
+            <w:r>
+              <w:rPr>
+                <w:noProof/>
+                <w:webHidden/>
+              </w:rPr>
+              <w:t>25</w:t>
+            </w:r>
+            <w:r>
+              <w:rPr>
+                <w:noProof/>
+                <w:webHidden/>
+              </w:rPr>
+              <w:fldChar w:fldCharType="end"/>
+            </w:r>
+          </w:hyperlink>
+        </w:p>
+        <w:p>
+          <w:pPr>
+            <w:pStyle w:val="24"/>
+            <w:tabs>
+              <w:tab w:val="left" w:pos="1701"/>
+              <w:tab w:val="right" w:leader="dot" w:pos="9344"/>
+            </w:tabs>
+            <w:rPr>
+              <w:rFonts w:asciiTheme="minorHAnsi" w:eastAsiaTheme="minorEastAsia" w:hAnsiTheme="minorHAnsi"/>
+              <w:noProof/>
+              <w:sz w:val="22"/>
+              <w:lang w:eastAsia="ru-RU"/>
+            </w:rPr>
+          </w:pPr>
+          <w:hyperlink w:anchor="_Toc232361970" w:history="1">
+            <w:r>
+              <w:rPr>
+                <w:rStyle w:val="aff1"/>
+                <w:bCs/>
+                <w:noProof/>
+              </w:rPr>
+              <w:t>9.</w:t>
+            </w:r>
+            <w:r>
+              <w:rPr>
+                <w:rFonts w:asciiTheme="minorHAnsi" w:eastAsiaTheme="minorEastAsia" w:hAnsiTheme="minorHAnsi"/>
+                <w:noProof/>
+                <w:sz w:val="22"/>
+                <w:lang w:eastAsia="ru-RU"/>
+              </w:rPr>
+              <w:tab/>
+            </w:r>
+            <w:r>
+              <w:rPr>
+                <w:rStyle w:val="aff1"/>
+                <w:bCs/>
+                <w:noProof/>
+              </w:rPr>
+              <w:t>Источники разработки</w:t>
+            </w:r>
+            <w:r>
+              <w:rPr>
+                <w:noProof/>
+                <w:webHidden/>
+              </w:rPr>
+              <w:tab/>
+            </w:r>
+            <w:r>
+              <w:rPr>
+                <w:noProof/>
+                <w:webHidden/>
+              </w:rPr>
+              <w:fldChar w:fldCharType="begin"/>
+            </w:r>
+            <w:r>
+              <w:rPr>
+                <w:noProof/>
+                <w:webHidden/>
+              </w:rPr>
+              <w:instrText xml:space="preserve"> PAGEREF _Toc232361970 \h </w:instrText>
+            </w:r>
+            <w:r>
+              <w:rPr>
+                <w:noProof/>
+                <w:webHidden/>
+              </w:rPr>
+            </w:r>
+            <w:r>
+              <w:rPr>
+                <w:noProof/>
+                <w:webHidden/>
+              </w:rPr>
+              <w:fldChar w:fldCharType="separate"/>
+            </w:r>
+            <w:r>
+              <w:rPr>
+                <w:noProof/>
+                <w:webHidden/>
+              </w:rPr>
+              <w:t>27</w:t>
             </w:r>
             <w:r>
               <w:rPr>
@@ -2081,6 +2799,7 @@
               <w:b/>
               <w:bCs/>
             </w:rPr>
+            <w:lastRenderedPageBreak/>
             <w:fldChar w:fldCharType="end"/>
           </w:r>
         </w:p>
@@ -2116,8 +2835,8 @@
       <w:bookmarkStart w:id="2" w:name="_Toc229937647"/>
       <w:bookmarkStart w:id="3" w:name="_Toc229991862"/>
       <w:bookmarkStart w:id="4" w:name="_Toc230987816"/>
-      <w:bookmarkStart w:id="5" w:name="_Toc232348711"/>
-      <w:bookmarkStart w:id="6" w:name="_Toc232349058"/>
+      <w:bookmarkStart w:id="5" w:name="_Toc232349058"/>
+      <w:bookmarkStart w:id="6" w:name="_Toc232361949"/>
       <w:r>
         <w:rPr>
           <w:lang w:eastAsia="ru-RU"/>
@@ -2163,19 +2882,7 @@
         <w:t xml:space="preserve">" проходила в </w:t>
       </w:r>
       <w:r>
-        <w:t xml:space="preserve">ГБУ </w:t>
-      </w:r>
-      <w:r>
-        <w:t>"</w:t>
-      </w:r>
-      <w:r>
-        <w:t>Центр координации проектов цифровой экономики</w:t>
-      </w:r>
-      <w:r>
-        <w:t>"</w:t>
-      </w:r>
-      <w:r>
-        <w:t xml:space="preserve"> </w:t>
+        <w:t xml:space="preserve">ГБУ "Центр координации проектов цифровой экономики" </w:t>
       </w:r>
       <w:r>
         <w:t>очно.</w:t>
@@ -2500,8 +3207,8 @@
       <w:bookmarkStart w:id="7" w:name="_Toc229937648"/>
       <w:bookmarkStart w:id="8" w:name="_Toc229991863"/>
       <w:bookmarkStart w:id="9" w:name="_Toc230987817"/>
-      <w:bookmarkStart w:id="10" w:name="_Toc232348712"/>
-      <w:bookmarkStart w:id="11" w:name="_Toc232349059"/>
+      <w:bookmarkStart w:id="10" w:name="_Toc232349059"/>
+      <w:bookmarkStart w:id="11" w:name="_Toc232361950"/>
       <w:r>
         <w:lastRenderedPageBreak/>
         <w:t xml:space="preserve">1. </w:t>
@@ -2614,10 +3321,7 @@
         <w:t xml:space="preserve">). </w:t>
       </w:r>
       <w:r>
-        <w:t>«Учёт деятельности сотрудников» (УДС) представляет собой информационно-управленческую систему для автоматизации контроля и координации рабочих задач внутри отдела предприятия. Концепция включает три ключевых модуля: управление задачами (создание, редактирование, делегирование, назначение исполнителей, отслеживание статусов, прикрепление файлов и комментариев), модуль статистики и отчётности (просмотр статистики по сотрудникам с фильтрацией по статусам и датам, выгрузка в PDF и Excel, визуализация в виде диаграмм) и модуль администрирования и безопасности (ролевая модель «начальник/сотрудник», шифрование учётных данных, управление пользователями). Система ориентирована на руководителей отделов и их подчинённых и призвана снизить временные затраты на постановку и контроль задач, предотвратить потерю информации о поручениях и повысить прозрачность выполнения рабочих заданий.</w:t>
-      </w:r>
-      <w:r>
-        <w:t xml:space="preserve"> </w:t>
+        <w:t xml:space="preserve">«Учёт деятельности сотрудников» (УДС) представляет собой информационно-управленческую систему для автоматизации контроля и координации рабочих задач внутри отдела предприятия. Концепция включает три ключевых модуля: управление задачами (создание, редактирование, делегирование, назначение исполнителей, отслеживание статусов, прикрепление файлов и комментариев), модуль статистики и отчётности (просмотр статистики по сотрудникам с фильтрацией по статусам и датам, выгрузка в PDF и Excel, визуализация в виде диаграмм) и модуль администрирования и безопасности (ролевая модель «начальник/сотрудник», шифрование учётных данных, управление пользователями). Система ориентирована на руководителей отделов и их подчинённых и призвана снизить временные затраты на постановку и контроль задач, предотвратить потерю информации о поручениях и повысить прозрачность выполнения рабочих заданий. </w:t>
       </w:r>
     </w:p>
     <w:p>
@@ -2797,6 +3501,9 @@
         <w:jc w:val="center"/>
       </w:pPr>
       <w:r>
+        <w:rPr>
+          <w:noProof/>
+        </w:rPr>
         <w:drawing>
           <wp:inline distT="0" distB="0" distL="0" distR="0" wp14:anchorId="26DE0995" wp14:editId="4EF57C31">
             <wp:extent cx="4683454" cy="2887980"/>
@@ -2841,14 +3548,27 @@
       <w:r>
         <w:t xml:space="preserve">Рисунок </w:t>
       </w:r>
-      <w:fldSimple w:instr=" SEQ Рисунок \* ARABIC ">
-        <w:r>
-          <w:rPr>
-            <w:noProof/>
-          </w:rPr>
-          <w:t>1</w:t>
-        </w:r>
-      </w:fldSimple>
+      <w:r>
+        <w:fldChar w:fldCharType="begin"/>
+      </w:r>
+      <w:r>
+        <w:instrText xml:space="preserve"> SEQ Рисунок \* ARABIC </w:instrText>
+      </w:r>
+      <w:r>
+        <w:fldChar w:fldCharType="separate"/>
+      </w:r>
+      <w:r>
+        <w:rPr>
+          <w:noProof/>
+        </w:rPr>
+        <w:t>1</w:t>
+      </w:r>
+      <w:r>
+        <w:rPr>
+          <w:noProof/>
+        </w:rPr>
+        <w:fldChar w:fldCharType="end"/>
+      </w:r>
       <w:r>
         <w:t xml:space="preserve">. Репризиторий </w:t>
       </w:r>
@@ -2866,8 +3586,8 @@
       <w:bookmarkStart w:id="12" w:name="_Toc229937649"/>
       <w:bookmarkStart w:id="13" w:name="_Toc229991864"/>
       <w:bookmarkStart w:id="14" w:name="_Toc230987818"/>
-      <w:bookmarkStart w:id="15" w:name="_Toc232348713"/>
-      <w:bookmarkStart w:id="16" w:name="_Toc232349060"/>
+      <w:bookmarkStart w:id="15" w:name="_Toc232349060"/>
+      <w:bookmarkStart w:id="16" w:name="_Toc232361951"/>
       <w:r>
         <w:rPr>
           <w:lang w:eastAsia="ru-RU"/>
@@ -2910,8 +3630,8 @@
       </w:pPr>
       <w:bookmarkStart w:id="17" w:name="_Toc229991866"/>
       <w:bookmarkStart w:id="18" w:name="_Toc230987820"/>
-      <w:bookmarkStart w:id="19" w:name="_Toc232348715"/>
-      <w:bookmarkStart w:id="20" w:name="_Toc232349062"/>
+      <w:bookmarkStart w:id="19" w:name="_Toc232349062"/>
+      <w:bookmarkStart w:id="20" w:name="_Toc232361952"/>
       <w:r>
         <w:t>2.</w:t>
       </w:r>
@@ -3015,13 +3735,7 @@
     </w:p>
     <w:p>
       <w:r>
-        <w:t xml:space="preserve">Редактирование задачи: для </w:t>
-      </w:r>
-      <w:r>
-        <w:t>того,</w:t>
-      </w:r>
-      <w:r>
-        <w:t xml:space="preserve"> чтобы сотрудник мог изменить статус задачи, добавить файлы, делегировать задачу или оставить комментарий, он должен сначала открыть задачу на редактирование. Таким образом, изменение статуса, добавление файлов, делегирование задачи и добавление комментария связаны с редактированием задачи через отношение расширения </w:t>
+        <w:t xml:space="preserve">Редактирование задачи: для того, чтобы сотрудник мог изменить статус задачи, добавить файлы, делегировать задачу или оставить комментарий, он должен сначала открыть задачу на редактирование. Таким образом, изменение статуса, добавление файлов, делегирование задачи и добавление комментария связаны с редактированием задачи через отношение расширения </w:t>
       </w:r>
       <w:r>
         <w:t>(&lt;&lt;extend&gt;&gt;),</w:t>
@@ -3033,24 +3747,12 @@
     <w:p>
       <w:r>
         <w:lastRenderedPageBreak/>
-        <w:t xml:space="preserve">Управление задачами (начальник): для </w:t>
-      </w:r>
-      <w:r>
-        <w:t>того,</w:t>
-      </w:r>
-      <w:r>
-        <w:t xml:space="preserve"> чтобы начальник мог управлять задачами, он должен иметь возможность создавать задачи и назначать исполнителей. Создание задачи и назначение исполнителя включаются в управление задачами через отношение включения (&lt;&lt;include&gt;&gt;), так как управление задачами невозможно без этих действий.</w:t>
-      </w:r>
-    </w:p>
-    <w:p>
-      <w:r>
-        <w:t xml:space="preserve">Просмотр статистики и выгрузка статистики: для того чтобы начальник мог просматривать или выгружать статистику, он должен предварительно применить фильтр по статусам и датам. Фильтр включается в просмотр статистики и в выгрузку статистики через отношение включения (&lt;&lt;include&gt;&gt;). Сама выгрузка статистики может быть выполнена в двух форматах </w:t>
-      </w:r>
-      <w:r>
-        <w:t xml:space="preserve">- </w:t>
-      </w:r>
-      <w:r>
-        <w:t>PDF или Excel, поэтому выгрузка в PDF и выгрузка в Excel являются расширениями (&lt;&lt;extend&gt;&gt;) по отношению к выгрузке статистики.</w:t>
+        <w:t>Управление задачами (начальник): для того, чтобы начальник мог управлять задачами, он должен иметь возможность создавать задачи и назначать исполнителей. Создание задачи и назначение исполнителя включаются в управление задачами через отношение включения (&lt;&lt;include&gt;&gt;), так как управление задачами невозможно без этих действий.</w:t>
+      </w:r>
+    </w:p>
+    <w:p>
+      <w:r>
+        <w:t>Просмотр статистики и выгрузка статистики: для того чтобы начальник мог просматривать или выгружать статистику, он должен предварительно применить фильтр по статусам и датам. Фильтр включается в просмотр статистики и в выгрузку статистики через отношение включения (&lt;&lt;include&gt;&gt;). Сама выгрузка статистики может быть выполнена в двух форматах - PDF или Excel, поэтому выгрузка в PDF и выгрузка в Excel являются расширениями (&lt;&lt;extend&gt;&gt;) по отношению к выгрузке статистики.</w:t>
       </w:r>
     </w:p>
     <w:p>
@@ -3065,6 +3767,9 @@
         <w:jc w:val="center"/>
       </w:pPr>
       <w:r>
+        <w:rPr>
+          <w:noProof/>
+        </w:rPr>
         <w:drawing>
           <wp:inline distT="0" distB="0" distL="0" distR="0" wp14:anchorId="39C8C822" wp14:editId="12BFA141">
             <wp:extent cx="3931075" cy="3989070"/>
@@ -3109,14 +3814,27 @@
       <w:r>
         <w:t xml:space="preserve">Рисунок </w:t>
       </w:r>
-      <w:fldSimple w:instr=" SEQ Рисунок \* ARABIC ">
-        <w:r>
-          <w:rPr>
-            <w:noProof/>
-          </w:rPr>
-          <w:t>2</w:t>
-        </w:r>
-      </w:fldSimple>
+      <w:r>
+        <w:fldChar w:fldCharType="begin"/>
+      </w:r>
+      <w:r>
+        <w:instrText xml:space="preserve"> SEQ Рисунок \* ARABIC </w:instrText>
+      </w:r>
+      <w:r>
+        <w:fldChar w:fldCharType="separate"/>
+      </w:r>
+      <w:r>
+        <w:rPr>
+          <w:noProof/>
+        </w:rPr>
+        <w:t>2</w:t>
+      </w:r>
+      <w:r>
+        <w:rPr>
+          <w:noProof/>
+        </w:rPr>
+        <w:fldChar w:fldCharType="end"/>
+      </w:r>
       <w:r>
         <w:t xml:space="preserve">. Диаграмма использования для системы </w:t>
       </w:r>
@@ -3130,8 +3848,8 @@
       </w:pPr>
       <w:bookmarkStart w:id="21" w:name="_Toc229991867"/>
       <w:bookmarkStart w:id="22" w:name="_Toc230987821"/>
-      <w:bookmarkStart w:id="23" w:name="_Toc232348716"/>
-      <w:bookmarkStart w:id="24" w:name="_Toc232349063"/>
+      <w:bookmarkStart w:id="23" w:name="_Toc232349063"/>
+      <w:bookmarkStart w:id="24" w:name="_Toc232361953"/>
       <w:r>
         <w:lastRenderedPageBreak/>
         <w:t>2.</w:t>
@@ -3173,13 +3891,7 @@
     </w:p>
     <w:p>
       <w:r>
-        <w:t xml:space="preserve">Сотрудник. Атрибуты: имя, фамилия, отчество, дата рождения, начальник, активность. Операции: создать задачу(). Связан с классом Пользователь обобщением (наследованием), т.к сотрудник является частным случаем пользователя. Также связан с самим собой (самоассоциация) через поле «начальник» </w:t>
-      </w:r>
-      <w:r>
-        <w:t>-</w:t>
-      </w:r>
-      <w:r>
-        <w:t xml:space="preserve"> один сотрудник может быть начальником для нескольких подчинённых. Связан композицией с классом Задача, т.к сотрудник создаёт задачи, и задача не может существовать без сотрудника-создателя. Также связан композицией с классом Исполнитель, т.к сотрудник может быть исполнителем задач, и связь исполнителя не имеет смысла без сотрудника.</w:t>
+        <w:t>Сотрудник. Атрибуты: имя, фамилия, отчество, дата рождения, начальник, активность. Операции: создать задачу(). Связан с классом Пользователь обобщением (наследованием), т.к сотрудник является частным случаем пользователя. Также связан с самим собой (самоассоциация) через поле «начальник» - один сотрудник может быть начальником для нескольких подчинённых. Связан композицией с классом Задача, т.к сотрудник создаёт задачи, и задача не может существовать без сотрудника-создателя. Также связан композицией с классом Исполнитель, т.к сотрудник может быть исполнителем задач, и связь исполнителя не имеет смысла без сотрудника.</w:t>
       </w:r>
     </w:p>
     <w:p>
@@ -3215,6 +3927,9 @@
         <w:jc w:val="center"/>
       </w:pPr>
       <w:r>
+        <w:rPr>
+          <w:noProof/>
+        </w:rPr>
         <w:drawing>
           <wp:inline distT="0" distB="0" distL="0" distR="0" wp14:anchorId="635BA9F8" wp14:editId="35808673">
             <wp:extent cx="4787900" cy="4188005"/>
@@ -3259,14 +3974,27 @@
       <w:r>
         <w:t xml:space="preserve">Рисунок </w:t>
       </w:r>
-      <w:fldSimple w:instr=" SEQ Рисунок \* ARABIC ">
-        <w:r>
-          <w:rPr>
-            <w:noProof/>
-          </w:rPr>
-          <w:t>3</w:t>
-        </w:r>
-      </w:fldSimple>
+      <w:r>
+        <w:fldChar w:fldCharType="begin"/>
+      </w:r>
+      <w:r>
+        <w:instrText xml:space="preserve"> SEQ Рисунок \* ARABIC </w:instrText>
+      </w:r>
+      <w:r>
+        <w:fldChar w:fldCharType="separate"/>
+      </w:r>
+      <w:r>
+        <w:rPr>
+          <w:noProof/>
+        </w:rPr>
+        <w:t>3</w:t>
+      </w:r>
+      <w:r>
+        <w:rPr>
+          <w:noProof/>
+        </w:rPr>
+        <w:fldChar w:fldCharType="end"/>
+      </w:r>
       <w:r>
         <w:t xml:space="preserve">. Диаграмма классов для системы </w:t>
       </w:r>
@@ -3278,6 +4006,7 @@
       <w:pPr>
         <w:pStyle w:val="2"/>
       </w:pPr>
+      <w:bookmarkStart w:id="25" w:name="_Toc232361954"/>
       <w:r>
         <w:lastRenderedPageBreak/>
         <w:t>2.</w:t>
@@ -3297,6 +4026,7 @@
       <w:r>
         <w:t xml:space="preserve"> пользователя</w:t>
       </w:r>
+      <w:bookmarkEnd w:id="25"/>
     </w:p>
     <w:p>
       <w:r>
@@ -3373,45 +4103,33 @@
       <w:r>
         <w:t xml:space="preserve">Рисунок </w:t>
       </w:r>
-      <w:r>
-        <w:fldChar w:fldCharType="begin"/>
-      </w:r>
-      <w:r>
-        <w:instrText xml:space="preserve"> SEQ Рисунок \* ARABIC </w:instrText>
-      </w:r>
-      <w:r>
-        <w:fldChar w:fldCharType="separate"/>
-      </w:r>
-      <w:r>
-        <w:rPr>
-          <w:noProof/>
-        </w:rPr>
+      <w:fldSimple w:instr=" SEQ Рисунок \* ARABIC ">
+        <w:r>
+          <w:rPr>
+            <w:noProof/>
+          </w:rPr>
+          <w:t>4</w:t>
+        </w:r>
+      </w:fldSimple>
+      <w:r>
+        <w:t xml:space="preserve">. </w:t>
+      </w:r>
+      <w:r>
+        <w:t>Последовательность взаимодействий при авторизации пользователя</w:t>
+      </w:r>
+    </w:p>
+    <w:p>
+      <w:pPr>
+        <w:pStyle w:val="2"/>
+      </w:pPr>
+      <w:bookmarkStart w:id="26" w:name="_Toc232361955"/>
+      <w:r>
+        <w:t>2.</w:t>
+      </w:r>
+      <w:r>
         <w:t>4</w:t>
       </w:r>
       <w:r>
-        <w:rPr>
-          <w:noProof/>
-        </w:rPr>
-        <w:fldChar w:fldCharType="end"/>
-      </w:r>
-      <w:r>
-        <w:t xml:space="preserve">. </w:t>
-      </w:r>
-      <w:r>
-        <w:t>Последовательность взаимодействий при авторизации пользователя</w:t>
-      </w:r>
-    </w:p>
-    <w:p>
-      <w:pPr>
-        <w:pStyle w:val="2"/>
-      </w:pPr>
-      <w:r>
-        <w:t>2.</w:t>
-      </w:r>
-      <w:r>
-        <w:t>4</w:t>
-      </w:r>
-      <w:r>
         <w:t xml:space="preserve"> </w:t>
       </w:r>
       <w:r>
@@ -3426,6 +4144,7 @@
       <w:r>
         <w:t xml:space="preserve"> пользователя</w:t>
       </w:r>
+      <w:bookmarkEnd w:id="26"/>
     </w:p>
     <w:p>
       <w:pPr>
@@ -3434,19 +4153,13 @@
         </w:rPr>
       </w:pPr>
       <w:r>
-        <w:t>Процесс начинается в момент, когда</w:t>
-      </w:r>
-      <w:r>
-        <w:t xml:space="preserve"> </w:t>
+        <w:t xml:space="preserve">Процесс начинается в момент, когда </w:t>
       </w:r>
       <w:r>
         <w:t>пользователь</w:t>
       </w:r>
       <w:r>
-        <w:t xml:space="preserve"> </w:t>
-      </w:r>
-      <w:r>
-        <w:t xml:space="preserve">(сотрудник или начальник) хочет войти в систему учёта задач. Для этого пользователь через </w:t>
+        <w:t xml:space="preserve"> (сотрудник или начальник) хочет войти в систему учёта задач. Для этого пользователь через </w:t>
       </w:r>
       <w:r>
         <w:lastRenderedPageBreak/>
@@ -3463,13 +4176,7 @@
     </w:p>
     <w:p>
       <w:r>
-        <w:t>После успешной проверки сервер отправляет интерфейсу результат авторизации, включая статус «успех» и информацию о роли пользователя. Интерфейс, получив эти данные, отображает пользователю главный экран.</w:t>
-      </w:r>
-      <w:r>
-        <w:t xml:space="preserve"> </w:t>
-      </w:r>
-      <w:r>
-        <w:t>Если логин не найден или пароль не совпадает, сервер отправляет интерфейсу сообщение об ошибке «Неверный логин или пароль». Интерфейс отображает пользователю это сообщение, предлагая повторить попытку входа.</w:t>
+        <w:t>После успешной проверки сервер отправляет интерфейсу результат авторизации, включая статус «успех» и информацию о роли пользователя. Интерфейс, получив эти данные, отображает пользователю главный экран. Если логин не найден или пароль не совпадает, сервер отправляет интерфейсу сообщение об ошибке «Неверный логин или пароль». Интерфейс отображает пользователю это сообщение, предлагая повторить попытку входа.</w:t>
       </w:r>
     </w:p>
     <w:p>
@@ -3477,6 +4184,9 @@
         <w:jc w:val="center"/>
       </w:pPr>
       <w:r>
+        <w:rPr>
+          <w:noProof/>
+        </w:rPr>
         <w:drawing>
           <wp:inline distT="0" distB="0" distL="0" distR="0" wp14:anchorId="180FC4CF" wp14:editId="638EEBAC">
             <wp:extent cx="3770623" cy="2825750"/>
@@ -3521,14 +4231,27 @@
       <w:r>
         <w:t xml:space="preserve">Рисунок </w:t>
       </w:r>
-      <w:fldSimple w:instr=" SEQ Рисунок \* ARABIC ">
-        <w:r>
-          <w:rPr>
-            <w:noProof/>
-          </w:rPr>
-          <w:t>5</w:t>
-        </w:r>
-      </w:fldSimple>
+      <w:r>
+        <w:fldChar w:fldCharType="begin"/>
+      </w:r>
+      <w:r>
+        <w:instrText xml:space="preserve"> SEQ Рисунок \* ARABIC </w:instrText>
+      </w:r>
+      <w:r>
+        <w:fldChar w:fldCharType="separate"/>
+      </w:r>
+      <w:r>
+        <w:rPr>
+          <w:noProof/>
+        </w:rPr>
+        <w:t>5</w:t>
+      </w:r>
+      <w:r>
+        <w:rPr>
+          <w:noProof/>
+        </w:rPr>
+        <w:fldChar w:fldCharType="end"/>
+      </w:r>
       <w:r>
         <w:t xml:space="preserve">. </w:t>
       </w:r>
@@ -3538,15 +4261,18 @@
       <w:r>
         <w:t xml:space="preserve"> </w:t>
       </w:r>
+      <w:r>
+        <w:t>при авторизации пользователя</w:t>
+      </w:r>
     </w:p>
     <w:p>
       <w:pPr>
         <w:pStyle w:val="2"/>
       </w:pPr>
-      <w:bookmarkStart w:id="25" w:name="_Toc229991872"/>
-      <w:bookmarkStart w:id="26" w:name="_Toc230987826"/>
-      <w:bookmarkStart w:id="27" w:name="_Toc232348721"/>
-      <w:bookmarkStart w:id="28" w:name="_Toc232349068"/>
+      <w:bookmarkStart w:id="27" w:name="_Toc229991872"/>
+      <w:bookmarkStart w:id="28" w:name="_Toc230987826"/>
+      <w:bookmarkStart w:id="29" w:name="_Toc232349068"/>
+      <w:bookmarkStart w:id="30" w:name="_Toc232361956"/>
       <w:r>
         <w:t>2.</w:t>
       </w:r>
@@ -3559,13 +4285,13 @@
       <w:r>
         <w:t xml:space="preserve">Деятельность процесса </w:t>
       </w:r>
-      <w:bookmarkEnd w:id="25"/>
-      <w:bookmarkEnd w:id="26"/>
       <w:bookmarkEnd w:id="27"/>
       <w:bookmarkEnd w:id="28"/>
+      <w:bookmarkEnd w:id="29"/>
       <w:r>
         <w:t>аутентификации</w:t>
       </w:r>
+      <w:bookmarkEnd w:id="30"/>
     </w:p>
     <w:p>
       <w:r>
@@ -3593,6 +4319,9 @@
         <w:jc w:val="center"/>
       </w:pPr>
       <w:r>
+        <w:rPr>
+          <w:noProof/>
+        </w:rPr>
         <w:drawing>
           <wp:inline distT="0" distB="0" distL="0" distR="0" wp14:anchorId="4B44D493" wp14:editId="3FCE92F6">
             <wp:extent cx="3257550" cy="3675906"/>
@@ -3644,43 +4373,6502 @@
       <w:r>
         <w:t xml:space="preserve">Рисунок </w:t>
       </w:r>
+      <w:r>
+        <w:fldChar w:fldCharType="begin"/>
+      </w:r>
+      <w:r>
+        <w:instrText xml:space="preserve"> SEQ Рисунок \* ARABIC </w:instrText>
+      </w:r>
+      <w:r>
+        <w:fldChar w:fldCharType="separate"/>
+      </w:r>
+      <w:r>
+        <w:rPr>
+          <w:noProof/>
+        </w:rPr>
+        <w:t>6</w:t>
+      </w:r>
+      <w:r>
+        <w:rPr>
+          <w:noProof/>
+        </w:rPr>
+        <w:fldChar w:fldCharType="end"/>
+      </w:r>
+      <w:r>
+        <w:t xml:space="preserve">. </w:t>
+      </w:r>
+      <w:r>
+        <w:t>Деятельность процесса регистрации пользователя</w:t>
+      </w:r>
+    </w:p>
+    <w:p>
+      <w:pPr>
+        <w:pStyle w:val="2"/>
+      </w:pPr>
+      <w:bookmarkStart w:id="31" w:name="_Toc232361957"/>
+      <w:r>
+        <w:lastRenderedPageBreak/>
+        <w:t>2.</w:t>
+      </w:r>
+      <w:r>
+        <w:t>6</w:t>
+      </w:r>
+      <w:r>
+        <w:t xml:space="preserve"> </w:t>
+      </w:r>
+      <w:r>
+        <w:t>Состояние</w:t>
+      </w:r>
+      <w:r>
+        <w:t xml:space="preserve"> </w:t>
+      </w:r>
+      <w:r>
+        <w:t>компонента статистики</w:t>
+      </w:r>
+      <w:bookmarkEnd w:id="31"/>
+    </w:p>
+    <w:p>
+      <w:r>
+        <w:t>Диаграмма состояний описывает жизненный цикл процесса «Просмотр статистики» в системе учёта задач от момента выбора параметров до успешного отображения результатов или возникновения ошибки.</w:t>
+      </w:r>
+    </w:p>
+    <w:p>
+      <w:r>
+        <w:t>После действия «Нажата кнопка поиска» объект переходит из состояния «Ожидание выбора параметров» в состояние «Отправка запроса», в котором происходит формирование запроса и передача данных на сервер.</w:t>
+      </w:r>
+    </w:p>
+    <w:p>
+      <w:r>
+        <w:t>Из состояния «Отправка запроса» объект переходит в состояние «Поиск данных на сервере», где сервер обрабатывает запрос и ищет задачи в базе данных по указанным параметрам (сотрудник, даты, статусы). Затем объект переходит в состояние «Ожидание ответа», в котором система ожидает ответа от сервера.</w:t>
+      </w:r>
+    </w:p>
+    <w:p>
+      <w:r>
+        <w:t>Возможные переходы из состояния «Ожидание ответа»:</w:t>
+      </w:r>
+    </w:p>
+    <w:p>
+      <w:r>
+        <w:t>Если данные найдены в базе данных, объект переходит в состояние «Обработка данных».</w:t>
+      </w:r>
+    </w:p>
+    <w:p>
+      <w:r>
+        <w:t>Если данные не найдены (за выбранный период нет задач), объект переходит в состояние «Ошибка» с сообщением «Нет данных за указанный период».</w:t>
+      </w:r>
+    </w:p>
+    <w:p>
+      <w:r>
+        <w:t>Если произошёл таймаут или ошибка сети, объект также переходит в состояние «Ошибка».</w:t>
+      </w:r>
+    </w:p>
+    <w:p>
+      <w:r>
+        <w:t>В состоянии «Обработка данных» выполняется внутреннее действие «do/ фильтрация данных»: сервер фильтрует задачи по статусам, группирует по сотрудникам и рассчитывает количество задач и процент выполнения. При успешном завершении обработки (событие «Успешно»).</w:t>
+      </w:r>
+    </w:p>
+    <w:p>
+      <w:r>
+        <w:t>Из состояния «Ошибка» возможен переход обратно в состояние «Ожидание выбора параметров» при событии «Повторить попытку», что позволяет пользователю скорректировать параметры фильтрации и отправить запрос заново.</w:t>
+      </w:r>
+    </w:p>
+    <w:p>
+      <w:pPr>
+        <w:keepNext/>
+      </w:pPr>
+      <w:r>
+        <w:lastRenderedPageBreak/>
+        <w:drawing>
+          <wp:inline distT="0" distB="0" distL="0" distR="0" wp14:anchorId="294A1EEC" wp14:editId="6E302D7C">
+            <wp:extent cx="5340350" cy="6026150"/>
+            <wp:effectExtent l="0" t="0" r="0" b="0"/>
+            <wp:docPr id="3" name="Рисунок 3"/>
+            <wp:cNvGraphicFramePr>
+              <a:graphicFrameLocks xmlns:a="http://schemas.openxmlformats.org/drawingml/2006/main" noChangeAspect="1"/>
+            </wp:cNvGraphicFramePr>
+            <a:graphic xmlns:a="http://schemas.openxmlformats.org/drawingml/2006/main">
+              <a:graphicData uri="http://schemas.openxmlformats.org/drawingml/2006/picture">
+                <pic:pic xmlns:pic="http://schemas.openxmlformats.org/drawingml/2006/picture">
+                  <pic:nvPicPr>
+                    <pic:cNvPr id="1" name=""/>
+                    <pic:cNvPicPr/>
+                  </pic:nvPicPr>
+                  <pic:blipFill rotWithShape="1">
+                    <a:blip r:embed="rId14"/>
+                    <a:srcRect l="8018" t="1206" r="2075" b="3359"/>
+                    <a:stretch/>
+                  </pic:blipFill>
+                  <pic:spPr bwMode="auto">
+                    <a:xfrm>
+                      <a:off x="0" y="0"/>
+                      <a:ext cx="5340350" cy="6026150"/>
+                    </a:xfrm>
+                    <a:prstGeom prst="rect">
+                      <a:avLst/>
+                    </a:prstGeom>
+                    <a:ln>
+                      <a:noFill/>
+                    </a:ln>
+                    <a:extLst>
+                      <a:ext uri="{53640926-AAD7-44D8-BBD7-CCE9431645EC}">
+                        <a14:shadowObscured xmlns:a14="http://schemas.microsoft.com/office/drawing/2010/main"/>
+                      </a:ext>
+                    </a:extLst>
+                  </pic:spPr>
+                </pic:pic>
+              </a:graphicData>
+            </a:graphic>
+          </wp:inline>
+        </w:drawing>
+      </w:r>
+    </w:p>
+    <w:p>
+      <w:pPr>
+        <w:jc w:val="center"/>
+      </w:pPr>
+      <w:r>
+        <w:t xml:space="preserve">Рисунок </w:t>
+      </w:r>
       <w:fldSimple w:instr=" SEQ Рисунок \* ARABIC ">
         <w:r>
           <w:rPr>
             <w:noProof/>
           </w:rPr>
-          <w:t>6</w:t>
+          <w:t>7</w:t>
         </w:r>
       </w:fldSimple>
       <w:r>
         <w:t xml:space="preserve">. </w:t>
       </w:r>
       <w:r>
-        <w:t>Деятельность процесса регистрации пользователя</w:t>
+        <w:t>Диаграмма</w:t>
+      </w:r>
+      <w:r>
+        <w:t xml:space="preserve"> состояния компонента статистика</w:t>
       </w:r>
     </w:p>
     <w:p>
       <w:pPr>
         <w:pStyle w:val="2"/>
       </w:pPr>
+      <w:bookmarkStart w:id="32" w:name="_Toc232361958"/>
+      <w:r>
+        <w:t>2.</w:t>
+      </w:r>
+      <w:r>
+        <w:t>5</w:t>
+      </w:r>
+      <w:r>
+        <w:t xml:space="preserve"> </w:t>
+      </w:r>
+      <w:r>
+        <w:t>Коммуникация</w:t>
+      </w:r>
+      <w:r>
+        <w:t xml:space="preserve"> процесса </w:t>
+      </w:r>
+      <w:bookmarkEnd w:id="32"/>
+      <w:r>
+        <w:t>просмотр статистики</w:t>
+      </w:r>
+    </w:p>
+    <w:p>
+      <w:r>
+        <w:t>Процесс начинается в момент, когда начальник хочет просмотреть статистику по задачам сотрудников. Для этого начальник через интерфейс инициирует действие «Просмотр статистики», выбирая параметры фильтрации (сотрудник, даты, статусы). Интерфейс принимает эти данные и формирует запрос к серверу на получение статистики, передавая выбранные параметры.</w:t>
+      </w:r>
+    </w:p>
+    <w:p>
+      <w:r>
+        <w:t xml:space="preserve">Сервер, получив запрос, выполняет внутреннее действие — проверяет наличие данных в базе данных. Сервер отправляет запрос в базу данных на </w:t>
+      </w:r>
       <w:r>
         <w:lastRenderedPageBreak/>
-        <w:t>2.</w:t>
-      </w:r>
-      <w:r>
-        <w:t>6</w:t>
+        <w:t>поиск задач по указанным параметрам (сотрудник, даты, статусы). База данных выполняет поиск и возвращает серверу результат: список задач, соответствующих критериям.</w:t>
+      </w:r>
+    </w:p>
+    <w:p>
+      <w:r>
+        <w:t xml:space="preserve">Если данные найдены, сервер выполняет ещё одно внутреннее действие </w:t>
+      </w:r>
+      <w:r>
+        <w:t>-</w:t>
+      </w:r>
+      <w:r>
+        <w:t xml:space="preserve"> «Обработка статистики», в ходе которого фильтрует задачи по статусам, группирует по сотрудникам, рассчитывает количество задач в каждом статусе и процент выполнения.</w:t>
+      </w:r>
+    </w:p>
+    <w:p>
+      <w:r>
+        <w:t>После успешной обработки сервер отправляет интерфейсу результат статистики, включая статус «успех» и обработанные данные (таблицу или диаграмму). Интерфейс, получив эти данные, отображает начальнику статистику в удобном для просмотра виде: общая информация по отделу или детальная по выбранному сотруднику.</w:t>
+      </w:r>
+    </w:p>
+    <w:p>
+      <w:pPr>
+        <w:keepNext/>
+        <w:ind w:firstLine="0"/>
+        <w:jc w:val="center"/>
+      </w:pPr>
+      <w:r>
+        <w:drawing>
+          <wp:inline distT="0" distB="0" distL="0" distR="0" wp14:anchorId="51CF7B57" wp14:editId="1A9CEF02">
+            <wp:extent cx="5511800" cy="4371975"/>
+            <wp:effectExtent l="0" t="0" r="0" b="9525"/>
+            <wp:docPr id="2" name="Рисунок 2"/>
+            <wp:cNvGraphicFramePr>
+              <a:graphicFrameLocks xmlns:a="http://schemas.openxmlformats.org/drawingml/2006/main" noChangeAspect="1"/>
+            </wp:cNvGraphicFramePr>
+            <a:graphic xmlns:a="http://schemas.openxmlformats.org/drawingml/2006/main">
+              <a:graphicData uri="http://schemas.openxmlformats.org/drawingml/2006/picture">
+                <pic:pic xmlns:pic="http://schemas.openxmlformats.org/drawingml/2006/picture">
+                  <pic:nvPicPr>
+                    <pic:cNvPr id="1" name=""/>
+                    <pic:cNvPicPr/>
+                  </pic:nvPicPr>
+                  <pic:blipFill rotWithShape="1">
+                    <a:blip r:embed="rId15"/>
+                    <a:srcRect r="7205"/>
+                    <a:stretch/>
+                  </pic:blipFill>
+                  <pic:spPr bwMode="auto">
+                    <a:xfrm>
+                      <a:off x="0" y="0"/>
+                      <a:ext cx="5511800" cy="4371975"/>
+                    </a:xfrm>
+                    <a:prstGeom prst="rect">
+                      <a:avLst/>
+                    </a:prstGeom>
+                    <a:ln>
+                      <a:noFill/>
+                    </a:ln>
+                    <a:extLst>
+                      <a:ext uri="{53640926-AAD7-44D8-BBD7-CCE9431645EC}">
+                        <a14:shadowObscured xmlns:a14="http://schemas.microsoft.com/office/drawing/2010/main"/>
+                      </a:ext>
+                    </a:extLst>
+                  </pic:spPr>
+                </pic:pic>
+              </a:graphicData>
+            </a:graphic>
+          </wp:inline>
+        </w:drawing>
+      </w:r>
+    </w:p>
+    <w:p>
+      <w:pPr>
+        <w:jc w:val="center"/>
+      </w:pPr>
+      <w:r>
+        <w:t xml:space="preserve">Рисунок </w:t>
+      </w:r>
+      <w:fldSimple w:instr=" SEQ Рисунок \* ARABIC ">
+        <w:r>
+          <w:rPr>
+            <w:noProof/>
+          </w:rPr>
+          <w:t>8</w:t>
+        </w:r>
+      </w:fldSimple>
+      <w:r>
+        <w:t xml:space="preserve">. </w:t>
+      </w:r>
+      <w:r>
+        <w:t>Диаграмма коммуникаций</w:t>
+      </w:r>
+      <w:r>
+        <w:t xml:space="preserve"> просмотра статистики</w:t>
+      </w:r>
+    </w:p>
+    <w:p>
+      <w:pPr>
+        <w:pStyle w:val="1"/>
+      </w:pPr>
+      <w:bookmarkStart w:id="33" w:name="_Toc230987828"/>
+      <w:bookmarkStart w:id="34" w:name="_Toc232349070"/>
+      <w:bookmarkStart w:id="35" w:name="_Toc232361959"/>
+      <w:r>
+        <w:lastRenderedPageBreak/>
+        <w:t xml:space="preserve">3. </w:t>
+      </w:r>
+      <w:bookmarkEnd w:id="33"/>
+      <w:bookmarkEnd w:id="34"/>
+      <w:bookmarkEnd w:id="35"/>
+      <w:r>
+        <w:t>Разработка базы данных</w:t>
+      </w:r>
+    </w:p>
+    <w:p>
+      <w:pPr>
+        <w:pStyle w:val="2"/>
+      </w:pPr>
+      <w:r>
+        <w:t>3</w:t>
+      </w:r>
+      <w:r>
+        <w:t>.</w:t>
+      </w:r>
+      <w:r>
+        <w:t>1</w:t>
       </w:r>
       <w:r>
         <w:t xml:space="preserve"> </w:t>
       </w:r>
       <w:r>
-        <w:t>Состояние</w:t>
-      </w:r>
-      <w:r>
+        <w:t>Определение сущностей</w:t>
+      </w:r>
+    </w:p>
+    <w:p>
+      <w:pPr>
+        <w:rPr>
+          <w:kern w:val="2"/>
+          <w:szCs w:val="24"/>
+          <w14:ligatures w14:val="standardContextual"/>
+        </w:rPr>
+      </w:pPr>
+      <w:r>
+        <w:rPr>
+          <w:kern w:val="2"/>
+          <w:szCs w:val="24"/>
+          <w14:ligatures w14:val="standardContextual"/>
+        </w:rPr>
+        <w:t>В реляционную модель проектированной БД будут входить следующие таблицы (сущности):</w:t>
+      </w:r>
+    </w:p>
+    <w:p>
+      <w:pPr>
+        <w:rPr>
+          <w:kern w:val="2"/>
+          <w:szCs w:val="24"/>
+          <w14:ligatures w14:val="standardContextual"/>
+        </w:rPr>
+      </w:pPr>
+      <w:r>
+        <w:rPr>
+          <w:kern w:val="2"/>
+          <w:szCs w:val="24"/>
+          <w14:ligatures w14:val="standardContextual"/>
+        </w:rPr>
+        <w:t>Таблица 1 – Список сущностей для БД.</w:t>
+      </w:r>
+    </w:p>
+    <w:tbl>
+      <w:tblPr>
+        <w:tblStyle w:val="afa"/>
+        <w:tblW w:w="0" w:type="auto"/>
+        <w:tblLook w:val="04A0" w:firstRow="1" w:lastRow="0" w:firstColumn="1" w:lastColumn="0" w:noHBand="0" w:noVBand="1"/>
+      </w:tblPr>
+      <w:tblGrid>
+        <w:gridCol w:w="562"/>
+        <w:gridCol w:w="3969"/>
+        <w:gridCol w:w="4813"/>
+      </w:tblGrid>
+      <w:tr>
+        <w:tc>
+          <w:tcPr>
+            <w:tcW w:w="562" w:type="dxa"/>
+          </w:tcPr>
+          <w:p>
+            <w:pPr>
+              <w:spacing w:line="240" w:lineRule="auto"/>
+              <w:ind w:firstLine="0"/>
+              <w:rPr>
+                <w:kern w:val="2"/>
+                <w:szCs w:val="24"/>
+                <w14:ligatures w14:val="standardContextual"/>
+              </w:rPr>
+            </w:pPr>
+            <w:r>
+              <w:rPr>
+                <w:kern w:val="2"/>
+                <w:szCs w:val="24"/>
+                <w14:ligatures w14:val="standardContextual"/>
+              </w:rPr>
+              <w:t>№</w:t>
+            </w:r>
+          </w:p>
+        </w:tc>
+        <w:tc>
+          <w:tcPr>
+            <w:tcW w:w="3969" w:type="dxa"/>
+          </w:tcPr>
+          <w:p>
+            <w:pPr>
+              <w:spacing w:line="240" w:lineRule="auto"/>
+              <w:ind w:firstLine="0"/>
+              <w:rPr>
+                <w:kern w:val="2"/>
+                <w:szCs w:val="24"/>
+                <w14:ligatures w14:val="standardContextual"/>
+              </w:rPr>
+            </w:pPr>
+            <w:r>
+              <w:rPr>
+                <w:kern w:val="2"/>
+                <w:szCs w:val="24"/>
+                <w14:ligatures w14:val="standardContextual"/>
+              </w:rPr>
+              <w:t>Название</w:t>
+            </w:r>
+          </w:p>
+        </w:tc>
+        <w:tc>
+          <w:tcPr>
+            <w:tcW w:w="4814" w:type="dxa"/>
+          </w:tcPr>
+          <w:p>
+            <w:pPr>
+              <w:spacing w:line="240" w:lineRule="auto"/>
+              <w:ind w:firstLine="0"/>
+              <w:rPr>
+                <w:kern w:val="2"/>
+                <w:szCs w:val="24"/>
+                <w14:ligatures w14:val="standardContextual"/>
+              </w:rPr>
+            </w:pPr>
+            <w:r>
+              <w:rPr>
+                <w:kern w:val="2"/>
+                <w:szCs w:val="24"/>
+                <w14:ligatures w14:val="standardContextual"/>
+              </w:rPr>
+              <w:t>Назначение</w:t>
+            </w:r>
+          </w:p>
+        </w:tc>
+      </w:tr>
+      <w:tr>
+        <w:tc>
+          <w:tcPr>
+            <w:tcW w:w="562" w:type="dxa"/>
+          </w:tcPr>
+          <w:p>
+            <w:pPr>
+              <w:spacing w:line="240" w:lineRule="auto"/>
+              <w:ind w:firstLine="0"/>
+              <w:rPr>
+                <w:kern w:val="2"/>
+                <w:szCs w:val="24"/>
+                <w14:ligatures w14:val="standardContextual"/>
+              </w:rPr>
+            </w:pPr>
+            <w:r>
+              <w:rPr>
+                <w:kern w:val="2"/>
+                <w:szCs w:val="24"/>
+                <w14:ligatures w14:val="standardContextual"/>
+              </w:rPr>
+              <w:t>1</w:t>
+            </w:r>
+          </w:p>
+        </w:tc>
+        <w:tc>
+          <w:tcPr>
+            <w:tcW w:w="3969" w:type="dxa"/>
+          </w:tcPr>
+          <w:p>
+            <w:pPr>
+              <w:spacing w:line="240" w:lineRule="auto"/>
+              <w:ind w:firstLine="0"/>
+              <w:rPr>
+                <w:kern w:val="2"/>
+                <w:szCs w:val="24"/>
+                <w14:ligatures w14:val="standardContextual"/>
+              </w:rPr>
+            </w:pPr>
+            <w:r>
+              <w:rPr>
+                <w:kern w:val="2"/>
+                <w:szCs w:val="24"/>
+                <w14:ligatures w14:val="standardContextual"/>
+              </w:rPr>
+              <w:t>Пользователь</w:t>
+            </w:r>
+          </w:p>
+        </w:tc>
+        <w:tc>
+          <w:tcPr>
+            <w:tcW w:w="4814" w:type="dxa"/>
+          </w:tcPr>
+          <w:p>
+            <w:pPr>
+              <w:spacing w:line="240" w:lineRule="auto"/>
+              <w:ind w:firstLine="0"/>
+              <w:rPr>
+                <w:kern w:val="2"/>
+                <w:szCs w:val="24"/>
+                <w14:ligatures w14:val="standardContextual"/>
+              </w:rPr>
+            </w:pPr>
+            <w:r>
+              <w:rPr>
+                <w:kern w:val="2"/>
+                <w:szCs w:val="24"/>
+                <w14:ligatures w14:val="standardContextual"/>
+              </w:rPr>
+              <w:t>Хранение данных пользователя для авторизации в приложении</w:t>
+            </w:r>
+          </w:p>
+        </w:tc>
+      </w:tr>
+      <w:tr>
+        <w:tc>
+          <w:tcPr>
+            <w:tcW w:w="562" w:type="dxa"/>
+          </w:tcPr>
+          <w:p>
+            <w:pPr>
+              <w:spacing w:line="240" w:lineRule="auto"/>
+              <w:ind w:firstLine="0"/>
+              <w:rPr>
+                <w:kern w:val="2"/>
+                <w:szCs w:val="24"/>
+                <w14:ligatures w14:val="standardContextual"/>
+              </w:rPr>
+            </w:pPr>
+            <w:r>
+              <w:rPr>
+                <w:kern w:val="2"/>
+                <w:szCs w:val="24"/>
+                <w14:ligatures w14:val="standardContextual"/>
+              </w:rPr>
+              <w:t>2</w:t>
+            </w:r>
+          </w:p>
+        </w:tc>
+        <w:tc>
+          <w:tcPr>
+            <w:tcW w:w="3969" w:type="dxa"/>
+          </w:tcPr>
+          <w:p>
+            <w:pPr>
+              <w:spacing w:line="240" w:lineRule="auto"/>
+              <w:ind w:firstLine="0"/>
+              <w:rPr>
+                <w:kern w:val="2"/>
+                <w:szCs w:val="24"/>
+                <w14:ligatures w14:val="standardContextual"/>
+              </w:rPr>
+            </w:pPr>
+            <w:r>
+              <w:rPr>
+                <w:kern w:val="2"/>
+                <w:szCs w:val="24"/>
+                <w14:ligatures w14:val="standardContextual"/>
+              </w:rPr>
+              <w:t>Роль</w:t>
+            </w:r>
+          </w:p>
+        </w:tc>
+        <w:tc>
+          <w:tcPr>
+            <w:tcW w:w="4814" w:type="dxa"/>
+          </w:tcPr>
+          <w:p>
+            <w:pPr>
+              <w:spacing w:line="240" w:lineRule="auto"/>
+              <w:ind w:firstLine="0"/>
+              <w:rPr>
+                <w:kern w:val="2"/>
+                <w:szCs w:val="24"/>
+                <w14:ligatures w14:val="standardContextual"/>
+              </w:rPr>
+            </w:pPr>
+            <w:r>
+              <w:rPr>
+                <w:kern w:val="2"/>
+                <w:szCs w:val="24"/>
+                <w14:ligatures w14:val="standardContextual"/>
+              </w:rPr>
+              <w:t>Обозначение роли пользователя</w:t>
+            </w:r>
+          </w:p>
+        </w:tc>
+      </w:tr>
+      <w:tr>
+        <w:tc>
+          <w:tcPr>
+            <w:tcW w:w="562" w:type="dxa"/>
+          </w:tcPr>
+          <w:p>
+            <w:pPr>
+              <w:spacing w:line="240" w:lineRule="auto"/>
+              <w:ind w:firstLine="0"/>
+              <w:rPr>
+                <w:kern w:val="2"/>
+                <w:szCs w:val="24"/>
+                <w14:ligatures w14:val="standardContextual"/>
+              </w:rPr>
+            </w:pPr>
+            <w:r>
+              <w:rPr>
+                <w:kern w:val="2"/>
+                <w:szCs w:val="24"/>
+                <w14:ligatures w14:val="standardContextual"/>
+              </w:rPr>
+              <w:t>3</w:t>
+            </w:r>
+          </w:p>
+        </w:tc>
+        <w:tc>
+          <w:tcPr>
+            <w:tcW w:w="3969" w:type="dxa"/>
+          </w:tcPr>
+          <w:p>
+            <w:pPr>
+              <w:spacing w:line="240" w:lineRule="auto"/>
+              <w:ind w:firstLine="0"/>
+              <w:rPr>
+                <w:kern w:val="2"/>
+                <w:szCs w:val="24"/>
+                <w14:ligatures w14:val="standardContextual"/>
+              </w:rPr>
+            </w:pPr>
+            <w:r>
+              <w:rPr>
+                <w:kern w:val="2"/>
+                <w:szCs w:val="24"/>
+                <w14:ligatures w14:val="standardContextual"/>
+              </w:rPr>
+              <w:t>Сотрудник</w:t>
+            </w:r>
+          </w:p>
+        </w:tc>
+        <w:tc>
+          <w:tcPr>
+            <w:tcW w:w="4814" w:type="dxa"/>
+          </w:tcPr>
+          <w:p>
+            <w:pPr>
+              <w:spacing w:line="240" w:lineRule="auto"/>
+              <w:ind w:firstLine="0"/>
+              <w:rPr>
+                <w:kern w:val="2"/>
+                <w:szCs w:val="24"/>
+                <w14:ligatures w14:val="standardContextual"/>
+              </w:rPr>
+            </w:pPr>
+            <w:r>
+              <w:rPr>
+                <w:kern w:val="2"/>
+                <w:szCs w:val="24"/>
+                <w14:ligatures w14:val="standardContextual"/>
+              </w:rPr>
+              <w:t>Данные о сотрудниках</w:t>
+            </w:r>
+          </w:p>
+        </w:tc>
+      </w:tr>
+      <w:tr>
+        <w:tc>
+          <w:tcPr>
+            <w:tcW w:w="562" w:type="dxa"/>
+          </w:tcPr>
+          <w:p>
+            <w:pPr>
+              <w:spacing w:line="240" w:lineRule="auto"/>
+              <w:ind w:firstLine="0"/>
+              <w:rPr>
+                <w:kern w:val="2"/>
+                <w:szCs w:val="24"/>
+                <w14:ligatures w14:val="standardContextual"/>
+              </w:rPr>
+            </w:pPr>
+            <w:r>
+              <w:rPr>
+                <w:kern w:val="2"/>
+                <w:szCs w:val="24"/>
+                <w14:ligatures w14:val="standardContextual"/>
+              </w:rPr>
+              <w:t>4</w:t>
+            </w:r>
+          </w:p>
+        </w:tc>
+        <w:tc>
+          <w:tcPr>
+            <w:tcW w:w="3969" w:type="dxa"/>
+          </w:tcPr>
+          <w:p>
+            <w:pPr>
+              <w:spacing w:line="240" w:lineRule="auto"/>
+              <w:ind w:firstLine="0"/>
+              <w:rPr>
+                <w:kern w:val="2"/>
+                <w:szCs w:val="24"/>
+                <w14:ligatures w14:val="standardContextual"/>
+              </w:rPr>
+            </w:pPr>
+            <w:r>
+              <w:rPr>
+                <w:kern w:val="2"/>
+                <w:szCs w:val="24"/>
+                <w14:ligatures w14:val="standardContextual"/>
+              </w:rPr>
+              <w:t>Задача</w:t>
+            </w:r>
+          </w:p>
+        </w:tc>
+        <w:tc>
+          <w:tcPr>
+            <w:tcW w:w="4814" w:type="dxa"/>
+          </w:tcPr>
+          <w:p>
+            <w:pPr>
+              <w:spacing w:line="240" w:lineRule="auto"/>
+              <w:ind w:firstLine="0"/>
+              <w:rPr>
+                <w:kern w:val="2"/>
+                <w:szCs w:val="24"/>
+                <w14:ligatures w14:val="standardContextual"/>
+              </w:rPr>
+            </w:pPr>
+            <w:r>
+              <w:rPr>
+                <w:kern w:val="2"/>
+                <w:szCs w:val="24"/>
+                <w14:ligatures w14:val="standardContextual"/>
+              </w:rPr>
+              <w:t>Задачи сотрудников</w:t>
+            </w:r>
+          </w:p>
+        </w:tc>
+      </w:tr>
+      <w:tr>
+        <w:tc>
+          <w:tcPr>
+            <w:tcW w:w="562" w:type="dxa"/>
+          </w:tcPr>
+          <w:p>
+            <w:pPr>
+              <w:spacing w:line="240" w:lineRule="auto"/>
+              <w:ind w:firstLine="0"/>
+              <w:rPr>
+                <w:kern w:val="2"/>
+                <w:szCs w:val="24"/>
+                <w14:ligatures w14:val="standardContextual"/>
+              </w:rPr>
+            </w:pPr>
+            <w:r>
+              <w:rPr>
+                <w:kern w:val="2"/>
+                <w:szCs w:val="24"/>
+                <w14:ligatures w14:val="standardContextual"/>
+              </w:rPr>
+              <w:t>5</w:t>
+            </w:r>
+          </w:p>
+        </w:tc>
+        <w:tc>
+          <w:tcPr>
+            <w:tcW w:w="3969" w:type="dxa"/>
+          </w:tcPr>
+          <w:p>
+            <w:pPr>
+              <w:spacing w:line="240" w:lineRule="auto"/>
+              <w:ind w:firstLine="0"/>
+              <w:rPr>
+                <w:kern w:val="2"/>
+                <w:szCs w:val="24"/>
+                <w14:ligatures w14:val="standardContextual"/>
+              </w:rPr>
+            </w:pPr>
+            <w:r>
+              <w:rPr>
+                <w:kern w:val="2"/>
+                <w:szCs w:val="24"/>
+                <w14:ligatures w14:val="standardContextual"/>
+              </w:rPr>
+              <w:t>Комментарий</w:t>
+            </w:r>
+          </w:p>
+        </w:tc>
+        <w:tc>
+          <w:tcPr>
+            <w:tcW w:w="4814" w:type="dxa"/>
+          </w:tcPr>
+          <w:p>
+            <w:pPr>
+              <w:spacing w:line="240" w:lineRule="auto"/>
+              <w:ind w:firstLine="0"/>
+              <w:rPr>
+                <w:kern w:val="2"/>
+                <w:szCs w:val="24"/>
+                <w14:ligatures w14:val="standardContextual"/>
+              </w:rPr>
+            </w:pPr>
+            <w:r>
+              <w:rPr>
+                <w:kern w:val="2"/>
+                <w:szCs w:val="24"/>
+                <w14:ligatures w14:val="standardContextual"/>
+              </w:rPr>
+              <w:t>Все комментарии задачи</w:t>
+            </w:r>
+          </w:p>
+        </w:tc>
+      </w:tr>
+      <w:tr>
+        <w:tc>
+          <w:tcPr>
+            <w:tcW w:w="562" w:type="dxa"/>
+          </w:tcPr>
+          <w:p>
+            <w:pPr>
+              <w:spacing w:line="240" w:lineRule="auto"/>
+              <w:ind w:firstLine="0"/>
+              <w:rPr>
+                <w:kern w:val="2"/>
+                <w:szCs w:val="24"/>
+                <w14:ligatures w14:val="standardContextual"/>
+              </w:rPr>
+            </w:pPr>
+            <w:r>
+              <w:rPr>
+                <w:kern w:val="2"/>
+                <w:szCs w:val="24"/>
+                <w14:ligatures w14:val="standardContextual"/>
+              </w:rPr>
+              <w:t>6</w:t>
+            </w:r>
+          </w:p>
+        </w:tc>
+        <w:tc>
+          <w:tcPr>
+            <w:tcW w:w="3969" w:type="dxa"/>
+          </w:tcPr>
+          <w:p>
+            <w:pPr>
+              <w:spacing w:line="240" w:lineRule="auto"/>
+              <w:ind w:firstLine="0"/>
+              <w:rPr>
+                <w:kern w:val="2"/>
+                <w:szCs w:val="24"/>
+                <w14:ligatures w14:val="standardContextual"/>
+              </w:rPr>
+            </w:pPr>
+            <w:r>
+              <w:rPr>
+                <w:kern w:val="2"/>
+                <w:szCs w:val="24"/>
+                <w14:ligatures w14:val="standardContextual"/>
+              </w:rPr>
+              <w:t>Исполнитель</w:t>
+            </w:r>
+          </w:p>
+        </w:tc>
+        <w:tc>
+          <w:tcPr>
+            <w:tcW w:w="4814" w:type="dxa"/>
+          </w:tcPr>
+          <w:p>
+            <w:pPr>
+              <w:spacing w:line="240" w:lineRule="auto"/>
+              <w:ind w:firstLine="0"/>
+              <w:rPr>
+                <w:kern w:val="2"/>
+                <w:szCs w:val="24"/>
+                <w14:ligatures w14:val="standardContextual"/>
+              </w:rPr>
+            </w:pPr>
+            <w:r>
+              <w:rPr>
+                <w:kern w:val="2"/>
+                <w:szCs w:val="24"/>
+                <w14:ligatures w14:val="standardContextual"/>
+              </w:rPr>
+              <w:t>Все исполнители, которые были у задачи</w:t>
+            </w:r>
+          </w:p>
+        </w:tc>
+      </w:tr>
+      <w:tr>
+        <w:tc>
+          <w:tcPr>
+            <w:tcW w:w="562" w:type="dxa"/>
+          </w:tcPr>
+          <w:p>
+            <w:pPr>
+              <w:spacing w:line="240" w:lineRule="auto"/>
+              <w:ind w:firstLine="0"/>
+              <w:rPr>
+                <w:kern w:val="2"/>
+                <w:szCs w:val="24"/>
+                <w14:ligatures w14:val="standardContextual"/>
+              </w:rPr>
+            </w:pPr>
+            <w:r>
+              <w:rPr>
+                <w:kern w:val="2"/>
+                <w:szCs w:val="24"/>
+                <w14:ligatures w14:val="standardContextual"/>
+              </w:rPr>
+              <w:t>7</w:t>
+            </w:r>
+          </w:p>
+        </w:tc>
+        <w:tc>
+          <w:tcPr>
+            <w:tcW w:w="3969" w:type="dxa"/>
+          </w:tcPr>
+          <w:p>
+            <w:pPr>
+              <w:spacing w:line="240" w:lineRule="auto"/>
+              <w:ind w:firstLine="0"/>
+              <w:rPr>
+                <w:kern w:val="2"/>
+                <w:szCs w:val="24"/>
+                <w14:ligatures w14:val="standardContextual"/>
+              </w:rPr>
+            </w:pPr>
+            <w:r>
+              <w:rPr>
+                <w:kern w:val="2"/>
+                <w:szCs w:val="24"/>
+                <w14:ligatures w14:val="standardContextual"/>
+              </w:rPr>
+              <w:t>Статус</w:t>
+            </w:r>
+          </w:p>
+        </w:tc>
+        <w:tc>
+          <w:tcPr>
+            <w:tcW w:w="4814" w:type="dxa"/>
+          </w:tcPr>
+          <w:p>
+            <w:pPr>
+              <w:spacing w:line="240" w:lineRule="auto"/>
+              <w:ind w:firstLine="0"/>
+              <w:rPr>
+                <w:kern w:val="2"/>
+                <w:szCs w:val="24"/>
+                <w14:ligatures w14:val="standardContextual"/>
+              </w:rPr>
+            </w:pPr>
+            <w:r>
+              <w:rPr>
+                <w:kern w:val="2"/>
+                <w:szCs w:val="24"/>
+                <w14:ligatures w14:val="standardContextual"/>
+              </w:rPr>
+              <w:t>Статусы задачи</w:t>
+            </w:r>
+          </w:p>
+        </w:tc>
+      </w:tr>
+      <w:tr>
+        <w:tc>
+          <w:tcPr>
+            <w:tcW w:w="562" w:type="dxa"/>
+          </w:tcPr>
+          <w:p>
+            <w:pPr>
+              <w:spacing w:line="240" w:lineRule="auto"/>
+              <w:ind w:firstLine="0"/>
+              <w:rPr>
+                <w:kern w:val="2"/>
+                <w:szCs w:val="24"/>
+                <w14:ligatures w14:val="standardContextual"/>
+              </w:rPr>
+            </w:pPr>
+            <w:r>
+              <w:rPr>
+                <w:kern w:val="2"/>
+                <w:szCs w:val="24"/>
+                <w14:ligatures w14:val="standardContextual"/>
+              </w:rPr>
+              <w:t>8</w:t>
+            </w:r>
+          </w:p>
+        </w:tc>
+        <w:tc>
+          <w:tcPr>
+            <w:tcW w:w="3969" w:type="dxa"/>
+          </w:tcPr>
+          <w:p>
+            <w:pPr>
+              <w:spacing w:line="240" w:lineRule="auto"/>
+              <w:ind w:firstLine="0"/>
+              <w:rPr>
+                <w:kern w:val="2"/>
+                <w:szCs w:val="24"/>
+                <w14:ligatures w14:val="standardContextual"/>
+              </w:rPr>
+            </w:pPr>
+            <w:r>
+              <w:rPr>
+                <w:kern w:val="2"/>
+                <w:szCs w:val="24"/>
+                <w14:ligatures w14:val="standardContextual"/>
+              </w:rPr>
+              <w:t>Файл</w:t>
+            </w:r>
+          </w:p>
+        </w:tc>
+        <w:tc>
+          <w:tcPr>
+            <w:tcW w:w="4814" w:type="dxa"/>
+          </w:tcPr>
+          <w:p>
+            <w:pPr>
+              <w:spacing w:line="240" w:lineRule="auto"/>
+              <w:ind w:firstLine="0"/>
+              <w:rPr>
+                <w:kern w:val="2"/>
+                <w:szCs w:val="24"/>
+                <w14:ligatures w14:val="standardContextual"/>
+              </w:rPr>
+            </w:pPr>
+            <w:r>
+              <w:rPr>
+                <w:kern w:val="2"/>
+                <w:szCs w:val="24"/>
+                <w14:ligatures w14:val="standardContextual"/>
+              </w:rPr>
+              <w:t>Файлы, прикрепленные к задаче</w:t>
+            </w:r>
+          </w:p>
+        </w:tc>
+      </w:tr>
+    </w:tbl>
+    <w:p>
+      <w:pPr>
+        <w:keepNext/>
+        <w:keepLines/>
+        <w:spacing w:before="100" w:beforeAutospacing="1"/>
+        <w:outlineLvl w:val="2"/>
+        <w:rPr>
+          <w:rFonts w:eastAsiaTheme="majorEastAsia" w:cstheme="majorBidi"/>
+          <w:b/>
+          <w:szCs w:val="28"/>
+        </w:rPr>
+      </w:pPr>
+      <w:r>
+        <w:rPr>
+          <w:rFonts w:eastAsiaTheme="majorEastAsia" w:cstheme="majorBidi"/>
+          <w:b/>
+          <w:szCs w:val="28"/>
+        </w:rPr>
+        <w:t>3</w:t>
+      </w:r>
+      <w:r>
+        <w:rPr>
+          <w:rFonts w:eastAsiaTheme="majorEastAsia" w:cstheme="majorBidi"/>
+          <w:b/>
+          <w:szCs w:val="28"/>
+        </w:rPr>
+        <w:t>.2 Описание атрибутов сущностей</w:t>
+      </w:r>
+    </w:p>
+    <w:p>
+      <w:pPr>
+        <w:rPr>
+          <w:kern w:val="2"/>
+          <w:szCs w:val="24"/>
+          <w14:ligatures w14:val="standardContextual"/>
+        </w:rPr>
+      </w:pPr>
+      <w:r>
+        <w:rPr>
+          <w:kern w:val="2"/>
+          <w:szCs w:val="24"/>
+          <w14:ligatures w14:val="standardContextual"/>
+        </w:rPr>
+        <w:t>Для каждой сущности приведем описание её атрибутов. Атрибут на физическом уровне – это колонки таблицы и выражает определенное свойство объекта.</w:t>
+      </w:r>
+    </w:p>
+    <w:p>
+      <w:pPr>
+        <w:jc w:val="right"/>
+        <w:rPr>
+          <w:kern w:val="2"/>
+          <w:szCs w:val="24"/>
+          <w14:ligatures w14:val="standardContextual"/>
+        </w:rPr>
+      </w:pPr>
+      <w:r>
+        <w:rPr>
+          <w:kern w:val="2"/>
+          <w:szCs w:val="24"/>
+          <w14:ligatures w14:val="standardContextual"/>
+        </w:rPr>
+        <w:t>Таблица 2</w:t>
+      </w:r>
+      <w:r>
+        <w:rPr>
+          <w:kern w:val="2"/>
+          <w:szCs w:val="24"/>
+          <w14:ligatures w14:val="standardContextual"/>
+        </w:rPr>
+        <w:t xml:space="preserve">. </w:t>
+      </w:r>
+      <w:r>
+        <w:rPr>
+          <w:kern w:val="2"/>
+          <w:szCs w:val="24"/>
+          <w14:ligatures w14:val="standardContextual"/>
+        </w:rPr>
+        <w:t>Список атрибутов таблицы «Роль».</w:t>
+      </w:r>
+    </w:p>
+    <w:tbl>
+      <w:tblPr>
+        <w:tblStyle w:val="afa"/>
+        <w:tblW w:w="0" w:type="auto"/>
+        <w:tblLook w:val="04A0" w:firstRow="1" w:lastRow="0" w:firstColumn="1" w:lastColumn="0" w:noHBand="0" w:noVBand="1"/>
+      </w:tblPr>
+      <w:tblGrid>
+        <w:gridCol w:w="3114"/>
+        <w:gridCol w:w="3115"/>
+        <w:gridCol w:w="3115"/>
+      </w:tblGrid>
+      <w:tr>
+        <w:tc>
+          <w:tcPr>
+            <w:tcW w:w="3115" w:type="dxa"/>
+          </w:tcPr>
+          <w:p>
+            <w:pPr>
+              <w:spacing w:line="240" w:lineRule="auto"/>
+              <w:ind w:firstLine="0"/>
+              <w:jc w:val="center"/>
+              <w:rPr>
+                <w:kern w:val="2"/>
+                <w:sz w:val="24"/>
+                <w:szCs w:val="20"/>
+                <w14:ligatures w14:val="standardContextual"/>
+              </w:rPr>
+            </w:pPr>
+            <w:r>
+              <w:rPr>
+                <w:kern w:val="2"/>
+                <w:sz w:val="24"/>
+                <w:szCs w:val="20"/>
+                <w14:ligatures w14:val="standardContextual"/>
+              </w:rPr>
+              <w:t>Ключевое поле</w:t>
+            </w:r>
+          </w:p>
+        </w:tc>
+        <w:tc>
+          <w:tcPr>
+            <w:tcW w:w="3115" w:type="dxa"/>
+          </w:tcPr>
+          <w:p>
+            <w:pPr>
+              <w:spacing w:line="240" w:lineRule="auto"/>
+              <w:ind w:firstLine="0"/>
+              <w:jc w:val="center"/>
+              <w:rPr>
+                <w:kern w:val="2"/>
+                <w:sz w:val="24"/>
+                <w:szCs w:val="20"/>
+                <w14:ligatures w14:val="standardContextual"/>
+              </w:rPr>
+            </w:pPr>
+            <w:r>
+              <w:rPr>
+                <w:kern w:val="2"/>
+                <w:sz w:val="24"/>
+                <w:szCs w:val="20"/>
+                <w14:ligatures w14:val="standardContextual"/>
+              </w:rPr>
+              <w:t>Название</w:t>
+            </w:r>
+          </w:p>
+        </w:tc>
+        <w:tc>
+          <w:tcPr>
+            <w:tcW w:w="3115" w:type="dxa"/>
+          </w:tcPr>
+          <w:p>
+            <w:pPr>
+              <w:spacing w:line="240" w:lineRule="auto"/>
+              <w:ind w:firstLine="0"/>
+              <w:jc w:val="center"/>
+              <w:rPr>
+                <w:kern w:val="2"/>
+                <w:sz w:val="24"/>
+                <w:szCs w:val="20"/>
+                <w14:ligatures w14:val="standardContextual"/>
+              </w:rPr>
+            </w:pPr>
+            <w:r>
+              <w:rPr>
+                <w:kern w:val="2"/>
+                <w:sz w:val="24"/>
+                <w:szCs w:val="20"/>
+                <w14:ligatures w14:val="standardContextual"/>
+              </w:rPr>
+              <w:t>Назначение</w:t>
+            </w:r>
+          </w:p>
+        </w:tc>
+      </w:tr>
+      <w:tr>
+        <w:tc>
+          <w:tcPr>
+            <w:tcW w:w="3115" w:type="dxa"/>
+          </w:tcPr>
+          <w:p>
+            <w:pPr>
+              <w:spacing w:line="240" w:lineRule="auto"/>
+              <w:ind w:firstLine="0"/>
+              <w:rPr>
+                <w:kern w:val="2"/>
+                <w:sz w:val="24"/>
+                <w:szCs w:val="20"/>
+                <w14:ligatures w14:val="standardContextual"/>
+              </w:rPr>
+            </w:pPr>
+            <w:r>
+              <w:rPr>
+                <w:kern w:val="2"/>
+                <w:sz w:val="24"/>
+                <w:szCs w:val="20"/>
+                <w14:ligatures w14:val="standardContextual"/>
+              </w:rPr>
+              <w:t>ПК (первичный ключ)</w:t>
+            </w:r>
+          </w:p>
+        </w:tc>
+        <w:tc>
+          <w:tcPr>
+            <w:tcW w:w="3115" w:type="dxa"/>
+          </w:tcPr>
+          <w:p>
+            <w:pPr>
+              <w:spacing w:line="240" w:lineRule="auto"/>
+              <w:ind w:firstLine="0"/>
+              <w:rPr>
+                <w:kern w:val="2"/>
+                <w:sz w:val="24"/>
+                <w:szCs w:val="20"/>
+                <w14:ligatures w14:val="standardContextual"/>
+              </w:rPr>
+            </w:pPr>
+            <w:r>
+              <w:rPr>
+                <w:kern w:val="2"/>
+                <w:sz w:val="24"/>
+                <w:szCs w:val="20"/>
+                <w14:ligatures w14:val="standardContextual"/>
+              </w:rPr>
+              <w:t>Код роли</w:t>
+            </w:r>
+          </w:p>
+        </w:tc>
+        <w:tc>
+          <w:tcPr>
+            <w:tcW w:w="3115" w:type="dxa"/>
+          </w:tcPr>
+          <w:p>
+            <w:pPr>
+              <w:spacing w:line="240" w:lineRule="auto"/>
+              <w:ind w:firstLine="0"/>
+              <w:rPr>
+                <w:kern w:val="2"/>
+                <w:sz w:val="24"/>
+                <w:szCs w:val="20"/>
+                <w14:ligatures w14:val="standardContextual"/>
+              </w:rPr>
+            </w:pPr>
+            <w:r>
+              <w:rPr>
+                <w:kern w:val="2"/>
+                <w:sz w:val="24"/>
+                <w:szCs w:val="20"/>
+                <w14:ligatures w14:val="standardContextual"/>
+              </w:rPr>
+              <w:t>Уникальное значение, соответствующее каждой роли</w:t>
+            </w:r>
+          </w:p>
+        </w:tc>
+      </w:tr>
+      <w:tr>
+        <w:tc>
+          <w:tcPr>
+            <w:tcW w:w="3115" w:type="dxa"/>
+          </w:tcPr>
+          <w:p>
+            <w:pPr>
+              <w:spacing w:line="240" w:lineRule="auto"/>
+              <w:ind w:firstLine="0"/>
+              <w:rPr>
+                <w:kern w:val="2"/>
+                <w:sz w:val="24"/>
+                <w:szCs w:val="20"/>
+                <w14:ligatures w14:val="standardContextual"/>
+              </w:rPr>
+            </w:pPr>
+          </w:p>
+        </w:tc>
+        <w:tc>
+          <w:tcPr>
+            <w:tcW w:w="3115" w:type="dxa"/>
+          </w:tcPr>
+          <w:p>
+            <w:pPr>
+              <w:spacing w:line="240" w:lineRule="auto"/>
+              <w:ind w:firstLine="0"/>
+              <w:rPr>
+                <w:kern w:val="2"/>
+                <w:sz w:val="24"/>
+                <w:szCs w:val="20"/>
+                <w14:ligatures w14:val="standardContextual"/>
+              </w:rPr>
+            </w:pPr>
+            <w:r>
+              <w:rPr>
+                <w:kern w:val="2"/>
+                <w:sz w:val="24"/>
+                <w:szCs w:val="20"/>
+                <w14:ligatures w14:val="standardContextual"/>
+              </w:rPr>
+              <w:t>Наименование</w:t>
+            </w:r>
+          </w:p>
+        </w:tc>
+        <w:tc>
+          <w:tcPr>
+            <w:tcW w:w="3115" w:type="dxa"/>
+          </w:tcPr>
+          <w:p>
+            <w:pPr>
+              <w:spacing w:line="240" w:lineRule="auto"/>
+              <w:ind w:firstLine="0"/>
+              <w:rPr>
+                <w:kern w:val="2"/>
+                <w:sz w:val="24"/>
+                <w:szCs w:val="20"/>
+                <w14:ligatures w14:val="standardContextual"/>
+              </w:rPr>
+            </w:pPr>
+            <w:r>
+              <w:rPr>
+                <w:kern w:val="2"/>
+                <w:sz w:val="24"/>
+                <w:szCs w:val="20"/>
+                <w14:ligatures w14:val="standardContextual"/>
+              </w:rPr>
+              <w:t>Наименование роли</w:t>
+            </w:r>
+          </w:p>
+        </w:tc>
+      </w:tr>
+      <w:tr>
+        <w:tc>
+          <w:tcPr>
+            <w:tcW w:w="3115" w:type="dxa"/>
+          </w:tcPr>
+          <w:p>
+            <w:pPr>
+              <w:spacing w:line="240" w:lineRule="auto"/>
+              <w:ind w:firstLine="0"/>
+              <w:rPr>
+                <w:kern w:val="2"/>
+                <w:sz w:val="24"/>
+                <w:szCs w:val="20"/>
+                <w14:ligatures w14:val="standardContextual"/>
+              </w:rPr>
+            </w:pPr>
+          </w:p>
+        </w:tc>
+        <w:tc>
+          <w:tcPr>
+            <w:tcW w:w="3115" w:type="dxa"/>
+          </w:tcPr>
+          <w:p>
+            <w:pPr>
+              <w:spacing w:line="240" w:lineRule="auto"/>
+              <w:ind w:firstLine="0"/>
+              <w:rPr>
+                <w:kern w:val="2"/>
+                <w:sz w:val="24"/>
+                <w:szCs w:val="20"/>
+                <w14:ligatures w14:val="standardContextual"/>
+              </w:rPr>
+            </w:pPr>
+            <w:r>
+              <w:rPr>
+                <w:kern w:val="2"/>
+                <w:sz w:val="24"/>
+                <w:szCs w:val="20"/>
+                <w14:ligatures w14:val="standardContextual"/>
+              </w:rPr>
+              <w:t>Описание</w:t>
+            </w:r>
+          </w:p>
+        </w:tc>
+        <w:tc>
+          <w:tcPr>
+            <w:tcW w:w="3115" w:type="dxa"/>
+          </w:tcPr>
+          <w:p>
+            <w:pPr>
+              <w:spacing w:line="240" w:lineRule="auto"/>
+              <w:ind w:firstLine="0"/>
+              <w:rPr>
+                <w:kern w:val="2"/>
+                <w:sz w:val="24"/>
+                <w:szCs w:val="20"/>
+                <w14:ligatures w14:val="standardContextual"/>
+              </w:rPr>
+            </w:pPr>
+            <w:r>
+              <w:rPr>
+                <w:kern w:val="2"/>
+                <w:sz w:val="24"/>
+                <w:szCs w:val="20"/>
+                <w14:ligatures w14:val="standardContextual"/>
+              </w:rPr>
+              <w:t>Полное описание роли пользователя</w:t>
+            </w:r>
+          </w:p>
+        </w:tc>
+      </w:tr>
+    </w:tbl>
+    <w:p>
+      <w:pPr>
+        <w:spacing w:before="100" w:beforeAutospacing="1"/>
+        <w:jc w:val="right"/>
+        <w:rPr>
+          <w:kern w:val="2"/>
+          <w:szCs w:val="24"/>
+          <w14:ligatures w14:val="standardContextual"/>
+        </w:rPr>
+      </w:pPr>
+      <w:r>
+        <w:rPr>
+          <w:kern w:val="2"/>
+          <w:szCs w:val="24"/>
+          <w14:ligatures w14:val="standardContextual"/>
+        </w:rPr>
+        <w:t>Таблица 3</w:t>
+      </w:r>
+      <w:r>
+        <w:rPr>
+          <w:kern w:val="2"/>
+          <w:szCs w:val="24"/>
+          <w14:ligatures w14:val="standardContextual"/>
+        </w:rPr>
+        <w:t>.</w:t>
+      </w:r>
+      <w:r>
+        <w:rPr>
+          <w:kern w:val="2"/>
+          <w:szCs w:val="24"/>
+          <w14:ligatures w14:val="standardContextual"/>
+        </w:rPr>
+        <w:t xml:space="preserve"> Список атрибутов таблицы «Пользователь».</w:t>
+      </w:r>
+    </w:p>
+    <w:tbl>
+      <w:tblPr>
+        <w:tblStyle w:val="afa"/>
+        <w:tblW w:w="0" w:type="auto"/>
+        <w:tblLook w:val="04A0" w:firstRow="1" w:lastRow="0" w:firstColumn="1" w:lastColumn="0" w:noHBand="0" w:noVBand="1"/>
+      </w:tblPr>
+      <w:tblGrid>
+        <w:gridCol w:w="3114"/>
+        <w:gridCol w:w="3115"/>
+        <w:gridCol w:w="3115"/>
+      </w:tblGrid>
+      <w:tr>
+        <w:tc>
+          <w:tcPr>
+            <w:tcW w:w="3115" w:type="dxa"/>
+          </w:tcPr>
+          <w:p>
+            <w:pPr>
+              <w:spacing w:line="240" w:lineRule="auto"/>
+              <w:ind w:firstLine="0"/>
+              <w:jc w:val="center"/>
+              <w:rPr>
+                <w:kern w:val="2"/>
+                <w:sz w:val="24"/>
+                <w:szCs w:val="20"/>
+                <w14:ligatures w14:val="standardContextual"/>
+              </w:rPr>
+            </w:pPr>
+            <w:r>
+              <w:rPr>
+                <w:kern w:val="2"/>
+                <w:sz w:val="24"/>
+                <w:szCs w:val="20"/>
+                <w14:ligatures w14:val="standardContextual"/>
+              </w:rPr>
+              <w:t>Ключевое поле</w:t>
+            </w:r>
+          </w:p>
+        </w:tc>
+        <w:tc>
+          <w:tcPr>
+            <w:tcW w:w="3115" w:type="dxa"/>
+          </w:tcPr>
+          <w:p>
+            <w:pPr>
+              <w:spacing w:line="240" w:lineRule="auto"/>
+              <w:ind w:firstLine="0"/>
+              <w:jc w:val="center"/>
+              <w:rPr>
+                <w:kern w:val="2"/>
+                <w:sz w:val="24"/>
+                <w:szCs w:val="20"/>
+                <w14:ligatures w14:val="standardContextual"/>
+              </w:rPr>
+            </w:pPr>
+            <w:r>
+              <w:rPr>
+                <w:kern w:val="2"/>
+                <w:sz w:val="24"/>
+                <w:szCs w:val="20"/>
+                <w14:ligatures w14:val="standardContextual"/>
+              </w:rPr>
+              <w:t>Название</w:t>
+            </w:r>
+          </w:p>
+        </w:tc>
+        <w:tc>
+          <w:tcPr>
+            <w:tcW w:w="3115" w:type="dxa"/>
+          </w:tcPr>
+          <w:p>
+            <w:pPr>
+              <w:spacing w:line="240" w:lineRule="auto"/>
+              <w:ind w:firstLine="0"/>
+              <w:jc w:val="center"/>
+              <w:rPr>
+                <w:kern w:val="2"/>
+                <w:sz w:val="24"/>
+                <w:szCs w:val="20"/>
+                <w14:ligatures w14:val="standardContextual"/>
+              </w:rPr>
+            </w:pPr>
+            <w:r>
+              <w:rPr>
+                <w:kern w:val="2"/>
+                <w:sz w:val="24"/>
+                <w:szCs w:val="20"/>
+                <w14:ligatures w14:val="standardContextual"/>
+              </w:rPr>
+              <w:t>Назначение</w:t>
+            </w:r>
+          </w:p>
+        </w:tc>
+      </w:tr>
+      <w:tr>
+        <w:tc>
+          <w:tcPr>
+            <w:tcW w:w="3115" w:type="dxa"/>
+          </w:tcPr>
+          <w:p>
+            <w:pPr>
+              <w:spacing w:line="240" w:lineRule="auto"/>
+              <w:ind w:firstLine="0"/>
+              <w:rPr>
+                <w:kern w:val="2"/>
+                <w:sz w:val="24"/>
+                <w:szCs w:val="20"/>
+                <w14:ligatures w14:val="standardContextual"/>
+              </w:rPr>
+            </w:pPr>
+            <w:r>
+              <w:rPr>
+                <w:kern w:val="2"/>
+                <w:sz w:val="24"/>
+                <w:szCs w:val="20"/>
+                <w14:ligatures w14:val="standardContextual"/>
+              </w:rPr>
+              <w:t>ПК (первичный ключ)</w:t>
+            </w:r>
+          </w:p>
+        </w:tc>
+        <w:tc>
+          <w:tcPr>
+            <w:tcW w:w="3115" w:type="dxa"/>
+          </w:tcPr>
+          <w:p>
+            <w:pPr>
+              <w:spacing w:line="240" w:lineRule="auto"/>
+              <w:ind w:firstLine="0"/>
+              <w:rPr>
+                <w:kern w:val="2"/>
+                <w:sz w:val="24"/>
+                <w:szCs w:val="20"/>
+                <w14:ligatures w14:val="standardContextual"/>
+              </w:rPr>
+            </w:pPr>
+            <w:r>
+              <w:rPr>
+                <w:kern w:val="2"/>
+                <w:sz w:val="24"/>
+                <w:szCs w:val="20"/>
+                <w14:ligatures w14:val="standardContextual"/>
+              </w:rPr>
+              <w:t>Код пользователя</w:t>
+            </w:r>
+          </w:p>
+        </w:tc>
+        <w:tc>
+          <w:tcPr>
+            <w:tcW w:w="3115" w:type="dxa"/>
+          </w:tcPr>
+          <w:p>
+            <w:pPr>
+              <w:spacing w:line="240" w:lineRule="auto"/>
+              <w:ind w:firstLine="0"/>
+              <w:rPr>
+                <w:kern w:val="2"/>
+                <w:sz w:val="24"/>
+                <w:szCs w:val="20"/>
+                <w14:ligatures w14:val="standardContextual"/>
+              </w:rPr>
+            </w:pPr>
+            <w:r>
+              <w:rPr>
+                <w:kern w:val="2"/>
+                <w:sz w:val="24"/>
+                <w:szCs w:val="20"/>
+                <w14:ligatures w14:val="standardContextual"/>
+              </w:rPr>
+              <w:t>Ключевое поле, предназначенное для однозначной идентификации каждой записи в таблице. Представляет собой первичный ключ. Это уникальное значение, соответствующее каждому пользователю</w:t>
+            </w:r>
+          </w:p>
+        </w:tc>
+      </w:tr>
+      <w:tr>
+        <w:tc>
+          <w:tcPr>
+            <w:tcW w:w="3115" w:type="dxa"/>
+          </w:tcPr>
+          <w:p>
+            <w:pPr>
+              <w:spacing w:line="240" w:lineRule="auto"/>
+              <w:ind w:firstLine="0"/>
+              <w:rPr>
+                <w:kern w:val="2"/>
+                <w:sz w:val="24"/>
+                <w:szCs w:val="20"/>
+                <w14:ligatures w14:val="standardContextual"/>
+              </w:rPr>
+            </w:pPr>
+            <w:r>
+              <w:rPr>
+                <w:kern w:val="2"/>
+                <w:sz w:val="24"/>
+                <w:szCs w:val="20"/>
+                <w14:ligatures w14:val="standardContextual"/>
+              </w:rPr>
+              <w:lastRenderedPageBreak/>
+              <w:t>ВК (внешний ключ)</w:t>
+            </w:r>
+          </w:p>
+        </w:tc>
+        <w:tc>
+          <w:tcPr>
+            <w:tcW w:w="3115" w:type="dxa"/>
+          </w:tcPr>
+          <w:p>
+            <w:pPr>
+              <w:spacing w:line="240" w:lineRule="auto"/>
+              <w:ind w:firstLine="0"/>
+              <w:rPr>
+                <w:kern w:val="2"/>
+                <w:sz w:val="24"/>
+                <w:szCs w:val="20"/>
+                <w14:ligatures w14:val="standardContextual"/>
+              </w:rPr>
+            </w:pPr>
+            <w:r>
+              <w:rPr>
+                <w:kern w:val="2"/>
+                <w:sz w:val="24"/>
+                <w:szCs w:val="20"/>
+                <w14:ligatures w14:val="standardContextual"/>
+              </w:rPr>
+              <w:t>Код роли</w:t>
+            </w:r>
+          </w:p>
+        </w:tc>
+        <w:tc>
+          <w:tcPr>
+            <w:tcW w:w="3115" w:type="dxa"/>
+          </w:tcPr>
+          <w:p>
+            <w:pPr>
+              <w:spacing w:line="240" w:lineRule="auto"/>
+              <w:ind w:firstLine="0"/>
+              <w:rPr>
+                <w:kern w:val="2"/>
+                <w:sz w:val="24"/>
+                <w:szCs w:val="20"/>
+                <w14:ligatures w14:val="standardContextual"/>
+              </w:rPr>
+            </w:pPr>
+            <w:r>
+              <w:rPr>
+                <w:kern w:val="2"/>
+                <w:sz w:val="24"/>
+                <w:szCs w:val="20"/>
+                <w14:ligatures w14:val="standardContextual"/>
+              </w:rPr>
+              <w:t>С помощью данного внешнего ключа будет определено какую роль имеет пользователь</w:t>
+            </w:r>
+          </w:p>
+        </w:tc>
+      </w:tr>
+      <w:tr>
+        <w:tc>
+          <w:tcPr>
+            <w:tcW w:w="3115" w:type="dxa"/>
+          </w:tcPr>
+          <w:p>
+            <w:pPr>
+              <w:spacing w:line="240" w:lineRule="auto"/>
+              <w:ind w:firstLine="0"/>
+              <w:rPr>
+                <w:kern w:val="2"/>
+                <w:sz w:val="24"/>
+                <w:szCs w:val="20"/>
+                <w14:ligatures w14:val="standardContextual"/>
+              </w:rPr>
+            </w:pPr>
+          </w:p>
+        </w:tc>
+        <w:tc>
+          <w:tcPr>
+            <w:tcW w:w="3115" w:type="dxa"/>
+          </w:tcPr>
+          <w:p>
+            <w:pPr>
+              <w:spacing w:line="240" w:lineRule="auto"/>
+              <w:ind w:firstLine="0"/>
+              <w:rPr>
+                <w:kern w:val="2"/>
+                <w:sz w:val="24"/>
+                <w:szCs w:val="20"/>
+                <w14:ligatures w14:val="standardContextual"/>
+              </w:rPr>
+            </w:pPr>
+            <w:r>
+              <w:rPr>
+                <w:kern w:val="2"/>
+                <w:sz w:val="24"/>
+                <w:szCs w:val="20"/>
+                <w14:ligatures w14:val="standardContextual"/>
+              </w:rPr>
+              <w:t>Логин</w:t>
+            </w:r>
+          </w:p>
+        </w:tc>
+        <w:tc>
+          <w:tcPr>
+            <w:tcW w:w="3115" w:type="dxa"/>
+          </w:tcPr>
+          <w:p>
+            <w:pPr>
+              <w:spacing w:line="240" w:lineRule="auto"/>
+              <w:ind w:firstLine="0"/>
+              <w:rPr>
+                <w:kern w:val="2"/>
+                <w:sz w:val="24"/>
+                <w:szCs w:val="20"/>
+                <w14:ligatures w14:val="standardContextual"/>
+              </w:rPr>
+            </w:pPr>
+            <w:r>
+              <w:rPr>
+                <w:kern w:val="2"/>
+                <w:sz w:val="24"/>
+                <w:szCs w:val="20"/>
+                <w14:ligatures w14:val="standardContextual"/>
+              </w:rPr>
+              <w:t>Логин пользователя</w:t>
+            </w:r>
+          </w:p>
+        </w:tc>
+      </w:tr>
+      <w:tr>
+        <w:tc>
+          <w:tcPr>
+            <w:tcW w:w="3115" w:type="dxa"/>
+          </w:tcPr>
+          <w:p>
+            <w:pPr>
+              <w:spacing w:line="240" w:lineRule="auto"/>
+              <w:ind w:firstLine="0"/>
+              <w:rPr>
+                <w:kern w:val="2"/>
+                <w:sz w:val="24"/>
+                <w:szCs w:val="20"/>
+                <w14:ligatures w14:val="standardContextual"/>
+              </w:rPr>
+            </w:pPr>
+          </w:p>
+        </w:tc>
+        <w:tc>
+          <w:tcPr>
+            <w:tcW w:w="3115" w:type="dxa"/>
+          </w:tcPr>
+          <w:p>
+            <w:pPr>
+              <w:spacing w:line="240" w:lineRule="auto"/>
+              <w:ind w:firstLine="0"/>
+              <w:rPr>
+                <w:kern w:val="2"/>
+                <w:sz w:val="24"/>
+                <w:szCs w:val="20"/>
+                <w14:ligatures w14:val="standardContextual"/>
+              </w:rPr>
+            </w:pPr>
+            <w:r>
+              <w:rPr>
+                <w:kern w:val="2"/>
+                <w:sz w:val="24"/>
+                <w:szCs w:val="20"/>
+                <w14:ligatures w14:val="standardContextual"/>
+              </w:rPr>
+              <w:t>Пароль</w:t>
+            </w:r>
+          </w:p>
+        </w:tc>
+        <w:tc>
+          <w:tcPr>
+            <w:tcW w:w="3115" w:type="dxa"/>
+          </w:tcPr>
+          <w:p>
+            <w:pPr>
+              <w:spacing w:line="240" w:lineRule="auto"/>
+              <w:ind w:firstLine="0"/>
+              <w:rPr>
+                <w:kern w:val="2"/>
+                <w:sz w:val="24"/>
+                <w:szCs w:val="20"/>
+                <w14:ligatures w14:val="standardContextual"/>
+              </w:rPr>
+            </w:pPr>
+            <w:r>
+              <w:rPr>
+                <w:kern w:val="2"/>
+                <w:sz w:val="24"/>
+                <w:szCs w:val="20"/>
+                <w14:ligatures w14:val="standardContextual"/>
+              </w:rPr>
+              <w:t>Пароль пользователя</w:t>
+            </w:r>
+          </w:p>
+        </w:tc>
+      </w:tr>
+    </w:tbl>
+    <w:p>
+      <w:pPr>
+        <w:spacing w:before="100" w:beforeAutospacing="1"/>
+        <w:jc w:val="right"/>
+        <w:rPr>
+          <w:kern w:val="2"/>
+          <w:szCs w:val="24"/>
+          <w14:ligatures w14:val="standardContextual"/>
+        </w:rPr>
+      </w:pPr>
+      <w:r>
+        <w:rPr>
+          <w:kern w:val="2"/>
+          <w:szCs w:val="24"/>
+          <w14:ligatures w14:val="standardContextual"/>
+        </w:rPr>
+        <w:t>Таблица 4</w:t>
+      </w:r>
+      <w:r>
+        <w:rPr>
+          <w:kern w:val="2"/>
+          <w:szCs w:val="24"/>
+          <w14:ligatures w14:val="standardContextual"/>
+        </w:rPr>
+        <w:t>.</w:t>
+      </w:r>
+      <w:r>
+        <w:rPr>
+          <w:kern w:val="2"/>
+          <w:szCs w:val="24"/>
+          <w14:ligatures w14:val="standardContextual"/>
+        </w:rPr>
+        <w:t xml:space="preserve"> Список атрибутов таблицы «Сотрудник».</w:t>
+      </w:r>
+    </w:p>
+    <w:tbl>
+      <w:tblPr>
+        <w:tblStyle w:val="afa"/>
+        <w:tblW w:w="0" w:type="auto"/>
+        <w:tblLook w:val="04A0" w:firstRow="1" w:lastRow="0" w:firstColumn="1" w:lastColumn="0" w:noHBand="0" w:noVBand="1"/>
+      </w:tblPr>
+      <w:tblGrid>
+        <w:gridCol w:w="3114"/>
+        <w:gridCol w:w="3115"/>
+        <w:gridCol w:w="3115"/>
+      </w:tblGrid>
+      <w:tr>
+        <w:tc>
+          <w:tcPr>
+            <w:tcW w:w="3115" w:type="dxa"/>
+          </w:tcPr>
+          <w:p>
+            <w:pPr>
+              <w:spacing w:line="240" w:lineRule="auto"/>
+              <w:ind w:firstLine="0"/>
+              <w:jc w:val="center"/>
+              <w:rPr>
+                <w:kern w:val="2"/>
+                <w:sz w:val="24"/>
+                <w:szCs w:val="20"/>
+                <w14:ligatures w14:val="standardContextual"/>
+              </w:rPr>
+            </w:pPr>
+            <w:r>
+              <w:rPr>
+                <w:kern w:val="2"/>
+                <w:sz w:val="24"/>
+                <w:szCs w:val="20"/>
+                <w14:ligatures w14:val="standardContextual"/>
+              </w:rPr>
+              <w:t>Ключевое поле</w:t>
+            </w:r>
+          </w:p>
+        </w:tc>
+        <w:tc>
+          <w:tcPr>
+            <w:tcW w:w="3115" w:type="dxa"/>
+          </w:tcPr>
+          <w:p>
+            <w:pPr>
+              <w:spacing w:line="240" w:lineRule="auto"/>
+              <w:ind w:firstLine="0"/>
+              <w:jc w:val="center"/>
+              <w:rPr>
+                <w:kern w:val="2"/>
+                <w:sz w:val="24"/>
+                <w:szCs w:val="20"/>
+                <w14:ligatures w14:val="standardContextual"/>
+              </w:rPr>
+            </w:pPr>
+            <w:r>
+              <w:rPr>
+                <w:kern w:val="2"/>
+                <w:sz w:val="24"/>
+                <w:szCs w:val="20"/>
+                <w14:ligatures w14:val="standardContextual"/>
+              </w:rPr>
+              <w:t>Название</w:t>
+            </w:r>
+          </w:p>
+        </w:tc>
+        <w:tc>
+          <w:tcPr>
+            <w:tcW w:w="3115" w:type="dxa"/>
+          </w:tcPr>
+          <w:p>
+            <w:pPr>
+              <w:spacing w:line="240" w:lineRule="auto"/>
+              <w:ind w:firstLine="0"/>
+              <w:jc w:val="center"/>
+              <w:rPr>
+                <w:kern w:val="2"/>
+                <w:sz w:val="24"/>
+                <w:szCs w:val="20"/>
+                <w14:ligatures w14:val="standardContextual"/>
+              </w:rPr>
+            </w:pPr>
+            <w:r>
+              <w:rPr>
+                <w:kern w:val="2"/>
+                <w:sz w:val="24"/>
+                <w:szCs w:val="20"/>
+                <w14:ligatures w14:val="standardContextual"/>
+              </w:rPr>
+              <w:t>Назначение</w:t>
+            </w:r>
+          </w:p>
+        </w:tc>
+      </w:tr>
+      <w:tr>
+        <w:tc>
+          <w:tcPr>
+            <w:tcW w:w="3115" w:type="dxa"/>
+          </w:tcPr>
+          <w:p>
+            <w:pPr>
+              <w:spacing w:line="240" w:lineRule="auto"/>
+              <w:ind w:firstLine="0"/>
+              <w:rPr>
+                <w:kern w:val="2"/>
+                <w:sz w:val="24"/>
+                <w:szCs w:val="20"/>
+                <w14:ligatures w14:val="standardContextual"/>
+              </w:rPr>
+            </w:pPr>
+            <w:r>
+              <w:rPr>
+                <w:kern w:val="2"/>
+                <w:sz w:val="24"/>
+                <w:szCs w:val="20"/>
+                <w14:ligatures w14:val="standardContextual"/>
+              </w:rPr>
+              <w:t>ПК (первичный ключ)</w:t>
+            </w:r>
+          </w:p>
+        </w:tc>
+        <w:tc>
+          <w:tcPr>
+            <w:tcW w:w="3115" w:type="dxa"/>
+          </w:tcPr>
+          <w:p>
+            <w:pPr>
+              <w:spacing w:line="240" w:lineRule="auto"/>
+              <w:ind w:firstLine="0"/>
+              <w:rPr>
+                <w:kern w:val="2"/>
+                <w:sz w:val="24"/>
+                <w:szCs w:val="20"/>
+                <w14:ligatures w14:val="standardContextual"/>
+              </w:rPr>
+            </w:pPr>
+            <w:r>
+              <w:rPr>
+                <w:kern w:val="2"/>
+                <w:sz w:val="24"/>
+                <w:szCs w:val="20"/>
+                <w14:ligatures w14:val="standardContextual"/>
+              </w:rPr>
+              <w:t>Код сотрудника</w:t>
+            </w:r>
+          </w:p>
+        </w:tc>
+        <w:tc>
+          <w:tcPr>
+            <w:tcW w:w="3115" w:type="dxa"/>
+          </w:tcPr>
+          <w:p>
+            <w:pPr>
+              <w:spacing w:line="240" w:lineRule="auto"/>
+              <w:ind w:firstLine="0"/>
+              <w:rPr>
+                <w:kern w:val="2"/>
+                <w:sz w:val="24"/>
+                <w:szCs w:val="20"/>
+                <w14:ligatures w14:val="standardContextual"/>
+              </w:rPr>
+            </w:pPr>
+            <w:r>
+              <w:rPr>
+                <w:kern w:val="2"/>
+                <w:sz w:val="24"/>
+                <w:szCs w:val="20"/>
+                <w14:ligatures w14:val="standardContextual"/>
+              </w:rPr>
+              <w:t>Уникальное значение, соответствующее каждому сотруднику</w:t>
+            </w:r>
+          </w:p>
+        </w:tc>
+      </w:tr>
+      <w:tr>
+        <w:tc>
+          <w:tcPr>
+            <w:tcW w:w="3115" w:type="dxa"/>
+          </w:tcPr>
+          <w:p>
+            <w:pPr>
+              <w:spacing w:line="240" w:lineRule="auto"/>
+              <w:ind w:firstLine="0"/>
+              <w:rPr>
+                <w:kern w:val="2"/>
+                <w:sz w:val="24"/>
+                <w:szCs w:val="20"/>
+                <w14:ligatures w14:val="standardContextual"/>
+              </w:rPr>
+            </w:pPr>
+            <w:r>
+              <w:rPr>
+                <w:kern w:val="2"/>
+                <w:sz w:val="24"/>
+                <w:szCs w:val="20"/>
+                <w14:ligatures w14:val="standardContextual"/>
+              </w:rPr>
+              <w:t>ВК (внешний ключ)</w:t>
+            </w:r>
+          </w:p>
+        </w:tc>
+        <w:tc>
+          <w:tcPr>
+            <w:tcW w:w="3115" w:type="dxa"/>
+          </w:tcPr>
+          <w:p>
+            <w:pPr>
+              <w:spacing w:line="240" w:lineRule="auto"/>
+              <w:ind w:firstLine="0"/>
+              <w:rPr>
+                <w:kern w:val="2"/>
+                <w:sz w:val="24"/>
+                <w:szCs w:val="20"/>
+                <w14:ligatures w14:val="standardContextual"/>
+              </w:rPr>
+            </w:pPr>
+            <w:r>
+              <w:rPr>
+                <w:kern w:val="2"/>
+                <w:sz w:val="24"/>
+                <w:szCs w:val="20"/>
+                <w14:ligatures w14:val="standardContextual"/>
+              </w:rPr>
+              <w:t>Код пользователя</w:t>
+            </w:r>
+          </w:p>
+        </w:tc>
+        <w:tc>
+          <w:tcPr>
+            <w:tcW w:w="3115" w:type="dxa"/>
+          </w:tcPr>
+          <w:p>
+            <w:pPr>
+              <w:spacing w:line="240" w:lineRule="auto"/>
+              <w:ind w:firstLine="0"/>
+              <w:rPr>
+                <w:kern w:val="2"/>
+                <w:sz w:val="24"/>
+                <w:szCs w:val="20"/>
+                <w14:ligatures w14:val="standardContextual"/>
+              </w:rPr>
+            </w:pPr>
+            <w:r>
+              <w:rPr>
+                <w:kern w:val="2"/>
+                <w:sz w:val="24"/>
+                <w:szCs w:val="20"/>
+                <w14:ligatures w14:val="standardContextual"/>
+              </w:rPr>
+              <w:t>С помощью данного внешнего ключа будет определено какой сотрудник имеет определенного пользователя</w:t>
+            </w:r>
+          </w:p>
+        </w:tc>
+      </w:tr>
+      <w:tr>
+        <w:tc>
+          <w:tcPr>
+            <w:tcW w:w="3115" w:type="dxa"/>
+          </w:tcPr>
+          <w:p>
+            <w:pPr>
+              <w:spacing w:line="240" w:lineRule="auto"/>
+              <w:ind w:firstLine="0"/>
+              <w:rPr>
+                <w:kern w:val="2"/>
+                <w:sz w:val="24"/>
+                <w:szCs w:val="20"/>
+                <w14:ligatures w14:val="standardContextual"/>
+              </w:rPr>
+            </w:pPr>
+          </w:p>
+        </w:tc>
+        <w:tc>
+          <w:tcPr>
+            <w:tcW w:w="3115" w:type="dxa"/>
+          </w:tcPr>
+          <w:p>
+            <w:pPr>
+              <w:spacing w:line="240" w:lineRule="auto"/>
+              <w:ind w:firstLine="0"/>
+              <w:rPr>
+                <w:kern w:val="2"/>
+                <w:sz w:val="24"/>
+                <w:szCs w:val="20"/>
+                <w14:ligatures w14:val="standardContextual"/>
+              </w:rPr>
+            </w:pPr>
+            <w:r>
+              <w:rPr>
+                <w:kern w:val="2"/>
+                <w:sz w:val="24"/>
+                <w:szCs w:val="20"/>
+                <w14:ligatures w14:val="standardContextual"/>
+              </w:rPr>
+              <w:t>Имя</w:t>
+            </w:r>
+          </w:p>
+        </w:tc>
+        <w:tc>
+          <w:tcPr>
+            <w:tcW w:w="3115" w:type="dxa"/>
+          </w:tcPr>
+          <w:p>
+            <w:pPr>
+              <w:spacing w:line="240" w:lineRule="auto"/>
+              <w:ind w:firstLine="0"/>
+              <w:rPr>
+                <w:kern w:val="2"/>
+                <w:sz w:val="24"/>
+                <w:szCs w:val="20"/>
+                <w14:ligatures w14:val="standardContextual"/>
+              </w:rPr>
+            </w:pPr>
+            <w:r>
+              <w:rPr>
+                <w:kern w:val="2"/>
+                <w:sz w:val="24"/>
+                <w:szCs w:val="20"/>
+                <w14:ligatures w14:val="standardContextual"/>
+              </w:rPr>
+              <w:t>Имя сотрудника</w:t>
+            </w:r>
+          </w:p>
+        </w:tc>
+      </w:tr>
+      <w:tr>
+        <w:tc>
+          <w:tcPr>
+            <w:tcW w:w="3115" w:type="dxa"/>
+          </w:tcPr>
+          <w:p>
+            <w:pPr>
+              <w:spacing w:line="240" w:lineRule="auto"/>
+              <w:ind w:firstLine="0"/>
+              <w:rPr>
+                <w:kern w:val="2"/>
+                <w:sz w:val="24"/>
+                <w:szCs w:val="20"/>
+                <w14:ligatures w14:val="standardContextual"/>
+              </w:rPr>
+            </w:pPr>
+          </w:p>
+        </w:tc>
+        <w:tc>
+          <w:tcPr>
+            <w:tcW w:w="3115" w:type="dxa"/>
+          </w:tcPr>
+          <w:p>
+            <w:pPr>
+              <w:spacing w:line="240" w:lineRule="auto"/>
+              <w:ind w:firstLine="0"/>
+              <w:rPr>
+                <w:kern w:val="2"/>
+                <w:sz w:val="24"/>
+                <w:szCs w:val="20"/>
+                <w14:ligatures w14:val="standardContextual"/>
+              </w:rPr>
+            </w:pPr>
+            <w:r>
+              <w:rPr>
+                <w:kern w:val="2"/>
+                <w:sz w:val="24"/>
+                <w:szCs w:val="20"/>
+                <w14:ligatures w14:val="standardContextual"/>
+              </w:rPr>
+              <w:t>Фамилия</w:t>
+            </w:r>
+          </w:p>
+        </w:tc>
+        <w:tc>
+          <w:tcPr>
+            <w:tcW w:w="3115" w:type="dxa"/>
+          </w:tcPr>
+          <w:p>
+            <w:pPr>
+              <w:spacing w:line="240" w:lineRule="auto"/>
+              <w:ind w:firstLine="0"/>
+              <w:rPr>
+                <w:kern w:val="2"/>
+                <w:sz w:val="24"/>
+                <w:szCs w:val="20"/>
+                <w14:ligatures w14:val="standardContextual"/>
+              </w:rPr>
+            </w:pPr>
+            <w:r>
+              <w:rPr>
+                <w:kern w:val="2"/>
+                <w:sz w:val="24"/>
+                <w:szCs w:val="20"/>
+                <w14:ligatures w14:val="standardContextual"/>
+              </w:rPr>
+              <w:t>Фамилия сотрудника</w:t>
+            </w:r>
+          </w:p>
+        </w:tc>
+      </w:tr>
+      <w:tr>
+        <w:tc>
+          <w:tcPr>
+            <w:tcW w:w="3115" w:type="dxa"/>
+          </w:tcPr>
+          <w:p>
+            <w:pPr>
+              <w:spacing w:line="240" w:lineRule="auto"/>
+              <w:ind w:firstLine="0"/>
+              <w:rPr>
+                <w:kern w:val="2"/>
+                <w:sz w:val="24"/>
+                <w:szCs w:val="20"/>
+                <w14:ligatures w14:val="standardContextual"/>
+              </w:rPr>
+            </w:pPr>
+          </w:p>
+        </w:tc>
+        <w:tc>
+          <w:tcPr>
+            <w:tcW w:w="3115" w:type="dxa"/>
+          </w:tcPr>
+          <w:p>
+            <w:pPr>
+              <w:spacing w:line="240" w:lineRule="auto"/>
+              <w:ind w:firstLine="0"/>
+              <w:rPr>
+                <w:kern w:val="2"/>
+                <w:sz w:val="24"/>
+                <w:szCs w:val="20"/>
+                <w14:ligatures w14:val="standardContextual"/>
+              </w:rPr>
+            </w:pPr>
+            <w:r>
+              <w:rPr>
+                <w:kern w:val="2"/>
+                <w:sz w:val="24"/>
+                <w:szCs w:val="20"/>
+                <w14:ligatures w14:val="standardContextual"/>
+              </w:rPr>
+              <w:t>Отчество</w:t>
+            </w:r>
+          </w:p>
+        </w:tc>
+        <w:tc>
+          <w:tcPr>
+            <w:tcW w:w="3115" w:type="dxa"/>
+          </w:tcPr>
+          <w:p>
+            <w:pPr>
+              <w:spacing w:line="240" w:lineRule="auto"/>
+              <w:ind w:firstLine="0"/>
+              <w:rPr>
+                <w:kern w:val="2"/>
+                <w:sz w:val="24"/>
+                <w:szCs w:val="20"/>
+                <w:lang w:val="en-US"/>
+                <w14:ligatures w14:val="standardContextual"/>
+              </w:rPr>
+            </w:pPr>
+            <w:r>
+              <w:rPr>
+                <w:kern w:val="2"/>
+                <w:sz w:val="24"/>
+                <w:szCs w:val="20"/>
+                <w14:ligatures w14:val="standardContextual"/>
+              </w:rPr>
+              <w:t>Отчество сотрудника</w:t>
+            </w:r>
+          </w:p>
+        </w:tc>
+      </w:tr>
+      <w:tr>
+        <w:tc>
+          <w:tcPr>
+            <w:tcW w:w="3115" w:type="dxa"/>
+          </w:tcPr>
+          <w:p>
+            <w:pPr>
+              <w:spacing w:line="240" w:lineRule="auto"/>
+              <w:ind w:firstLine="0"/>
+              <w:rPr>
+                <w:kern w:val="2"/>
+                <w:sz w:val="24"/>
+                <w:szCs w:val="20"/>
+                <w14:ligatures w14:val="standardContextual"/>
+              </w:rPr>
+            </w:pPr>
+          </w:p>
+        </w:tc>
+        <w:tc>
+          <w:tcPr>
+            <w:tcW w:w="3115" w:type="dxa"/>
+          </w:tcPr>
+          <w:p>
+            <w:pPr>
+              <w:spacing w:line="240" w:lineRule="auto"/>
+              <w:ind w:firstLine="0"/>
+              <w:rPr>
+                <w:kern w:val="2"/>
+                <w:sz w:val="24"/>
+                <w:szCs w:val="20"/>
+                <w14:ligatures w14:val="standardContextual"/>
+              </w:rPr>
+            </w:pPr>
+            <w:r>
+              <w:rPr>
+                <w:kern w:val="2"/>
+                <w:sz w:val="24"/>
+                <w:szCs w:val="20"/>
+                <w14:ligatures w14:val="standardContextual"/>
+              </w:rPr>
+              <w:t>Дата рождения</w:t>
+            </w:r>
+          </w:p>
+        </w:tc>
+        <w:tc>
+          <w:tcPr>
+            <w:tcW w:w="3115" w:type="dxa"/>
+          </w:tcPr>
+          <w:p>
+            <w:pPr>
+              <w:spacing w:line="240" w:lineRule="auto"/>
+              <w:ind w:firstLine="0"/>
+              <w:rPr>
+                <w:kern w:val="2"/>
+                <w:sz w:val="24"/>
+                <w:szCs w:val="20"/>
+                <w14:ligatures w14:val="standardContextual"/>
+              </w:rPr>
+            </w:pPr>
+            <w:r>
+              <w:rPr>
+                <w:kern w:val="2"/>
+                <w:sz w:val="24"/>
+                <w:szCs w:val="20"/>
+                <w14:ligatures w14:val="standardContextual"/>
+              </w:rPr>
+              <w:t>Дата рождения сотрудника</w:t>
+            </w:r>
+          </w:p>
+        </w:tc>
+      </w:tr>
+      <w:tr>
+        <w:tc>
+          <w:tcPr>
+            <w:tcW w:w="3115" w:type="dxa"/>
+          </w:tcPr>
+          <w:p>
+            <w:pPr>
+              <w:spacing w:line="240" w:lineRule="auto"/>
+              <w:ind w:firstLine="0"/>
+              <w:rPr>
+                <w:kern w:val="2"/>
+                <w:sz w:val="24"/>
+                <w:szCs w:val="20"/>
+                <w14:ligatures w14:val="standardContextual"/>
+              </w:rPr>
+            </w:pPr>
+          </w:p>
+        </w:tc>
+        <w:tc>
+          <w:tcPr>
+            <w:tcW w:w="3115" w:type="dxa"/>
+          </w:tcPr>
+          <w:p>
+            <w:pPr>
+              <w:spacing w:line="240" w:lineRule="auto"/>
+              <w:ind w:firstLine="0"/>
+              <w:rPr>
+                <w:kern w:val="2"/>
+                <w:sz w:val="24"/>
+                <w:szCs w:val="20"/>
+                <w14:ligatures w14:val="standardContextual"/>
+              </w:rPr>
+            </w:pPr>
+            <w:r>
+              <w:rPr>
+                <w:kern w:val="2"/>
+                <w:sz w:val="24"/>
+                <w:szCs w:val="20"/>
+                <w14:ligatures w14:val="standardContextual"/>
+              </w:rPr>
+              <w:t>Активность</w:t>
+            </w:r>
+          </w:p>
+        </w:tc>
+        <w:tc>
+          <w:tcPr>
+            <w:tcW w:w="3115" w:type="dxa"/>
+          </w:tcPr>
+          <w:p>
+            <w:pPr>
+              <w:spacing w:line="240" w:lineRule="auto"/>
+              <w:ind w:firstLine="0"/>
+              <w:rPr>
+                <w:kern w:val="2"/>
+                <w:sz w:val="24"/>
+                <w:szCs w:val="20"/>
+                <w14:ligatures w14:val="standardContextual"/>
+              </w:rPr>
+            </w:pPr>
+            <w:r>
+              <w:rPr>
+                <w:kern w:val="2"/>
+                <w:sz w:val="24"/>
+                <w:szCs w:val="20"/>
+                <w14:ligatures w14:val="standardContextual"/>
+              </w:rPr>
+              <w:t xml:space="preserve">Является ли </w:t>
+            </w:r>
+            <w:r>
+              <w:rPr>
+                <w:kern w:val="2"/>
+                <w:sz w:val="24"/>
+                <w:szCs w:val="20"/>
+                <w14:ligatures w14:val="standardContextual"/>
+              </w:rPr>
+              <w:t>сотрудник</w:t>
+            </w:r>
+            <w:r>
+              <w:rPr>
+                <w:kern w:val="2"/>
+                <w:sz w:val="24"/>
+                <w:szCs w:val="20"/>
+                <w14:ligatures w14:val="standardContextual"/>
+              </w:rPr>
+              <w:t xml:space="preserve"> активным</w:t>
+            </w:r>
+          </w:p>
+        </w:tc>
+      </w:tr>
+      <w:tr>
+        <w:tc>
+          <w:tcPr>
+            <w:tcW w:w="3115" w:type="dxa"/>
+          </w:tcPr>
+          <w:p>
+            <w:pPr>
+              <w:spacing w:line="240" w:lineRule="auto"/>
+              <w:ind w:firstLine="0"/>
+              <w:rPr>
+                <w:kern w:val="2"/>
+                <w:sz w:val="24"/>
+                <w:szCs w:val="20"/>
+                <w14:ligatures w14:val="standardContextual"/>
+              </w:rPr>
+            </w:pPr>
+            <w:r>
+              <w:rPr>
+                <w:kern w:val="2"/>
+                <w:sz w:val="24"/>
+                <w:szCs w:val="20"/>
+                <w14:ligatures w14:val="standardContextual"/>
+              </w:rPr>
+              <w:t>ВК (внешний ключ)</w:t>
+            </w:r>
+          </w:p>
+        </w:tc>
+        <w:tc>
+          <w:tcPr>
+            <w:tcW w:w="3115" w:type="dxa"/>
+          </w:tcPr>
+          <w:p>
+            <w:pPr>
+              <w:spacing w:line="240" w:lineRule="auto"/>
+              <w:ind w:firstLine="0"/>
+              <w:rPr>
+                <w:kern w:val="2"/>
+                <w:sz w:val="24"/>
+                <w:szCs w:val="20"/>
+                <w14:ligatures w14:val="standardContextual"/>
+              </w:rPr>
+            </w:pPr>
+            <w:r>
+              <w:rPr>
+                <w:kern w:val="2"/>
+                <w:sz w:val="24"/>
+                <w:szCs w:val="20"/>
+                <w14:ligatures w14:val="standardContextual"/>
+              </w:rPr>
+              <w:t>Код начальника</w:t>
+            </w:r>
+          </w:p>
+        </w:tc>
+        <w:tc>
+          <w:tcPr>
+            <w:tcW w:w="3115" w:type="dxa"/>
+          </w:tcPr>
+          <w:p>
+            <w:pPr>
+              <w:spacing w:line="240" w:lineRule="auto"/>
+              <w:ind w:firstLine="0"/>
+              <w:rPr>
+                <w:kern w:val="2"/>
+                <w:sz w:val="24"/>
+                <w:szCs w:val="20"/>
+                <w14:ligatures w14:val="standardContextual"/>
+              </w:rPr>
+            </w:pPr>
+            <w:r>
+              <w:rPr>
+                <w:kern w:val="2"/>
+                <w:sz w:val="24"/>
+                <w:szCs w:val="20"/>
+                <w14:ligatures w14:val="standardContextual"/>
+              </w:rPr>
+              <w:t>С помощью данного внешнего ключа будет определено какой начальник у сотрудника, если ничего не будет назначено, то сотрудник является начальником</w:t>
+            </w:r>
+          </w:p>
+        </w:tc>
+      </w:tr>
+    </w:tbl>
+    <w:p>
+      <w:pPr>
+        <w:spacing w:before="100" w:beforeAutospacing="1"/>
+        <w:jc w:val="right"/>
+        <w:rPr>
+          <w:kern w:val="2"/>
+          <w:szCs w:val="24"/>
+          <w14:ligatures w14:val="standardContextual"/>
+        </w:rPr>
+      </w:pPr>
+      <w:r>
+        <w:rPr>
+          <w:kern w:val="2"/>
+          <w:szCs w:val="24"/>
+          <w14:ligatures w14:val="standardContextual"/>
+        </w:rPr>
+        <w:t>Таблица 5</w:t>
+      </w:r>
+      <w:r>
+        <w:rPr>
+          <w:kern w:val="2"/>
+          <w:szCs w:val="24"/>
+          <w14:ligatures w14:val="standardContextual"/>
+        </w:rPr>
+        <w:t>.</w:t>
+      </w:r>
+      <w:r>
+        <w:rPr>
+          <w:kern w:val="2"/>
+          <w:szCs w:val="24"/>
+          <w14:ligatures w14:val="standardContextual"/>
+        </w:rPr>
+        <w:t xml:space="preserve"> Список атрибутов таблицы «Комментарий».</w:t>
+      </w:r>
+    </w:p>
+    <w:tbl>
+      <w:tblPr>
+        <w:tblStyle w:val="afa"/>
+        <w:tblW w:w="0" w:type="auto"/>
+        <w:tblLook w:val="04A0" w:firstRow="1" w:lastRow="0" w:firstColumn="1" w:lastColumn="0" w:noHBand="0" w:noVBand="1"/>
+      </w:tblPr>
+      <w:tblGrid>
+        <w:gridCol w:w="3114"/>
+        <w:gridCol w:w="3115"/>
+        <w:gridCol w:w="3115"/>
+      </w:tblGrid>
+      <w:tr>
+        <w:tc>
+          <w:tcPr>
+            <w:tcW w:w="3115" w:type="dxa"/>
+          </w:tcPr>
+          <w:p>
+            <w:pPr>
+              <w:spacing w:line="240" w:lineRule="auto"/>
+              <w:ind w:firstLine="0"/>
+              <w:jc w:val="center"/>
+              <w:rPr>
+                <w:kern w:val="2"/>
+                <w:sz w:val="24"/>
+                <w:szCs w:val="20"/>
+                <w14:ligatures w14:val="standardContextual"/>
+              </w:rPr>
+            </w:pPr>
+            <w:r>
+              <w:rPr>
+                <w:kern w:val="2"/>
+                <w:sz w:val="24"/>
+                <w:szCs w:val="20"/>
+                <w14:ligatures w14:val="standardContextual"/>
+              </w:rPr>
+              <w:t>Ключевое поле</w:t>
+            </w:r>
+          </w:p>
+        </w:tc>
+        <w:tc>
+          <w:tcPr>
+            <w:tcW w:w="3115" w:type="dxa"/>
+          </w:tcPr>
+          <w:p>
+            <w:pPr>
+              <w:spacing w:line="240" w:lineRule="auto"/>
+              <w:ind w:firstLine="0"/>
+              <w:jc w:val="center"/>
+              <w:rPr>
+                <w:kern w:val="2"/>
+                <w:sz w:val="24"/>
+                <w:szCs w:val="20"/>
+                <w14:ligatures w14:val="standardContextual"/>
+              </w:rPr>
+            </w:pPr>
+            <w:r>
+              <w:rPr>
+                <w:kern w:val="2"/>
+                <w:sz w:val="24"/>
+                <w:szCs w:val="20"/>
+                <w14:ligatures w14:val="standardContextual"/>
+              </w:rPr>
+              <w:t>Название</w:t>
+            </w:r>
+          </w:p>
+        </w:tc>
+        <w:tc>
+          <w:tcPr>
+            <w:tcW w:w="3115" w:type="dxa"/>
+          </w:tcPr>
+          <w:p>
+            <w:pPr>
+              <w:spacing w:line="240" w:lineRule="auto"/>
+              <w:ind w:firstLine="0"/>
+              <w:jc w:val="center"/>
+              <w:rPr>
+                <w:kern w:val="2"/>
+                <w:sz w:val="24"/>
+                <w:szCs w:val="20"/>
+                <w14:ligatures w14:val="standardContextual"/>
+              </w:rPr>
+            </w:pPr>
+            <w:r>
+              <w:rPr>
+                <w:kern w:val="2"/>
+                <w:sz w:val="24"/>
+                <w:szCs w:val="20"/>
+                <w14:ligatures w14:val="standardContextual"/>
+              </w:rPr>
+              <w:t>Назначение</w:t>
+            </w:r>
+          </w:p>
+        </w:tc>
+      </w:tr>
+      <w:tr>
+        <w:tc>
+          <w:tcPr>
+            <w:tcW w:w="3115" w:type="dxa"/>
+          </w:tcPr>
+          <w:p>
+            <w:pPr>
+              <w:spacing w:line="240" w:lineRule="auto"/>
+              <w:ind w:firstLine="0"/>
+              <w:rPr>
+                <w:kern w:val="2"/>
+                <w:sz w:val="24"/>
+                <w:szCs w:val="20"/>
+                <w14:ligatures w14:val="standardContextual"/>
+              </w:rPr>
+            </w:pPr>
+            <w:r>
+              <w:rPr>
+                <w:kern w:val="2"/>
+                <w:sz w:val="24"/>
+                <w:szCs w:val="20"/>
+                <w14:ligatures w14:val="standardContextual"/>
+              </w:rPr>
+              <w:t>ПК (первичный ключ)</w:t>
+            </w:r>
+          </w:p>
+        </w:tc>
+        <w:tc>
+          <w:tcPr>
+            <w:tcW w:w="3115" w:type="dxa"/>
+          </w:tcPr>
+          <w:p>
+            <w:pPr>
+              <w:spacing w:line="240" w:lineRule="auto"/>
+              <w:ind w:firstLine="0"/>
+              <w:rPr>
+                <w:kern w:val="2"/>
+                <w:sz w:val="24"/>
+                <w:szCs w:val="20"/>
+                <w14:ligatures w14:val="standardContextual"/>
+              </w:rPr>
+            </w:pPr>
+            <w:r>
+              <w:rPr>
+                <w:kern w:val="2"/>
+                <w:sz w:val="24"/>
+                <w:szCs w:val="20"/>
+                <w14:ligatures w14:val="standardContextual"/>
+              </w:rPr>
+              <w:t>Код комментария</w:t>
+            </w:r>
+          </w:p>
+        </w:tc>
+        <w:tc>
+          <w:tcPr>
+            <w:tcW w:w="3115" w:type="dxa"/>
+          </w:tcPr>
+          <w:p>
+            <w:pPr>
+              <w:spacing w:line="240" w:lineRule="auto"/>
+              <w:ind w:firstLine="0"/>
+              <w:rPr>
+                <w:kern w:val="2"/>
+                <w:sz w:val="24"/>
+                <w:szCs w:val="20"/>
+                <w14:ligatures w14:val="standardContextual"/>
+              </w:rPr>
+            </w:pPr>
+            <w:r>
+              <w:rPr>
+                <w:kern w:val="2"/>
+                <w:sz w:val="24"/>
+                <w:szCs w:val="20"/>
+                <w14:ligatures w14:val="standardContextual"/>
+              </w:rPr>
+              <w:t>Уникальное значение, соответствующее каждому комментарию</w:t>
+            </w:r>
+          </w:p>
+        </w:tc>
+      </w:tr>
+      <w:tr>
+        <w:tc>
+          <w:tcPr>
+            <w:tcW w:w="3115" w:type="dxa"/>
+          </w:tcPr>
+          <w:p>
+            <w:pPr>
+              <w:spacing w:line="240" w:lineRule="auto"/>
+              <w:ind w:firstLine="0"/>
+              <w:rPr>
+                <w:kern w:val="2"/>
+                <w:sz w:val="24"/>
+                <w:szCs w:val="20"/>
+                <w14:ligatures w14:val="standardContextual"/>
+              </w:rPr>
+            </w:pPr>
+            <w:r>
+              <w:rPr>
+                <w:kern w:val="2"/>
+                <w:sz w:val="24"/>
+                <w:szCs w:val="20"/>
+                <w14:ligatures w14:val="standardContextual"/>
+              </w:rPr>
+              <w:t>ВК (внешний ключ)</w:t>
+            </w:r>
+          </w:p>
+        </w:tc>
+        <w:tc>
+          <w:tcPr>
+            <w:tcW w:w="3115" w:type="dxa"/>
+          </w:tcPr>
+          <w:p>
+            <w:pPr>
+              <w:spacing w:line="240" w:lineRule="auto"/>
+              <w:ind w:firstLine="0"/>
+              <w:rPr>
+                <w:kern w:val="2"/>
+                <w:sz w:val="24"/>
+                <w:szCs w:val="20"/>
+                <w14:ligatures w14:val="standardContextual"/>
+              </w:rPr>
+            </w:pPr>
+            <w:r>
+              <w:rPr>
+                <w:kern w:val="2"/>
+                <w:sz w:val="24"/>
+                <w:szCs w:val="20"/>
+                <w14:ligatures w14:val="standardContextual"/>
+              </w:rPr>
+              <w:t>Код задачи</w:t>
+            </w:r>
+          </w:p>
+        </w:tc>
+        <w:tc>
+          <w:tcPr>
+            <w:tcW w:w="3115" w:type="dxa"/>
+          </w:tcPr>
+          <w:p>
+            <w:pPr>
+              <w:spacing w:line="240" w:lineRule="auto"/>
+              <w:ind w:firstLine="0"/>
+              <w:rPr>
+                <w:kern w:val="2"/>
+                <w:sz w:val="24"/>
+                <w:szCs w:val="20"/>
+                <w14:ligatures w14:val="standardContextual"/>
+              </w:rPr>
+            </w:pPr>
+            <w:r>
+              <w:rPr>
+                <w:kern w:val="2"/>
+                <w:sz w:val="24"/>
+                <w:szCs w:val="20"/>
+                <w14:ligatures w14:val="standardContextual"/>
+              </w:rPr>
+              <w:t>С помощью данного внешнего ключа будет определено к какой задачи относиться комментарий</w:t>
+            </w:r>
+          </w:p>
+        </w:tc>
+      </w:tr>
+      <w:tr>
+        <w:tc>
+          <w:tcPr>
+            <w:tcW w:w="3115" w:type="dxa"/>
+          </w:tcPr>
+          <w:p>
+            <w:pPr>
+              <w:spacing w:line="240" w:lineRule="auto"/>
+              <w:ind w:firstLine="0"/>
+              <w:rPr>
+                <w:kern w:val="2"/>
+                <w:sz w:val="24"/>
+                <w:szCs w:val="20"/>
+                <w14:ligatures w14:val="standardContextual"/>
+              </w:rPr>
+            </w:pPr>
+            <w:r>
+              <w:rPr>
+                <w:kern w:val="2"/>
+                <w:sz w:val="24"/>
+                <w:szCs w:val="20"/>
+                <w14:ligatures w14:val="standardContextual"/>
+              </w:rPr>
+              <w:t>ВК (внешний ключ)</w:t>
+            </w:r>
+          </w:p>
+        </w:tc>
+        <w:tc>
+          <w:tcPr>
+            <w:tcW w:w="3115" w:type="dxa"/>
+          </w:tcPr>
+          <w:p>
+            <w:pPr>
+              <w:spacing w:line="240" w:lineRule="auto"/>
+              <w:ind w:firstLine="0"/>
+              <w:rPr>
+                <w:kern w:val="2"/>
+                <w:sz w:val="24"/>
+                <w:szCs w:val="20"/>
+                <w14:ligatures w14:val="standardContextual"/>
+              </w:rPr>
+            </w:pPr>
+            <w:r>
+              <w:rPr>
+                <w:kern w:val="2"/>
+                <w:sz w:val="24"/>
+                <w:szCs w:val="20"/>
+                <w14:ligatures w14:val="standardContextual"/>
+              </w:rPr>
+              <w:t>Код пользователя</w:t>
+            </w:r>
+          </w:p>
+        </w:tc>
+        <w:tc>
+          <w:tcPr>
+            <w:tcW w:w="3115" w:type="dxa"/>
+          </w:tcPr>
+          <w:p>
+            <w:pPr>
+              <w:spacing w:line="240" w:lineRule="auto"/>
+              <w:ind w:firstLine="0"/>
+              <w:rPr>
+                <w:kern w:val="2"/>
+                <w:sz w:val="24"/>
+                <w:szCs w:val="20"/>
+                <w14:ligatures w14:val="standardContextual"/>
+              </w:rPr>
+            </w:pPr>
+            <w:r>
+              <w:rPr>
+                <w:kern w:val="2"/>
+                <w:sz w:val="24"/>
+                <w:szCs w:val="20"/>
+                <w14:ligatures w14:val="standardContextual"/>
+              </w:rPr>
+              <w:t>С помощью данного внешнего ключа будет определено от какого пользователя комментарий</w:t>
+            </w:r>
+          </w:p>
+        </w:tc>
+      </w:tr>
+      <w:tr>
+        <w:tc>
+          <w:tcPr>
+            <w:tcW w:w="3115" w:type="dxa"/>
+          </w:tcPr>
+          <w:p>
+            <w:pPr>
+              <w:spacing w:line="240" w:lineRule="auto"/>
+              <w:ind w:firstLine="0"/>
+              <w:rPr>
+                <w:kern w:val="2"/>
+                <w:sz w:val="24"/>
+                <w:szCs w:val="20"/>
+                <w14:ligatures w14:val="standardContextual"/>
+              </w:rPr>
+            </w:pPr>
+          </w:p>
+        </w:tc>
+        <w:tc>
+          <w:tcPr>
+            <w:tcW w:w="3115" w:type="dxa"/>
+          </w:tcPr>
+          <w:p>
+            <w:pPr>
+              <w:spacing w:line="240" w:lineRule="auto"/>
+              <w:ind w:firstLine="0"/>
+              <w:rPr>
+                <w:kern w:val="2"/>
+                <w:sz w:val="24"/>
+                <w:szCs w:val="20"/>
+                <w14:ligatures w14:val="standardContextual"/>
+              </w:rPr>
+            </w:pPr>
+            <w:r>
+              <w:rPr>
+                <w:kern w:val="2"/>
+                <w:sz w:val="24"/>
+                <w:szCs w:val="20"/>
+                <w14:ligatures w14:val="standardContextual"/>
+              </w:rPr>
+              <w:t>Текст</w:t>
+            </w:r>
+          </w:p>
+        </w:tc>
+        <w:tc>
+          <w:tcPr>
+            <w:tcW w:w="3115" w:type="dxa"/>
+          </w:tcPr>
+          <w:p>
+            <w:pPr>
+              <w:spacing w:line="240" w:lineRule="auto"/>
+              <w:ind w:firstLine="0"/>
+              <w:rPr>
+                <w:kern w:val="2"/>
+                <w:sz w:val="24"/>
+                <w:szCs w:val="20"/>
+                <w14:ligatures w14:val="standardContextual"/>
+              </w:rPr>
+            </w:pPr>
+            <w:r>
+              <w:rPr>
+                <w:kern w:val="2"/>
+                <w:sz w:val="24"/>
+                <w:szCs w:val="20"/>
+                <w14:ligatures w14:val="standardContextual"/>
+              </w:rPr>
+              <w:t>Текст комментария</w:t>
+            </w:r>
+          </w:p>
+        </w:tc>
+      </w:tr>
+      <w:tr>
+        <w:tc>
+          <w:tcPr>
+            <w:tcW w:w="3115" w:type="dxa"/>
+          </w:tcPr>
+          <w:p>
+            <w:pPr>
+              <w:spacing w:line="240" w:lineRule="auto"/>
+              <w:ind w:firstLine="0"/>
+              <w:rPr>
+                <w:kern w:val="2"/>
+                <w:sz w:val="24"/>
+                <w:szCs w:val="20"/>
+                <w14:ligatures w14:val="standardContextual"/>
+              </w:rPr>
+            </w:pPr>
+          </w:p>
+        </w:tc>
+        <w:tc>
+          <w:tcPr>
+            <w:tcW w:w="3115" w:type="dxa"/>
+          </w:tcPr>
+          <w:p>
+            <w:pPr>
+              <w:spacing w:line="240" w:lineRule="auto"/>
+              <w:ind w:firstLine="0"/>
+              <w:rPr>
+                <w:kern w:val="2"/>
+                <w:sz w:val="24"/>
+                <w:szCs w:val="20"/>
+                <w14:ligatures w14:val="standardContextual"/>
+              </w:rPr>
+            </w:pPr>
+            <w:r>
+              <w:rPr>
+                <w:kern w:val="2"/>
+                <w:sz w:val="24"/>
+                <w:szCs w:val="20"/>
+                <w14:ligatures w14:val="standardContextual"/>
+              </w:rPr>
+              <w:t>Дата добавления</w:t>
+            </w:r>
+          </w:p>
+        </w:tc>
+        <w:tc>
+          <w:tcPr>
+            <w:tcW w:w="3115" w:type="dxa"/>
+          </w:tcPr>
+          <w:p>
+            <w:pPr>
+              <w:spacing w:line="240" w:lineRule="auto"/>
+              <w:ind w:firstLine="0"/>
+              <w:rPr>
+                <w:kern w:val="2"/>
+                <w:sz w:val="24"/>
+                <w:szCs w:val="20"/>
+                <w:lang w:val="en-US"/>
+                <w14:ligatures w14:val="standardContextual"/>
+              </w:rPr>
+            </w:pPr>
+            <w:r>
+              <w:rPr>
+                <w:kern w:val="2"/>
+                <w:sz w:val="24"/>
+                <w:szCs w:val="20"/>
+                <w14:ligatures w14:val="standardContextual"/>
+              </w:rPr>
+              <w:t>Дата добавления комментария</w:t>
+            </w:r>
+          </w:p>
+        </w:tc>
+      </w:tr>
+    </w:tbl>
+    <w:p>
+      <w:pPr>
+        <w:spacing w:before="100" w:beforeAutospacing="1"/>
+        <w:rPr>
+          <w:kern w:val="2"/>
+          <w:szCs w:val="24"/>
+          <w14:ligatures w14:val="standardContextual"/>
+        </w:rPr>
+      </w:pPr>
+    </w:p>
+    <w:p>
+      <w:pPr>
+        <w:spacing w:before="100" w:beforeAutospacing="1"/>
+        <w:jc w:val="right"/>
+        <w:rPr>
+          <w:kern w:val="2"/>
+          <w:szCs w:val="24"/>
+          <w14:ligatures w14:val="standardContextual"/>
+        </w:rPr>
+      </w:pPr>
+      <w:r>
+        <w:rPr>
+          <w:kern w:val="2"/>
+          <w:szCs w:val="24"/>
+          <w14:ligatures w14:val="standardContextual"/>
+        </w:rPr>
+        <w:lastRenderedPageBreak/>
+        <w:t>Таблица 6</w:t>
+      </w:r>
+      <w:r>
+        <w:rPr>
+          <w:kern w:val="2"/>
+          <w:szCs w:val="24"/>
+          <w14:ligatures w14:val="standardContextual"/>
+        </w:rPr>
+        <w:t>.</w:t>
+      </w:r>
+      <w:r>
+        <w:rPr>
+          <w:kern w:val="2"/>
+          <w:szCs w:val="24"/>
+          <w14:ligatures w14:val="standardContextual"/>
+        </w:rPr>
+        <w:t xml:space="preserve"> Список атрибутов таблицы «Исполнитель».</w:t>
+      </w:r>
+    </w:p>
+    <w:tbl>
+      <w:tblPr>
+        <w:tblStyle w:val="afa"/>
+        <w:tblW w:w="0" w:type="auto"/>
+        <w:tblLook w:val="04A0" w:firstRow="1" w:lastRow="0" w:firstColumn="1" w:lastColumn="0" w:noHBand="0" w:noVBand="1"/>
+      </w:tblPr>
+      <w:tblGrid>
+        <w:gridCol w:w="3114"/>
+        <w:gridCol w:w="3115"/>
+        <w:gridCol w:w="3115"/>
+      </w:tblGrid>
+      <w:tr>
+        <w:tc>
+          <w:tcPr>
+            <w:tcW w:w="3115" w:type="dxa"/>
+          </w:tcPr>
+          <w:p>
+            <w:pPr>
+              <w:spacing w:line="240" w:lineRule="auto"/>
+              <w:ind w:firstLine="0"/>
+              <w:jc w:val="center"/>
+              <w:rPr>
+                <w:kern w:val="2"/>
+                <w:sz w:val="24"/>
+                <w:szCs w:val="20"/>
+                <w14:ligatures w14:val="standardContextual"/>
+              </w:rPr>
+            </w:pPr>
+            <w:r>
+              <w:rPr>
+                <w:kern w:val="2"/>
+                <w:sz w:val="24"/>
+                <w:szCs w:val="20"/>
+                <w14:ligatures w14:val="standardContextual"/>
+              </w:rPr>
+              <w:t>Ключевое поле</w:t>
+            </w:r>
+          </w:p>
+        </w:tc>
+        <w:tc>
+          <w:tcPr>
+            <w:tcW w:w="3115" w:type="dxa"/>
+          </w:tcPr>
+          <w:p>
+            <w:pPr>
+              <w:spacing w:line="240" w:lineRule="auto"/>
+              <w:ind w:firstLine="0"/>
+              <w:jc w:val="center"/>
+              <w:rPr>
+                <w:kern w:val="2"/>
+                <w:sz w:val="24"/>
+                <w:szCs w:val="20"/>
+                <w14:ligatures w14:val="standardContextual"/>
+              </w:rPr>
+            </w:pPr>
+            <w:r>
+              <w:rPr>
+                <w:kern w:val="2"/>
+                <w:sz w:val="24"/>
+                <w:szCs w:val="20"/>
+                <w14:ligatures w14:val="standardContextual"/>
+              </w:rPr>
+              <w:t>Название</w:t>
+            </w:r>
+          </w:p>
+        </w:tc>
+        <w:tc>
+          <w:tcPr>
+            <w:tcW w:w="3115" w:type="dxa"/>
+          </w:tcPr>
+          <w:p>
+            <w:pPr>
+              <w:spacing w:line="240" w:lineRule="auto"/>
+              <w:ind w:firstLine="0"/>
+              <w:jc w:val="center"/>
+              <w:rPr>
+                <w:kern w:val="2"/>
+                <w:sz w:val="24"/>
+                <w:szCs w:val="20"/>
+                <w14:ligatures w14:val="standardContextual"/>
+              </w:rPr>
+            </w:pPr>
+            <w:r>
+              <w:rPr>
+                <w:kern w:val="2"/>
+                <w:sz w:val="24"/>
+                <w:szCs w:val="20"/>
+                <w14:ligatures w14:val="standardContextual"/>
+              </w:rPr>
+              <w:t>Назначение</w:t>
+            </w:r>
+          </w:p>
+        </w:tc>
+      </w:tr>
+      <w:tr>
+        <w:tc>
+          <w:tcPr>
+            <w:tcW w:w="3115" w:type="dxa"/>
+          </w:tcPr>
+          <w:p>
+            <w:pPr>
+              <w:spacing w:line="240" w:lineRule="auto"/>
+              <w:ind w:firstLine="0"/>
+              <w:rPr>
+                <w:kern w:val="2"/>
+                <w:sz w:val="24"/>
+                <w:szCs w:val="20"/>
+                <w14:ligatures w14:val="standardContextual"/>
+              </w:rPr>
+            </w:pPr>
+            <w:r>
+              <w:rPr>
+                <w:kern w:val="2"/>
+                <w:sz w:val="24"/>
+                <w:szCs w:val="20"/>
+                <w14:ligatures w14:val="standardContextual"/>
+              </w:rPr>
+              <w:t>ПК (первичный ключ)</w:t>
+            </w:r>
+          </w:p>
+        </w:tc>
+        <w:tc>
+          <w:tcPr>
+            <w:tcW w:w="3115" w:type="dxa"/>
+          </w:tcPr>
+          <w:p>
+            <w:pPr>
+              <w:spacing w:line="240" w:lineRule="auto"/>
+              <w:ind w:firstLine="0"/>
+              <w:rPr>
+                <w:kern w:val="2"/>
+                <w:sz w:val="24"/>
+                <w:szCs w:val="20"/>
+                <w:lang w:val="en-US"/>
+                <w14:ligatures w14:val="standardContextual"/>
+              </w:rPr>
+            </w:pPr>
+            <w:r>
+              <w:rPr>
+                <w:kern w:val="2"/>
+                <w:sz w:val="24"/>
+                <w:szCs w:val="20"/>
+                <w14:ligatures w14:val="standardContextual"/>
+              </w:rPr>
+              <w:t>Код исполнителя</w:t>
+            </w:r>
+          </w:p>
+        </w:tc>
+        <w:tc>
+          <w:tcPr>
+            <w:tcW w:w="3115" w:type="dxa"/>
+          </w:tcPr>
+          <w:p>
+            <w:pPr>
+              <w:spacing w:line="240" w:lineRule="auto"/>
+              <w:ind w:firstLine="0"/>
+              <w:rPr>
+                <w:kern w:val="2"/>
+                <w:sz w:val="24"/>
+                <w:szCs w:val="20"/>
+                <w14:ligatures w14:val="standardContextual"/>
+              </w:rPr>
+            </w:pPr>
+            <w:r>
+              <w:rPr>
+                <w:kern w:val="2"/>
+                <w:sz w:val="24"/>
+                <w:szCs w:val="20"/>
+                <w14:ligatures w14:val="standardContextual"/>
+              </w:rPr>
+              <w:t>Уникальное значение, соответствующее каждому исполнителю</w:t>
+            </w:r>
+          </w:p>
+        </w:tc>
+      </w:tr>
+      <w:tr>
+        <w:tc>
+          <w:tcPr>
+            <w:tcW w:w="3115" w:type="dxa"/>
+          </w:tcPr>
+          <w:p>
+            <w:pPr>
+              <w:spacing w:line="240" w:lineRule="auto"/>
+              <w:ind w:firstLine="0"/>
+              <w:rPr>
+                <w:kern w:val="2"/>
+                <w:sz w:val="24"/>
+                <w:szCs w:val="20"/>
+                <w14:ligatures w14:val="standardContextual"/>
+              </w:rPr>
+            </w:pPr>
+            <w:r>
+              <w:rPr>
+                <w:kern w:val="2"/>
+                <w:sz w:val="24"/>
+                <w:szCs w:val="20"/>
+                <w14:ligatures w14:val="standardContextual"/>
+              </w:rPr>
+              <w:t>ВК (внешний ключ)</w:t>
+            </w:r>
+          </w:p>
+        </w:tc>
+        <w:tc>
+          <w:tcPr>
+            <w:tcW w:w="3115" w:type="dxa"/>
+          </w:tcPr>
+          <w:p>
+            <w:pPr>
+              <w:spacing w:line="240" w:lineRule="auto"/>
+              <w:ind w:firstLine="0"/>
+              <w:rPr>
+                <w:kern w:val="2"/>
+                <w:sz w:val="24"/>
+                <w:szCs w:val="20"/>
+                <w14:ligatures w14:val="standardContextual"/>
+              </w:rPr>
+            </w:pPr>
+            <w:r>
+              <w:rPr>
+                <w:kern w:val="2"/>
+                <w:sz w:val="24"/>
+                <w:szCs w:val="20"/>
+                <w14:ligatures w14:val="standardContextual"/>
+              </w:rPr>
+              <w:t>Код задачи</w:t>
+            </w:r>
+          </w:p>
+        </w:tc>
+        <w:tc>
+          <w:tcPr>
+            <w:tcW w:w="3115" w:type="dxa"/>
+          </w:tcPr>
+          <w:p>
+            <w:pPr>
+              <w:spacing w:line="240" w:lineRule="auto"/>
+              <w:ind w:firstLine="0"/>
+              <w:rPr>
+                <w:kern w:val="2"/>
+                <w:sz w:val="24"/>
+                <w:szCs w:val="20"/>
+                <w14:ligatures w14:val="standardContextual"/>
+              </w:rPr>
+            </w:pPr>
+            <w:r>
+              <w:rPr>
+                <w:kern w:val="2"/>
+                <w:sz w:val="24"/>
+                <w:szCs w:val="20"/>
+                <w14:ligatures w14:val="standardContextual"/>
+              </w:rPr>
+              <w:t>С помощью данного внешнего ключа будет определено к какой задачи относиться исполнитель</w:t>
+            </w:r>
+          </w:p>
+        </w:tc>
+      </w:tr>
+      <w:tr>
+        <w:tc>
+          <w:tcPr>
+            <w:tcW w:w="3115" w:type="dxa"/>
+          </w:tcPr>
+          <w:p>
+            <w:pPr>
+              <w:spacing w:line="240" w:lineRule="auto"/>
+              <w:ind w:firstLine="0"/>
+              <w:rPr>
+                <w:kern w:val="2"/>
+                <w:sz w:val="24"/>
+                <w:szCs w:val="20"/>
+                <w14:ligatures w14:val="standardContextual"/>
+              </w:rPr>
+            </w:pPr>
+            <w:r>
+              <w:rPr>
+                <w:kern w:val="2"/>
+                <w:sz w:val="24"/>
+                <w:szCs w:val="20"/>
+                <w14:ligatures w14:val="standardContextual"/>
+              </w:rPr>
+              <w:t>ВК (внешний ключ)</w:t>
+            </w:r>
+          </w:p>
+        </w:tc>
+        <w:tc>
+          <w:tcPr>
+            <w:tcW w:w="3115" w:type="dxa"/>
+          </w:tcPr>
+          <w:p>
+            <w:pPr>
+              <w:spacing w:line="240" w:lineRule="auto"/>
+              <w:ind w:firstLine="0"/>
+              <w:rPr>
+                <w:kern w:val="2"/>
+                <w:sz w:val="24"/>
+                <w:szCs w:val="20"/>
+                <w14:ligatures w14:val="standardContextual"/>
+              </w:rPr>
+            </w:pPr>
+            <w:r>
+              <w:rPr>
+                <w:kern w:val="2"/>
+                <w:sz w:val="24"/>
+                <w:szCs w:val="20"/>
+                <w14:ligatures w14:val="standardContextual"/>
+              </w:rPr>
+              <w:t>Код сотрудника</w:t>
+            </w:r>
+          </w:p>
+        </w:tc>
+        <w:tc>
+          <w:tcPr>
+            <w:tcW w:w="3115" w:type="dxa"/>
+          </w:tcPr>
+          <w:p>
+            <w:pPr>
+              <w:spacing w:line="240" w:lineRule="auto"/>
+              <w:ind w:firstLine="0"/>
+              <w:rPr>
+                <w:kern w:val="2"/>
+                <w:sz w:val="24"/>
+                <w:szCs w:val="20"/>
+                <w14:ligatures w14:val="standardContextual"/>
+              </w:rPr>
+            </w:pPr>
+            <w:r>
+              <w:rPr>
+                <w:kern w:val="2"/>
+                <w:sz w:val="24"/>
+                <w:szCs w:val="20"/>
+                <w14:ligatures w14:val="standardContextual"/>
+              </w:rPr>
+              <w:t>С помощью данного внешнего ключа будет определено какой сотрудник является исполнителем задачи</w:t>
+            </w:r>
+          </w:p>
+        </w:tc>
+      </w:tr>
+      <w:tr>
+        <w:tc>
+          <w:tcPr>
+            <w:tcW w:w="3115" w:type="dxa"/>
+          </w:tcPr>
+          <w:p>
+            <w:pPr>
+              <w:spacing w:line="240" w:lineRule="auto"/>
+              <w:ind w:firstLine="0"/>
+              <w:rPr>
+                <w:kern w:val="2"/>
+                <w:sz w:val="24"/>
+                <w:szCs w:val="20"/>
+                <w14:ligatures w14:val="standardContextual"/>
+              </w:rPr>
+            </w:pPr>
+          </w:p>
+        </w:tc>
+        <w:tc>
+          <w:tcPr>
+            <w:tcW w:w="3115" w:type="dxa"/>
+          </w:tcPr>
+          <w:p>
+            <w:pPr>
+              <w:spacing w:line="240" w:lineRule="auto"/>
+              <w:ind w:firstLine="0"/>
+              <w:rPr>
+                <w:kern w:val="2"/>
+                <w:sz w:val="24"/>
+                <w:szCs w:val="20"/>
+                <w14:ligatures w14:val="standardContextual"/>
+              </w:rPr>
+            </w:pPr>
+            <w:r>
+              <w:rPr>
+                <w:kern w:val="2"/>
+                <w:sz w:val="24"/>
+                <w:szCs w:val="20"/>
+                <w14:ligatures w14:val="standardContextual"/>
+              </w:rPr>
+              <w:t>Активность</w:t>
+            </w:r>
+          </w:p>
+        </w:tc>
+        <w:tc>
+          <w:tcPr>
+            <w:tcW w:w="3115" w:type="dxa"/>
+          </w:tcPr>
+          <w:p>
+            <w:pPr>
+              <w:spacing w:line="240" w:lineRule="auto"/>
+              <w:ind w:firstLine="0"/>
+              <w:rPr>
+                <w:kern w:val="2"/>
+                <w:sz w:val="24"/>
+                <w:szCs w:val="20"/>
+                <w14:ligatures w14:val="standardContextual"/>
+              </w:rPr>
+            </w:pPr>
+            <w:r>
+              <w:rPr>
+                <w:kern w:val="2"/>
+                <w:sz w:val="24"/>
+                <w:szCs w:val="20"/>
+                <w14:ligatures w14:val="standardContextual"/>
+              </w:rPr>
+              <w:t>Является ли исполнитель активным</w:t>
+            </w:r>
+          </w:p>
+        </w:tc>
+      </w:tr>
+      <w:tr>
+        <w:tc>
+          <w:tcPr>
+            <w:tcW w:w="3115" w:type="dxa"/>
+          </w:tcPr>
+          <w:p>
+            <w:pPr>
+              <w:spacing w:line="240" w:lineRule="auto"/>
+              <w:ind w:firstLine="0"/>
+              <w:rPr>
+                <w:kern w:val="2"/>
+                <w:sz w:val="24"/>
+                <w:szCs w:val="20"/>
+                <w14:ligatures w14:val="standardContextual"/>
+              </w:rPr>
+            </w:pPr>
+          </w:p>
+        </w:tc>
+        <w:tc>
+          <w:tcPr>
+            <w:tcW w:w="3115" w:type="dxa"/>
+          </w:tcPr>
+          <w:p>
+            <w:pPr>
+              <w:spacing w:line="240" w:lineRule="auto"/>
+              <w:ind w:firstLine="0"/>
+              <w:rPr>
+                <w:kern w:val="2"/>
+                <w:sz w:val="24"/>
+                <w:szCs w:val="20"/>
+                <w14:ligatures w14:val="standardContextual"/>
+              </w:rPr>
+            </w:pPr>
+            <w:r>
+              <w:rPr>
+                <w:kern w:val="2"/>
+                <w:sz w:val="24"/>
+                <w:szCs w:val="20"/>
+                <w14:ligatures w14:val="standardContextual"/>
+              </w:rPr>
+              <w:t>Комментарий</w:t>
+            </w:r>
+          </w:p>
+        </w:tc>
+        <w:tc>
+          <w:tcPr>
+            <w:tcW w:w="3115" w:type="dxa"/>
+          </w:tcPr>
+          <w:p>
+            <w:pPr>
+              <w:spacing w:line="240" w:lineRule="auto"/>
+              <w:ind w:firstLine="0"/>
+              <w:rPr>
+                <w:kern w:val="2"/>
+                <w:sz w:val="24"/>
+                <w:szCs w:val="20"/>
+                <w:lang w:val="en-US"/>
+                <w14:ligatures w14:val="standardContextual"/>
+              </w:rPr>
+            </w:pPr>
+            <w:r>
+              <w:rPr>
+                <w:kern w:val="2"/>
+                <w:sz w:val="24"/>
+                <w:szCs w:val="20"/>
+                <w14:ligatures w14:val="standardContextual"/>
+              </w:rPr>
+              <w:t>Комментарий к смене исполнителя</w:t>
+            </w:r>
+          </w:p>
+        </w:tc>
+      </w:tr>
+      <w:tr>
+        <w:tc>
+          <w:tcPr>
+            <w:tcW w:w="3115" w:type="dxa"/>
+          </w:tcPr>
+          <w:p>
+            <w:pPr>
+              <w:spacing w:line="240" w:lineRule="auto"/>
+              <w:ind w:firstLine="0"/>
+              <w:rPr>
+                <w:kern w:val="2"/>
+                <w:sz w:val="24"/>
+                <w:szCs w:val="20"/>
+                <w14:ligatures w14:val="standardContextual"/>
+              </w:rPr>
+            </w:pPr>
+          </w:p>
+        </w:tc>
+        <w:tc>
+          <w:tcPr>
+            <w:tcW w:w="3115" w:type="dxa"/>
+          </w:tcPr>
+          <w:p>
+            <w:pPr>
+              <w:spacing w:line="240" w:lineRule="auto"/>
+              <w:ind w:firstLine="0"/>
+              <w:rPr>
+                <w:kern w:val="2"/>
+                <w:sz w:val="24"/>
+                <w:szCs w:val="20"/>
+                <w14:ligatures w14:val="standardContextual"/>
+              </w:rPr>
+            </w:pPr>
+            <w:r>
+              <w:rPr>
+                <w:kern w:val="2"/>
+                <w:sz w:val="24"/>
+                <w:szCs w:val="20"/>
+                <w14:ligatures w14:val="standardContextual"/>
+              </w:rPr>
+              <w:t>Дата изменения</w:t>
+            </w:r>
+          </w:p>
+        </w:tc>
+        <w:tc>
+          <w:tcPr>
+            <w:tcW w:w="3115" w:type="dxa"/>
+          </w:tcPr>
+          <w:p>
+            <w:pPr>
+              <w:spacing w:line="240" w:lineRule="auto"/>
+              <w:ind w:firstLine="0"/>
+              <w:rPr>
+                <w:kern w:val="2"/>
+                <w:sz w:val="24"/>
+                <w:szCs w:val="20"/>
+                <w14:ligatures w14:val="standardContextual"/>
+              </w:rPr>
+            </w:pPr>
+            <w:r>
+              <w:rPr>
+                <w:kern w:val="2"/>
+                <w:sz w:val="24"/>
+                <w:szCs w:val="20"/>
+                <w14:ligatures w14:val="standardContextual"/>
+              </w:rPr>
+              <w:t>Дата изменения исполнителя</w:t>
+            </w:r>
+          </w:p>
+        </w:tc>
+      </w:tr>
+    </w:tbl>
+    <w:p>
+      <w:pPr>
+        <w:spacing w:before="100" w:beforeAutospacing="1"/>
+        <w:jc w:val="right"/>
+        <w:rPr>
+          <w:kern w:val="2"/>
+          <w:szCs w:val="24"/>
+          <w14:ligatures w14:val="standardContextual"/>
+        </w:rPr>
+      </w:pPr>
+      <w:r>
+        <w:rPr>
+          <w:kern w:val="2"/>
+          <w:szCs w:val="24"/>
+          <w14:ligatures w14:val="standardContextual"/>
+        </w:rPr>
+        <w:t>Таблица 7</w:t>
+      </w:r>
+      <w:r>
+        <w:rPr>
+          <w:kern w:val="2"/>
+          <w:szCs w:val="24"/>
+          <w14:ligatures w14:val="standardContextual"/>
+        </w:rPr>
+        <w:t>.</w:t>
+      </w:r>
+      <w:r>
+        <w:rPr>
+          <w:kern w:val="2"/>
+          <w:szCs w:val="24"/>
+          <w14:ligatures w14:val="standardContextual"/>
+        </w:rPr>
+        <w:t xml:space="preserve"> Список атрибутов таблицы «Статус».</w:t>
+      </w:r>
+    </w:p>
+    <w:tbl>
+      <w:tblPr>
+        <w:tblStyle w:val="afa"/>
+        <w:tblW w:w="0" w:type="auto"/>
+        <w:tblLook w:val="04A0" w:firstRow="1" w:lastRow="0" w:firstColumn="1" w:lastColumn="0" w:noHBand="0" w:noVBand="1"/>
+      </w:tblPr>
+      <w:tblGrid>
+        <w:gridCol w:w="3114"/>
+        <w:gridCol w:w="3115"/>
+        <w:gridCol w:w="3115"/>
+      </w:tblGrid>
+      <w:tr>
+        <w:tc>
+          <w:tcPr>
+            <w:tcW w:w="3115" w:type="dxa"/>
+          </w:tcPr>
+          <w:p>
+            <w:pPr>
+              <w:spacing w:line="240" w:lineRule="auto"/>
+              <w:ind w:firstLine="0"/>
+              <w:jc w:val="center"/>
+              <w:rPr>
+                <w:kern w:val="2"/>
+                <w:sz w:val="24"/>
+                <w:szCs w:val="20"/>
+                <w14:ligatures w14:val="standardContextual"/>
+              </w:rPr>
+            </w:pPr>
+            <w:r>
+              <w:rPr>
+                <w:kern w:val="2"/>
+                <w:sz w:val="24"/>
+                <w:szCs w:val="20"/>
+                <w14:ligatures w14:val="standardContextual"/>
+              </w:rPr>
+              <w:t>Ключевое поле</w:t>
+            </w:r>
+          </w:p>
+        </w:tc>
+        <w:tc>
+          <w:tcPr>
+            <w:tcW w:w="3115" w:type="dxa"/>
+          </w:tcPr>
+          <w:p>
+            <w:pPr>
+              <w:spacing w:line="240" w:lineRule="auto"/>
+              <w:ind w:firstLine="0"/>
+              <w:jc w:val="center"/>
+              <w:rPr>
+                <w:kern w:val="2"/>
+                <w:sz w:val="24"/>
+                <w:szCs w:val="20"/>
+                <w14:ligatures w14:val="standardContextual"/>
+              </w:rPr>
+            </w:pPr>
+            <w:r>
+              <w:rPr>
+                <w:kern w:val="2"/>
+                <w:sz w:val="24"/>
+                <w:szCs w:val="20"/>
+                <w14:ligatures w14:val="standardContextual"/>
+              </w:rPr>
+              <w:t>Название</w:t>
+            </w:r>
+          </w:p>
+        </w:tc>
+        <w:tc>
+          <w:tcPr>
+            <w:tcW w:w="3115" w:type="dxa"/>
+          </w:tcPr>
+          <w:p>
+            <w:pPr>
+              <w:spacing w:line="240" w:lineRule="auto"/>
+              <w:ind w:firstLine="0"/>
+              <w:jc w:val="center"/>
+              <w:rPr>
+                <w:kern w:val="2"/>
+                <w:sz w:val="24"/>
+                <w:szCs w:val="20"/>
+                <w14:ligatures w14:val="standardContextual"/>
+              </w:rPr>
+            </w:pPr>
+            <w:r>
+              <w:rPr>
+                <w:kern w:val="2"/>
+                <w:sz w:val="24"/>
+                <w:szCs w:val="20"/>
+                <w14:ligatures w14:val="standardContextual"/>
+              </w:rPr>
+              <w:t>Назначение</w:t>
+            </w:r>
+          </w:p>
+        </w:tc>
+      </w:tr>
+      <w:tr>
+        <w:tc>
+          <w:tcPr>
+            <w:tcW w:w="3115" w:type="dxa"/>
+          </w:tcPr>
+          <w:p>
+            <w:pPr>
+              <w:spacing w:line="240" w:lineRule="auto"/>
+              <w:ind w:firstLine="0"/>
+              <w:rPr>
+                <w:kern w:val="2"/>
+                <w:sz w:val="24"/>
+                <w:szCs w:val="20"/>
+                <w14:ligatures w14:val="standardContextual"/>
+              </w:rPr>
+            </w:pPr>
+            <w:r>
+              <w:rPr>
+                <w:kern w:val="2"/>
+                <w:sz w:val="24"/>
+                <w:szCs w:val="20"/>
+                <w14:ligatures w14:val="standardContextual"/>
+              </w:rPr>
+              <w:t>ПК (первичный ключ)</w:t>
+            </w:r>
+          </w:p>
+        </w:tc>
+        <w:tc>
+          <w:tcPr>
+            <w:tcW w:w="3115" w:type="dxa"/>
+          </w:tcPr>
+          <w:p>
+            <w:pPr>
+              <w:spacing w:line="240" w:lineRule="auto"/>
+              <w:ind w:firstLine="0"/>
+              <w:rPr>
+                <w:kern w:val="2"/>
+                <w:sz w:val="24"/>
+                <w:szCs w:val="20"/>
+                <w:lang w:val="en-US"/>
+                <w14:ligatures w14:val="standardContextual"/>
+              </w:rPr>
+            </w:pPr>
+            <w:r>
+              <w:rPr>
+                <w:kern w:val="2"/>
+                <w:sz w:val="24"/>
+                <w:szCs w:val="20"/>
+                <w14:ligatures w14:val="standardContextual"/>
+              </w:rPr>
+              <w:t>Код статуса</w:t>
+            </w:r>
+          </w:p>
+        </w:tc>
+        <w:tc>
+          <w:tcPr>
+            <w:tcW w:w="3115" w:type="dxa"/>
+          </w:tcPr>
+          <w:p>
+            <w:pPr>
+              <w:spacing w:line="240" w:lineRule="auto"/>
+              <w:ind w:firstLine="0"/>
+              <w:rPr>
+                <w:kern w:val="2"/>
+                <w:sz w:val="24"/>
+                <w:szCs w:val="20"/>
+                <w14:ligatures w14:val="standardContextual"/>
+              </w:rPr>
+            </w:pPr>
+            <w:r>
+              <w:rPr>
+                <w:kern w:val="2"/>
+                <w:sz w:val="24"/>
+                <w:szCs w:val="20"/>
+                <w14:ligatures w14:val="standardContextual"/>
+              </w:rPr>
+              <w:t>Уникальное значение, соответствующее каждому статусу</w:t>
+            </w:r>
+          </w:p>
+        </w:tc>
+      </w:tr>
+      <w:tr>
+        <w:tc>
+          <w:tcPr>
+            <w:tcW w:w="3115" w:type="dxa"/>
+          </w:tcPr>
+          <w:p>
+            <w:pPr>
+              <w:spacing w:line="240" w:lineRule="auto"/>
+              <w:ind w:firstLine="0"/>
+              <w:rPr>
+                <w:kern w:val="2"/>
+                <w:sz w:val="24"/>
+                <w:szCs w:val="20"/>
+                <w14:ligatures w14:val="standardContextual"/>
+              </w:rPr>
+            </w:pPr>
+          </w:p>
+        </w:tc>
+        <w:tc>
+          <w:tcPr>
+            <w:tcW w:w="3115" w:type="dxa"/>
+          </w:tcPr>
+          <w:p>
+            <w:pPr>
+              <w:spacing w:line="240" w:lineRule="auto"/>
+              <w:ind w:firstLine="0"/>
+              <w:rPr>
+                <w:kern w:val="2"/>
+                <w:sz w:val="24"/>
+                <w:szCs w:val="20"/>
+                <w14:ligatures w14:val="standardContextual"/>
+              </w:rPr>
+            </w:pPr>
+            <w:r>
+              <w:rPr>
+                <w:kern w:val="2"/>
+                <w:sz w:val="24"/>
+                <w:szCs w:val="20"/>
+                <w14:ligatures w14:val="standardContextual"/>
+              </w:rPr>
+              <w:t>Наименование</w:t>
+            </w:r>
+          </w:p>
+        </w:tc>
+        <w:tc>
+          <w:tcPr>
+            <w:tcW w:w="3115" w:type="dxa"/>
+          </w:tcPr>
+          <w:p>
+            <w:pPr>
+              <w:spacing w:line="240" w:lineRule="auto"/>
+              <w:ind w:firstLine="0"/>
+              <w:rPr>
+                <w:kern w:val="2"/>
+                <w:sz w:val="24"/>
+                <w:szCs w:val="20"/>
+                <w14:ligatures w14:val="standardContextual"/>
+              </w:rPr>
+            </w:pPr>
+            <w:r>
+              <w:rPr>
+                <w:kern w:val="2"/>
+                <w:sz w:val="24"/>
+                <w:szCs w:val="20"/>
+                <w14:ligatures w14:val="standardContextual"/>
+              </w:rPr>
+              <w:t>Наименование статуса задачи</w:t>
+            </w:r>
+          </w:p>
+        </w:tc>
+      </w:tr>
+      <w:tr>
+        <w:tc>
+          <w:tcPr>
+            <w:tcW w:w="3115" w:type="dxa"/>
+          </w:tcPr>
+          <w:p>
+            <w:pPr>
+              <w:spacing w:line="240" w:lineRule="auto"/>
+              <w:ind w:firstLine="0"/>
+              <w:rPr>
+                <w:kern w:val="2"/>
+                <w:sz w:val="24"/>
+                <w:szCs w:val="20"/>
+                <w14:ligatures w14:val="standardContextual"/>
+              </w:rPr>
+            </w:pPr>
+          </w:p>
+        </w:tc>
+        <w:tc>
+          <w:tcPr>
+            <w:tcW w:w="3115" w:type="dxa"/>
+          </w:tcPr>
+          <w:p>
+            <w:pPr>
+              <w:spacing w:line="240" w:lineRule="auto"/>
+              <w:ind w:firstLine="0"/>
+              <w:rPr>
+                <w:kern w:val="2"/>
+                <w:sz w:val="24"/>
+                <w:szCs w:val="20"/>
+                <w14:ligatures w14:val="standardContextual"/>
+              </w:rPr>
+            </w:pPr>
+            <w:r>
+              <w:rPr>
+                <w:kern w:val="2"/>
+                <w:sz w:val="24"/>
+                <w:szCs w:val="20"/>
+                <w14:ligatures w14:val="standardContextual"/>
+              </w:rPr>
+              <w:t>Описание</w:t>
+            </w:r>
+          </w:p>
+        </w:tc>
+        <w:tc>
+          <w:tcPr>
+            <w:tcW w:w="3115" w:type="dxa"/>
+          </w:tcPr>
+          <w:p>
+            <w:pPr>
+              <w:spacing w:line="240" w:lineRule="auto"/>
+              <w:ind w:firstLine="0"/>
+              <w:rPr>
+                <w:kern w:val="2"/>
+                <w:sz w:val="24"/>
+                <w:szCs w:val="20"/>
+                <w:lang w:val="en-US"/>
+                <w14:ligatures w14:val="standardContextual"/>
+              </w:rPr>
+            </w:pPr>
+            <w:r>
+              <w:rPr>
+                <w:kern w:val="2"/>
+                <w:sz w:val="24"/>
+                <w:szCs w:val="20"/>
+                <w14:ligatures w14:val="standardContextual"/>
+              </w:rPr>
+              <w:t>Описание статуса задачи</w:t>
+            </w:r>
+          </w:p>
+        </w:tc>
+      </w:tr>
+    </w:tbl>
+    <w:p>
+      <w:pPr>
+        <w:spacing w:before="100" w:beforeAutospacing="1"/>
+        <w:jc w:val="right"/>
+        <w:rPr>
+          <w:kern w:val="2"/>
+          <w:szCs w:val="24"/>
+          <w14:ligatures w14:val="standardContextual"/>
+        </w:rPr>
+      </w:pPr>
+      <w:r>
+        <w:rPr>
+          <w:kern w:val="2"/>
+          <w:szCs w:val="24"/>
+          <w14:ligatures w14:val="standardContextual"/>
+        </w:rPr>
+        <w:t>Таблица 8</w:t>
+      </w:r>
+      <w:r>
+        <w:rPr>
+          <w:kern w:val="2"/>
+          <w:szCs w:val="24"/>
+          <w14:ligatures w14:val="standardContextual"/>
+        </w:rPr>
+        <w:t>.</w:t>
+      </w:r>
+      <w:r>
+        <w:rPr>
+          <w:kern w:val="2"/>
+          <w:szCs w:val="24"/>
+          <w14:ligatures w14:val="standardContextual"/>
+        </w:rPr>
+        <w:t xml:space="preserve"> Список атрибутов таблицы «Файл».</w:t>
+      </w:r>
+    </w:p>
+    <w:tbl>
+      <w:tblPr>
+        <w:tblStyle w:val="afa"/>
+        <w:tblW w:w="0" w:type="auto"/>
+        <w:tblLook w:val="04A0" w:firstRow="1" w:lastRow="0" w:firstColumn="1" w:lastColumn="0" w:noHBand="0" w:noVBand="1"/>
+      </w:tblPr>
+      <w:tblGrid>
+        <w:gridCol w:w="3114"/>
+        <w:gridCol w:w="3115"/>
+        <w:gridCol w:w="3115"/>
+      </w:tblGrid>
+      <w:tr>
+        <w:tc>
+          <w:tcPr>
+            <w:tcW w:w="3115" w:type="dxa"/>
+          </w:tcPr>
+          <w:p>
+            <w:pPr>
+              <w:spacing w:line="240" w:lineRule="auto"/>
+              <w:ind w:firstLine="0"/>
+              <w:jc w:val="center"/>
+              <w:rPr>
+                <w:kern w:val="2"/>
+                <w:sz w:val="24"/>
+                <w:szCs w:val="20"/>
+                <w14:ligatures w14:val="standardContextual"/>
+              </w:rPr>
+            </w:pPr>
+            <w:r>
+              <w:rPr>
+                <w:kern w:val="2"/>
+                <w:sz w:val="24"/>
+                <w:szCs w:val="20"/>
+                <w14:ligatures w14:val="standardContextual"/>
+              </w:rPr>
+              <w:t>Ключевое поле</w:t>
+            </w:r>
+          </w:p>
+        </w:tc>
+        <w:tc>
+          <w:tcPr>
+            <w:tcW w:w="3115" w:type="dxa"/>
+          </w:tcPr>
+          <w:p>
+            <w:pPr>
+              <w:spacing w:line="240" w:lineRule="auto"/>
+              <w:ind w:firstLine="0"/>
+              <w:jc w:val="center"/>
+              <w:rPr>
+                <w:kern w:val="2"/>
+                <w:sz w:val="24"/>
+                <w:szCs w:val="20"/>
+                <w14:ligatures w14:val="standardContextual"/>
+              </w:rPr>
+            </w:pPr>
+            <w:r>
+              <w:rPr>
+                <w:kern w:val="2"/>
+                <w:sz w:val="24"/>
+                <w:szCs w:val="20"/>
+                <w14:ligatures w14:val="standardContextual"/>
+              </w:rPr>
+              <w:t>Название</w:t>
+            </w:r>
+          </w:p>
+        </w:tc>
+        <w:tc>
+          <w:tcPr>
+            <w:tcW w:w="3115" w:type="dxa"/>
+          </w:tcPr>
+          <w:p>
+            <w:pPr>
+              <w:spacing w:line="240" w:lineRule="auto"/>
+              <w:ind w:firstLine="0"/>
+              <w:jc w:val="center"/>
+              <w:rPr>
+                <w:kern w:val="2"/>
+                <w:sz w:val="24"/>
+                <w:szCs w:val="20"/>
+                <w14:ligatures w14:val="standardContextual"/>
+              </w:rPr>
+            </w:pPr>
+            <w:r>
+              <w:rPr>
+                <w:kern w:val="2"/>
+                <w:sz w:val="24"/>
+                <w:szCs w:val="20"/>
+                <w14:ligatures w14:val="standardContextual"/>
+              </w:rPr>
+              <w:t>Назначение</w:t>
+            </w:r>
+          </w:p>
+        </w:tc>
+      </w:tr>
+      <w:tr>
+        <w:tc>
+          <w:tcPr>
+            <w:tcW w:w="3115" w:type="dxa"/>
+          </w:tcPr>
+          <w:p>
+            <w:pPr>
+              <w:spacing w:line="240" w:lineRule="auto"/>
+              <w:ind w:firstLine="0"/>
+              <w:rPr>
+                <w:kern w:val="2"/>
+                <w:sz w:val="24"/>
+                <w:szCs w:val="20"/>
+                <w14:ligatures w14:val="standardContextual"/>
+              </w:rPr>
+            </w:pPr>
+            <w:r>
+              <w:rPr>
+                <w:kern w:val="2"/>
+                <w:sz w:val="24"/>
+                <w:szCs w:val="20"/>
+                <w14:ligatures w14:val="standardContextual"/>
+              </w:rPr>
+              <w:t>ПК (первичный ключ)</w:t>
+            </w:r>
+          </w:p>
+        </w:tc>
+        <w:tc>
+          <w:tcPr>
+            <w:tcW w:w="3115" w:type="dxa"/>
+          </w:tcPr>
+          <w:p>
+            <w:pPr>
+              <w:spacing w:line="240" w:lineRule="auto"/>
+              <w:ind w:firstLine="0"/>
+              <w:rPr>
+                <w:kern w:val="2"/>
+                <w:sz w:val="24"/>
+                <w:szCs w:val="20"/>
+                <w:lang w:val="en-US"/>
+                <w14:ligatures w14:val="standardContextual"/>
+              </w:rPr>
+            </w:pPr>
+            <w:r>
+              <w:rPr>
+                <w:kern w:val="2"/>
+                <w:sz w:val="24"/>
+                <w:szCs w:val="20"/>
+                <w14:ligatures w14:val="standardContextual"/>
+              </w:rPr>
+              <w:t>Код файла</w:t>
+            </w:r>
+          </w:p>
+        </w:tc>
+        <w:tc>
+          <w:tcPr>
+            <w:tcW w:w="3115" w:type="dxa"/>
+          </w:tcPr>
+          <w:p>
+            <w:pPr>
+              <w:spacing w:line="240" w:lineRule="auto"/>
+              <w:ind w:firstLine="0"/>
+              <w:rPr>
+                <w:kern w:val="2"/>
+                <w:sz w:val="24"/>
+                <w:szCs w:val="20"/>
+                <w14:ligatures w14:val="standardContextual"/>
+              </w:rPr>
+            </w:pPr>
+            <w:r>
+              <w:rPr>
+                <w:kern w:val="2"/>
+                <w:sz w:val="24"/>
+                <w:szCs w:val="20"/>
+                <w14:ligatures w14:val="standardContextual"/>
+              </w:rPr>
+              <w:t>Уникальное значение, соответствующее каждому файлу</w:t>
+            </w:r>
+          </w:p>
+        </w:tc>
+      </w:tr>
+      <w:tr>
+        <w:tc>
+          <w:tcPr>
+            <w:tcW w:w="3115" w:type="dxa"/>
+          </w:tcPr>
+          <w:p>
+            <w:pPr>
+              <w:spacing w:line="240" w:lineRule="auto"/>
+              <w:ind w:firstLine="0"/>
+              <w:rPr>
+                <w:kern w:val="2"/>
+                <w:sz w:val="24"/>
+                <w:szCs w:val="20"/>
+                <w14:ligatures w14:val="standardContextual"/>
+              </w:rPr>
+            </w:pPr>
+            <w:r>
+              <w:rPr>
+                <w:kern w:val="2"/>
+                <w:sz w:val="24"/>
+                <w:szCs w:val="20"/>
+                <w14:ligatures w14:val="standardContextual"/>
+              </w:rPr>
+              <w:t>ВК (внешний ключ)</w:t>
+            </w:r>
+          </w:p>
+        </w:tc>
+        <w:tc>
+          <w:tcPr>
+            <w:tcW w:w="3115" w:type="dxa"/>
+          </w:tcPr>
+          <w:p>
+            <w:pPr>
+              <w:spacing w:line="240" w:lineRule="auto"/>
+              <w:ind w:firstLine="0"/>
+              <w:rPr>
+                <w:kern w:val="2"/>
+                <w:sz w:val="24"/>
+                <w:szCs w:val="20"/>
+                <w14:ligatures w14:val="standardContextual"/>
+              </w:rPr>
+            </w:pPr>
+            <w:r>
+              <w:rPr>
+                <w:kern w:val="2"/>
+                <w:sz w:val="24"/>
+                <w:szCs w:val="20"/>
+                <w14:ligatures w14:val="standardContextual"/>
+              </w:rPr>
+              <w:t>Код задачи</w:t>
+            </w:r>
+          </w:p>
+        </w:tc>
+        <w:tc>
+          <w:tcPr>
+            <w:tcW w:w="3115" w:type="dxa"/>
+          </w:tcPr>
+          <w:p>
+            <w:pPr>
+              <w:spacing w:line="240" w:lineRule="auto"/>
+              <w:ind w:firstLine="0"/>
+              <w:rPr>
+                <w:kern w:val="2"/>
+                <w:sz w:val="24"/>
+                <w:szCs w:val="20"/>
+                <w14:ligatures w14:val="standardContextual"/>
+              </w:rPr>
+            </w:pPr>
+            <w:r>
+              <w:rPr>
+                <w:kern w:val="2"/>
+                <w:sz w:val="24"/>
+                <w:szCs w:val="20"/>
+                <w14:ligatures w14:val="standardContextual"/>
+              </w:rPr>
+              <w:t>С помощью данного внешнего ключа будет определено к какой задачи относиться файл</w:t>
+            </w:r>
+          </w:p>
+        </w:tc>
+      </w:tr>
+      <w:tr>
+        <w:tc>
+          <w:tcPr>
+            <w:tcW w:w="3115" w:type="dxa"/>
+          </w:tcPr>
+          <w:p>
+            <w:pPr>
+              <w:spacing w:line="240" w:lineRule="auto"/>
+              <w:ind w:firstLine="0"/>
+              <w:rPr>
+                <w:kern w:val="2"/>
+                <w:sz w:val="24"/>
+                <w:szCs w:val="20"/>
+                <w14:ligatures w14:val="standardContextual"/>
+              </w:rPr>
+            </w:pPr>
+          </w:p>
+        </w:tc>
+        <w:tc>
+          <w:tcPr>
+            <w:tcW w:w="3115" w:type="dxa"/>
+          </w:tcPr>
+          <w:p>
+            <w:pPr>
+              <w:spacing w:line="240" w:lineRule="auto"/>
+              <w:ind w:firstLine="0"/>
+              <w:rPr>
+                <w:kern w:val="2"/>
+                <w:sz w:val="24"/>
+                <w:szCs w:val="20"/>
+                <w14:ligatures w14:val="standardContextual"/>
+              </w:rPr>
+            </w:pPr>
+            <w:r>
+              <w:rPr>
+                <w:kern w:val="2"/>
+                <w:sz w:val="24"/>
+                <w:szCs w:val="20"/>
+                <w14:ligatures w14:val="standardContextual"/>
+              </w:rPr>
+              <w:t>Название</w:t>
+            </w:r>
+          </w:p>
+        </w:tc>
+        <w:tc>
+          <w:tcPr>
+            <w:tcW w:w="3115" w:type="dxa"/>
+          </w:tcPr>
+          <w:p>
+            <w:pPr>
+              <w:spacing w:line="240" w:lineRule="auto"/>
+              <w:ind w:firstLine="0"/>
+              <w:rPr>
+                <w:kern w:val="2"/>
+                <w:sz w:val="24"/>
+                <w:szCs w:val="20"/>
+                <w14:ligatures w14:val="standardContextual"/>
+              </w:rPr>
+            </w:pPr>
+            <w:r>
+              <w:rPr>
+                <w:kern w:val="2"/>
+                <w:sz w:val="24"/>
+                <w:szCs w:val="20"/>
+                <w14:ligatures w14:val="standardContextual"/>
+              </w:rPr>
+              <w:t>Название файла</w:t>
+            </w:r>
+          </w:p>
+        </w:tc>
+      </w:tr>
+      <w:tr>
+        <w:tc>
+          <w:tcPr>
+            <w:tcW w:w="3115" w:type="dxa"/>
+          </w:tcPr>
+          <w:p>
+            <w:pPr>
+              <w:spacing w:line="240" w:lineRule="auto"/>
+              <w:ind w:firstLine="0"/>
+              <w:rPr>
+                <w:kern w:val="2"/>
+                <w:sz w:val="24"/>
+                <w:szCs w:val="20"/>
+                <w14:ligatures w14:val="standardContextual"/>
+              </w:rPr>
+            </w:pPr>
+          </w:p>
+        </w:tc>
+        <w:tc>
+          <w:tcPr>
+            <w:tcW w:w="3115" w:type="dxa"/>
+          </w:tcPr>
+          <w:p>
+            <w:pPr>
+              <w:spacing w:line="240" w:lineRule="auto"/>
+              <w:ind w:firstLine="0"/>
+              <w:rPr>
+                <w:kern w:val="2"/>
+                <w:sz w:val="24"/>
+                <w:szCs w:val="20"/>
+                <w14:ligatures w14:val="standardContextual"/>
+              </w:rPr>
+            </w:pPr>
+            <w:r>
+              <w:rPr>
+                <w:kern w:val="2"/>
+                <w:sz w:val="24"/>
+                <w:szCs w:val="20"/>
+                <w14:ligatures w14:val="standardContextual"/>
+              </w:rPr>
+              <w:t>Дата добавления</w:t>
+            </w:r>
+          </w:p>
+        </w:tc>
+        <w:tc>
+          <w:tcPr>
+            <w:tcW w:w="3115" w:type="dxa"/>
+          </w:tcPr>
+          <w:p>
+            <w:pPr>
+              <w:spacing w:line="240" w:lineRule="auto"/>
+              <w:ind w:firstLine="0"/>
+              <w:rPr>
+                <w:kern w:val="2"/>
+                <w:sz w:val="24"/>
+                <w:szCs w:val="20"/>
+                <w:lang w:val="en-US"/>
+                <w14:ligatures w14:val="standardContextual"/>
+              </w:rPr>
+            </w:pPr>
+            <w:r>
+              <w:rPr>
+                <w:kern w:val="2"/>
+                <w:sz w:val="24"/>
+                <w:szCs w:val="20"/>
+                <w14:ligatures w14:val="standardContextual"/>
+              </w:rPr>
+              <w:t>Дата добавления файла</w:t>
+            </w:r>
+          </w:p>
+        </w:tc>
+      </w:tr>
+    </w:tbl>
+    <w:p>
+      <w:pPr>
+        <w:spacing w:before="100" w:beforeAutospacing="1"/>
+        <w:jc w:val="right"/>
+        <w:rPr>
+          <w:kern w:val="2"/>
+          <w:szCs w:val="24"/>
+          <w14:ligatures w14:val="standardContextual"/>
+        </w:rPr>
+      </w:pPr>
+      <w:r>
+        <w:rPr>
+          <w:kern w:val="2"/>
+          <w:szCs w:val="24"/>
+          <w14:ligatures w14:val="standardContextual"/>
+        </w:rPr>
+        <w:t>Таблица 9</w:t>
+      </w:r>
+      <w:r>
+        <w:rPr>
+          <w:kern w:val="2"/>
+          <w:szCs w:val="24"/>
+          <w14:ligatures w14:val="standardContextual"/>
+        </w:rPr>
+        <w:t>.</w:t>
+      </w:r>
+      <w:r>
+        <w:rPr>
+          <w:kern w:val="2"/>
+          <w:szCs w:val="24"/>
+          <w14:ligatures w14:val="standardContextual"/>
+        </w:rPr>
+        <w:t xml:space="preserve"> Список атрибутов таблицы «Задача».</w:t>
+      </w:r>
+    </w:p>
+    <w:tbl>
+      <w:tblPr>
+        <w:tblStyle w:val="afa"/>
+        <w:tblW w:w="0" w:type="auto"/>
+        <w:tblLook w:val="04A0" w:firstRow="1" w:lastRow="0" w:firstColumn="1" w:lastColumn="0" w:noHBand="0" w:noVBand="1"/>
+      </w:tblPr>
+      <w:tblGrid>
+        <w:gridCol w:w="3114"/>
+        <w:gridCol w:w="3115"/>
+        <w:gridCol w:w="3115"/>
+      </w:tblGrid>
+      <w:tr>
+        <w:tc>
+          <w:tcPr>
+            <w:tcW w:w="3115" w:type="dxa"/>
+          </w:tcPr>
+          <w:p>
+            <w:pPr>
+              <w:spacing w:line="240" w:lineRule="auto"/>
+              <w:ind w:firstLine="0"/>
+              <w:jc w:val="center"/>
+              <w:rPr>
+                <w:kern w:val="2"/>
+                <w:sz w:val="24"/>
+                <w:szCs w:val="20"/>
+                <w14:ligatures w14:val="standardContextual"/>
+              </w:rPr>
+            </w:pPr>
+            <w:r>
+              <w:rPr>
+                <w:kern w:val="2"/>
+                <w:sz w:val="24"/>
+                <w:szCs w:val="20"/>
+                <w14:ligatures w14:val="standardContextual"/>
+              </w:rPr>
+              <w:t>Ключевое поле</w:t>
+            </w:r>
+          </w:p>
+        </w:tc>
+        <w:tc>
+          <w:tcPr>
+            <w:tcW w:w="3115" w:type="dxa"/>
+          </w:tcPr>
+          <w:p>
+            <w:pPr>
+              <w:spacing w:line="240" w:lineRule="auto"/>
+              <w:ind w:firstLine="0"/>
+              <w:jc w:val="center"/>
+              <w:rPr>
+                <w:kern w:val="2"/>
+                <w:sz w:val="24"/>
+                <w:szCs w:val="20"/>
+                <w14:ligatures w14:val="standardContextual"/>
+              </w:rPr>
+            </w:pPr>
+            <w:r>
+              <w:rPr>
+                <w:kern w:val="2"/>
+                <w:sz w:val="24"/>
+                <w:szCs w:val="20"/>
+                <w14:ligatures w14:val="standardContextual"/>
+              </w:rPr>
+              <w:t>Название</w:t>
+            </w:r>
+          </w:p>
+        </w:tc>
+        <w:tc>
+          <w:tcPr>
+            <w:tcW w:w="3115" w:type="dxa"/>
+          </w:tcPr>
+          <w:p>
+            <w:pPr>
+              <w:spacing w:line="240" w:lineRule="auto"/>
+              <w:ind w:firstLine="0"/>
+              <w:jc w:val="center"/>
+              <w:rPr>
+                <w:kern w:val="2"/>
+                <w:sz w:val="24"/>
+                <w:szCs w:val="20"/>
+                <w14:ligatures w14:val="standardContextual"/>
+              </w:rPr>
+            </w:pPr>
+            <w:r>
+              <w:rPr>
+                <w:kern w:val="2"/>
+                <w:sz w:val="24"/>
+                <w:szCs w:val="20"/>
+                <w14:ligatures w14:val="standardContextual"/>
+              </w:rPr>
+              <w:t>Назначение</w:t>
+            </w:r>
+          </w:p>
+        </w:tc>
+      </w:tr>
+      <w:tr>
+        <w:tc>
+          <w:tcPr>
+            <w:tcW w:w="3115" w:type="dxa"/>
+          </w:tcPr>
+          <w:p>
+            <w:pPr>
+              <w:spacing w:line="240" w:lineRule="auto"/>
+              <w:ind w:firstLine="0"/>
+              <w:rPr>
+                <w:kern w:val="2"/>
+                <w:sz w:val="24"/>
+                <w:szCs w:val="20"/>
+                <w14:ligatures w14:val="standardContextual"/>
+              </w:rPr>
+            </w:pPr>
+            <w:r>
+              <w:rPr>
+                <w:kern w:val="2"/>
+                <w:sz w:val="24"/>
+                <w:szCs w:val="20"/>
+                <w14:ligatures w14:val="standardContextual"/>
+              </w:rPr>
+              <w:t>ПК (первичный ключ)</w:t>
+            </w:r>
+          </w:p>
+        </w:tc>
+        <w:tc>
+          <w:tcPr>
+            <w:tcW w:w="3115" w:type="dxa"/>
+          </w:tcPr>
+          <w:p>
+            <w:pPr>
+              <w:spacing w:line="240" w:lineRule="auto"/>
+              <w:ind w:firstLine="0"/>
+              <w:rPr>
+                <w:kern w:val="2"/>
+                <w:sz w:val="24"/>
+                <w:szCs w:val="20"/>
+                <w14:ligatures w14:val="standardContextual"/>
+              </w:rPr>
+            </w:pPr>
+            <w:r>
+              <w:rPr>
+                <w:kern w:val="2"/>
+                <w:sz w:val="24"/>
+                <w:szCs w:val="20"/>
+                <w14:ligatures w14:val="standardContextual"/>
+              </w:rPr>
+              <w:t>Код задачи</w:t>
+            </w:r>
+          </w:p>
+        </w:tc>
+        <w:tc>
+          <w:tcPr>
+            <w:tcW w:w="3115" w:type="dxa"/>
+          </w:tcPr>
+          <w:p>
+            <w:pPr>
+              <w:spacing w:line="240" w:lineRule="auto"/>
+              <w:ind w:firstLine="0"/>
+              <w:rPr>
+                <w:kern w:val="2"/>
+                <w:sz w:val="24"/>
+                <w:szCs w:val="20"/>
+                <w14:ligatures w14:val="standardContextual"/>
+              </w:rPr>
+            </w:pPr>
+            <w:r>
+              <w:rPr>
+                <w:kern w:val="2"/>
+                <w:sz w:val="24"/>
+                <w:szCs w:val="20"/>
+                <w14:ligatures w14:val="standardContextual"/>
+              </w:rPr>
+              <w:t>Уникальное значение, соответствующее каждой задаче</w:t>
+            </w:r>
+          </w:p>
+        </w:tc>
+      </w:tr>
+      <w:tr>
+        <w:tc>
+          <w:tcPr>
+            <w:tcW w:w="3115" w:type="dxa"/>
+          </w:tcPr>
+          <w:p>
+            <w:pPr>
+              <w:spacing w:line="240" w:lineRule="auto"/>
+              <w:ind w:firstLine="0"/>
+              <w:rPr>
+                <w:kern w:val="2"/>
+                <w:sz w:val="24"/>
+                <w:szCs w:val="20"/>
+                <w14:ligatures w14:val="standardContextual"/>
+              </w:rPr>
+            </w:pPr>
+            <w:r>
+              <w:rPr>
+                <w:kern w:val="2"/>
+                <w:sz w:val="24"/>
+                <w:szCs w:val="20"/>
+                <w14:ligatures w14:val="standardContextual"/>
+              </w:rPr>
+              <w:lastRenderedPageBreak/>
+              <w:t>ВК (внешний ключ)</w:t>
+            </w:r>
+          </w:p>
+        </w:tc>
+        <w:tc>
+          <w:tcPr>
+            <w:tcW w:w="3115" w:type="dxa"/>
+          </w:tcPr>
+          <w:p>
+            <w:pPr>
+              <w:spacing w:line="240" w:lineRule="auto"/>
+              <w:ind w:firstLine="0"/>
+              <w:rPr>
+                <w:kern w:val="2"/>
+                <w:sz w:val="24"/>
+                <w:szCs w:val="20"/>
+                <w14:ligatures w14:val="standardContextual"/>
+              </w:rPr>
+            </w:pPr>
+            <w:r>
+              <w:rPr>
+                <w:kern w:val="2"/>
+                <w:sz w:val="24"/>
+                <w:szCs w:val="20"/>
+                <w14:ligatures w14:val="standardContextual"/>
+              </w:rPr>
+              <w:t>Код статуса</w:t>
+            </w:r>
+          </w:p>
+        </w:tc>
+        <w:tc>
+          <w:tcPr>
+            <w:tcW w:w="3115" w:type="dxa"/>
+          </w:tcPr>
+          <w:p>
+            <w:pPr>
+              <w:spacing w:line="240" w:lineRule="auto"/>
+              <w:ind w:firstLine="0"/>
+              <w:rPr>
+                <w:kern w:val="2"/>
+                <w:sz w:val="24"/>
+                <w:szCs w:val="20"/>
+                <w14:ligatures w14:val="standardContextual"/>
+              </w:rPr>
+            </w:pPr>
+            <w:r>
+              <w:rPr>
+                <w:kern w:val="2"/>
+                <w:sz w:val="24"/>
+                <w:szCs w:val="20"/>
+                <w14:ligatures w14:val="standardContextual"/>
+              </w:rPr>
+              <w:t>С помощью данного внешнего ключа будет определено какой статус имеет задача</w:t>
+            </w:r>
+          </w:p>
+        </w:tc>
+      </w:tr>
+      <w:tr>
+        <w:tc>
+          <w:tcPr>
+            <w:tcW w:w="3115" w:type="dxa"/>
+          </w:tcPr>
+          <w:p>
+            <w:pPr>
+              <w:spacing w:line="240" w:lineRule="auto"/>
+              <w:ind w:firstLine="0"/>
+              <w:rPr>
+                <w:kern w:val="2"/>
+                <w:sz w:val="24"/>
+                <w:szCs w:val="20"/>
+                <w14:ligatures w14:val="standardContextual"/>
+              </w:rPr>
+            </w:pPr>
+            <w:r>
+              <w:rPr>
+                <w:kern w:val="2"/>
+                <w:sz w:val="24"/>
+                <w:szCs w:val="20"/>
+                <w14:ligatures w14:val="standardContextual"/>
+              </w:rPr>
+              <w:t>ВК (внешний ключ)</w:t>
+            </w:r>
+          </w:p>
+        </w:tc>
+        <w:tc>
+          <w:tcPr>
+            <w:tcW w:w="3115" w:type="dxa"/>
+          </w:tcPr>
+          <w:p>
+            <w:pPr>
+              <w:spacing w:line="240" w:lineRule="auto"/>
+              <w:ind w:firstLine="0"/>
+              <w:rPr>
+                <w:kern w:val="2"/>
+                <w:sz w:val="24"/>
+                <w:szCs w:val="20"/>
+                <w14:ligatures w14:val="standardContextual"/>
+              </w:rPr>
+            </w:pPr>
+            <w:r>
+              <w:rPr>
+                <w:kern w:val="2"/>
+                <w:sz w:val="24"/>
+                <w:szCs w:val="20"/>
+                <w14:ligatures w14:val="standardContextual"/>
+              </w:rPr>
+              <w:t>Код создателя</w:t>
+            </w:r>
+          </w:p>
+        </w:tc>
+        <w:tc>
+          <w:tcPr>
+            <w:tcW w:w="3115" w:type="dxa"/>
+          </w:tcPr>
+          <w:p>
+            <w:pPr>
+              <w:spacing w:line="240" w:lineRule="auto"/>
+              <w:ind w:firstLine="0"/>
+              <w:rPr>
+                <w:kern w:val="2"/>
+                <w:sz w:val="24"/>
+                <w:szCs w:val="20"/>
+                <w14:ligatures w14:val="standardContextual"/>
+              </w:rPr>
+            </w:pPr>
+            <w:r>
+              <w:rPr>
+                <w:kern w:val="2"/>
+                <w:sz w:val="24"/>
+                <w:szCs w:val="20"/>
+                <w14:ligatures w14:val="standardContextual"/>
+              </w:rPr>
+              <w:t>С помощью данного внешнего ключа будет определено кто создал задачу</w:t>
+            </w:r>
+          </w:p>
+        </w:tc>
+      </w:tr>
+      <w:tr>
+        <w:tc>
+          <w:tcPr>
+            <w:tcW w:w="3115" w:type="dxa"/>
+          </w:tcPr>
+          <w:p>
+            <w:pPr>
+              <w:spacing w:line="240" w:lineRule="auto"/>
+              <w:ind w:firstLine="0"/>
+              <w:rPr>
+                <w:kern w:val="2"/>
+                <w:sz w:val="24"/>
+                <w:szCs w:val="20"/>
+                <w14:ligatures w14:val="standardContextual"/>
+              </w:rPr>
+            </w:pPr>
+          </w:p>
+        </w:tc>
+        <w:tc>
+          <w:tcPr>
+            <w:tcW w:w="3115" w:type="dxa"/>
+          </w:tcPr>
+          <w:p>
+            <w:pPr>
+              <w:spacing w:line="240" w:lineRule="auto"/>
+              <w:ind w:firstLine="0"/>
+              <w:rPr>
+                <w:kern w:val="2"/>
+                <w:sz w:val="24"/>
+                <w:szCs w:val="20"/>
+                <w14:ligatures w14:val="standardContextual"/>
+              </w:rPr>
+            </w:pPr>
+            <w:r>
+              <w:rPr>
+                <w:kern w:val="2"/>
+                <w:sz w:val="24"/>
+                <w:szCs w:val="20"/>
+                <w14:ligatures w14:val="standardContextual"/>
+              </w:rPr>
+              <w:t>Наименование</w:t>
+            </w:r>
+          </w:p>
+        </w:tc>
+        <w:tc>
+          <w:tcPr>
+            <w:tcW w:w="3115" w:type="dxa"/>
+          </w:tcPr>
+          <w:p>
+            <w:pPr>
+              <w:spacing w:line="240" w:lineRule="auto"/>
+              <w:ind w:firstLine="0"/>
+              <w:rPr>
+                <w:kern w:val="2"/>
+                <w:sz w:val="24"/>
+                <w:szCs w:val="20"/>
+                <w14:ligatures w14:val="standardContextual"/>
+              </w:rPr>
+            </w:pPr>
+            <w:r>
+              <w:rPr>
+                <w:kern w:val="2"/>
+                <w:sz w:val="24"/>
+                <w:szCs w:val="20"/>
+                <w14:ligatures w14:val="standardContextual"/>
+              </w:rPr>
+              <w:t>Наименование задачи</w:t>
+            </w:r>
+          </w:p>
+        </w:tc>
+      </w:tr>
+      <w:tr>
+        <w:tc>
+          <w:tcPr>
+            <w:tcW w:w="3115" w:type="dxa"/>
+          </w:tcPr>
+          <w:p>
+            <w:pPr>
+              <w:spacing w:line="240" w:lineRule="auto"/>
+              <w:ind w:firstLine="0"/>
+              <w:rPr>
+                <w:kern w:val="2"/>
+                <w:sz w:val="24"/>
+                <w:szCs w:val="20"/>
+                <w14:ligatures w14:val="standardContextual"/>
+              </w:rPr>
+            </w:pPr>
+          </w:p>
+        </w:tc>
+        <w:tc>
+          <w:tcPr>
+            <w:tcW w:w="3115" w:type="dxa"/>
+          </w:tcPr>
+          <w:p>
+            <w:pPr>
+              <w:spacing w:line="240" w:lineRule="auto"/>
+              <w:ind w:firstLine="0"/>
+              <w:rPr>
+                <w:kern w:val="2"/>
+                <w:sz w:val="24"/>
+                <w:szCs w:val="20"/>
+                <w14:ligatures w14:val="standardContextual"/>
+              </w:rPr>
+            </w:pPr>
+            <w:r>
+              <w:rPr>
+                <w:kern w:val="2"/>
+                <w:sz w:val="24"/>
+                <w:szCs w:val="20"/>
+                <w14:ligatures w14:val="standardContextual"/>
+              </w:rPr>
+              <w:t>Описание</w:t>
+            </w:r>
+          </w:p>
+        </w:tc>
+        <w:tc>
+          <w:tcPr>
+            <w:tcW w:w="3115" w:type="dxa"/>
+          </w:tcPr>
+          <w:p>
+            <w:pPr>
+              <w:spacing w:line="240" w:lineRule="auto"/>
+              <w:ind w:firstLine="0"/>
+              <w:rPr>
+                <w:kern w:val="2"/>
+                <w:sz w:val="24"/>
+                <w:szCs w:val="20"/>
+                <w14:ligatures w14:val="standardContextual"/>
+              </w:rPr>
+            </w:pPr>
+            <w:r>
+              <w:rPr>
+                <w:kern w:val="2"/>
+                <w:sz w:val="24"/>
+                <w:szCs w:val="20"/>
+                <w14:ligatures w14:val="standardContextual"/>
+              </w:rPr>
+              <w:t>Описание задачи</w:t>
+            </w:r>
+          </w:p>
+        </w:tc>
+      </w:tr>
+      <w:tr>
+        <w:tc>
+          <w:tcPr>
+            <w:tcW w:w="3115" w:type="dxa"/>
+          </w:tcPr>
+          <w:p>
+            <w:pPr>
+              <w:spacing w:line="240" w:lineRule="auto"/>
+              <w:ind w:firstLine="0"/>
+              <w:rPr>
+                <w:kern w:val="2"/>
+                <w:sz w:val="24"/>
+                <w:szCs w:val="20"/>
+                <w14:ligatures w14:val="standardContextual"/>
+              </w:rPr>
+            </w:pPr>
+          </w:p>
+        </w:tc>
+        <w:tc>
+          <w:tcPr>
+            <w:tcW w:w="3115" w:type="dxa"/>
+          </w:tcPr>
+          <w:p>
+            <w:pPr>
+              <w:spacing w:line="240" w:lineRule="auto"/>
+              <w:ind w:firstLine="0"/>
+              <w:rPr>
+                <w:kern w:val="2"/>
+                <w:sz w:val="24"/>
+                <w:szCs w:val="20"/>
+                <w14:ligatures w14:val="standardContextual"/>
+              </w:rPr>
+            </w:pPr>
+            <w:r>
+              <w:rPr>
+                <w:kern w:val="2"/>
+                <w:sz w:val="24"/>
+                <w:szCs w:val="20"/>
+                <w14:ligatures w14:val="standardContextual"/>
+              </w:rPr>
+              <w:t>Дата создания</w:t>
+            </w:r>
+          </w:p>
+        </w:tc>
+        <w:tc>
+          <w:tcPr>
+            <w:tcW w:w="3115" w:type="dxa"/>
+          </w:tcPr>
+          <w:p>
+            <w:pPr>
+              <w:spacing w:line="240" w:lineRule="auto"/>
+              <w:ind w:firstLine="0"/>
+              <w:rPr>
+                <w:kern w:val="2"/>
+                <w:sz w:val="24"/>
+                <w:szCs w:val="20"/>
+                <w:lang w:val="en-US"/>
+                <w14:ligatures w14:val="standardContextual"/>
+              </w:rPr>
+            </w:pPr>
+            <w:r>
+              <w:rPr>
+                <w:kern w:val="2"/>
+                <w:sz w:val="24"/>
+                <w:szCs w:val="20"/>
+                <w14:ligatures w14:val="standardContextual"/>
+              </w:rPr>
+              <w:t>Дата создания задачи</w:t>
+            </w:r>
+          </w:p>
+        </w:tc>
+      </w:tr>
+      <w:tr>
+        <w:tc>
+          <w:tcPr>
+            <w:tcW w:w="3115" w:type="dxa"/>
+          </w:tcPr>
+          <w:p>
+            <w:pPr>
+              <w:spacing w:line="240" w:lineRule="auto"/>
+              <w:ind w:firstLine="0"/>
+              <w:rPr>
+                <w:kern w:val="2"/>
+                <w:sz w:val="24"/>
+                <w:szCs w:val="20"/>
+                <w14:ligatures w14:val="standardContextual"/>
+              </w:rPr>
+            </w:pPr>
+          </w:p>
+        </w:tc>
+        <w:tc>
+          <w:tcPr>
+            <w:tcW w:w="3115" w:type="dxa"/>
+          </w:tcPr>
+          <w:p>
+            <w:pPr>
+              <w:spacing w:line="240" w:lineRule="auto"/>
+              <w:ind w:firstLine="0"/>
+              <w:rPr>
+                <w:kern w:val="2"/>
+                <w:sz w:val="24"/>
+                <w:szCs w:val="20"/>
+                <w14:ligatures w14:val="standardContextual"/>
+              </w:rPr>
+            </w:pPr>
+            <w:r>
+              <w:rPr>
+                <w:kern w:val="2"/>
+                <w:sz w:val="24"/>
+                <w:szCs w:val="20"/>
+                <w14:ligatures w14:val="standardContextual"/>
+              </w:rPr>
+              <w:t>Дата завершения</w:t>
+            </w:r>
+          </w:p>
+        </w:tc>
+        <w:tc>
+          <w:tcPr>
+            <w:tcW w:w="3115" w:type="dxa"/>
+          </w:tcPr>
+          <w:p>
+            <w:pPr>
+              <w:spacing w:line="240" w:lineRule="auto"/>
+              <w:ind w:firstLine="0"/>
+              <w:rPr>
+                <w:kern w:val="2"/>
+                <w:sz w:val="24"/>
+                <w:szCs w:val="20"/>
+                <w14:ligatures w14:val="standardContextual"/>
+              </w:rPr>
+            </w:pPr>
+            <w:r>
+              <w:rPr>
+                <w:kern w:val="2"/>
+                <w:sz w:val="24"/>
+                <w:szCs w:val="20"/>
+                <w14:ligatures w14:val="standardContextual"/>
+              </w:rPr>
+              <w:t>Дата завершения задачи</w:t>
+            </w:r>
+          </w:p>
+        </w:tc>
+      </w:tr>
+    </w:tbl>
+    <w:p>
+      <w:pPr>
+        <w:keepNext/>
+        <w:keepLines/>
+        <w:spacing w:before="100" w:beforeAutospacing="1"/>
+        <w:outlineLvl w:val="2"/>
+        <w:rPr>
+          <w:rFonts w:eastAsiaTheme="majorEastAsia" w:cstheme="majorBidi"/>
+          <w:b/>
+          <w:szCs w:val="28"/>
+        </w:rPr>
+      </w:pPr>
+      <w:r>
+        <w:rPr>
+          <w:rFonts w:eastAsiaTheme="majorEastAsia" w:cstheme="majorBidi"/>
+          <w:b/>
+          <w:szCs w:val="28"/>
+        </w:rPr>
+        <w:t>3</w:t>
+      </w:r>
+      <w:r>
+        <w:rPr>
+          <w:rFonts w:eastAsiaTheme="majorEastAsia" w:cstheme="majorBidi"/>
+          <w:b/>
+          <w:szCs w:val="28"/>
+        </w:rPr>
+        <w:t>.</w:t>
+      </w:r>
+      <w:r>
+        <w:rPr>
+          <w:rFonts w:eastAsiaTheme="majorEastAsia" w:cstheme="majorBidi"/>
+          <w:b/>
+          <w:szCs w:val="28"/>
+        </w:rPr>
+        <w:t>3</w:t>
+      </w:r>
+      <w:r>
+        <w:rPr>
+          <w:rFonts w:eastAsiaTheme="majorEastAsia" w:cstheme="majorBidi"/>
+          <w:b/>
+          <w:szCs w:val="28"/>
+        </w:rPr>
         <w:t xml:space="preserve"> </w:t>
       </w:r>
       <w:r>
-        <w:t>компонента статистики</w:t>
+        <w:rPr>
+          <w:rFonts w:eastAsiaTheme="majorEastAsia" w:cstheme="majorBidi"/>
+          <w:b/>
+          <w:szCs w:val="28"/>
+        </w:rPr>
+        <w:t>Создание модели</w:t>
+      </w:r>
+    </w:p>
+    <w:p>
+      <w:pPr>
+        <w:rPr>
+          <w:kern w:val="2"/>
+          <w:szCs w:val="24"/>
+          <w14:ligatures w14:val="standardContextual"/>
+        </w:rPr>
+      </w:pPr>
+      <w:r>
+        <w:rPr>
+          <w:kern w:val="2"/>
+          <w:szCs w:val="24"/>
+          <w14:ligatures w14:val="standardContextual"/>
+        </w:rPr>
+        <w:t>Инфологическую модель лучше представить графически, где будут изображены все таблицы и связи между ними. Схема связей представлена на рисунке 1.</w:t>
+      </w:r>
+    </w:p>
+    <w:p>
+      <w:pPr>
+        <w:keepNext/>
+        <w:ind w:firstLine="0"/>
+        <w:jc w:val="center"/>
+      </w:pPr>
+      <w:r>
+        <w:rPr>
+          <w:noProof/>
+          <w:kern w:val="2"/>
+          <w:szCs w:val="24"/>
+          <w14:ligatures w14:val="standardContextual"/>
+        </w:rPr>
+        <w:drawing>
+          <wp:inline distT="0" distB="0" distL="0" distR="0" wp14:anchorId="6D09122B" wp14:editId="100ADB62">
+            <wp:extent cx="5940425" cy="3500120"/>
+            <wp:effectExtent l="0" t="0" r="3175" b="5080"/>
+            <wp:docPr id="4" name="Рисунок 4"/>
+            <wp:cNvGraphicFramePr>
+              <a:graphicFrameLocks xmlns:a="http://schemas.openxmlformats.org/drawingml/2006/main" noChangeAspect="1"/>
+            </wp:cNvGraphicFramePr>
+            <a:graphic xmlns:a="http://schemas.openxmlformats.org/drawingml/2006/main">
+              <a:graphicData uri="http://schemas.openxmlformats.org/drawingml/2006/picture">
+                <pic:pic xmlns:pic="http://schemas.openxmlformats.org/drawingml/2006/picture">
+                  <pic:nvPicPr>
+                    <pic:cNvPr id="1" name=""/>
+                    <pic:cNvPicPr/>
+                  </pic:nvPicPr>
+                  <pic:blipFill>
+                    <a:blip r:embed="rId16"/>
+                    <a:stretch>
+                      <a:fillRect/>
+                    </a:stretch>
+                  </pic:blipFill>
+                  <pic:spPr>
+                    <a:xfrm>
+                      <a:off x="0" y="0"/>
+                      <a:ext cx="5940425" cy="3500120"/>
+                    </a:xfrm>
+                    <a:prstGeom prst="rect">
+                      <a:avLst/>
+                    </a:prstGeom>
+                  </pic:spPr>
+                </pic:pic>
+              </a:graphicData>
+            </a:graphic>
+          </wp:inline>
+        </w:drawing>
+      </w:r>
+    </w:p>
+    <w:p>
+      <w:pPr>
+        <w:jc w:val="center"/>
+        <w:rPr>
+          <w:kern w:val="2"/>
+          <w:szCs w:val="24"/>
+          <w14:ligatures w14:val="standardContextual"/>
+        </w:rPr>
+      </w:pPr>
+      <w:r>
+        <w:t xml:space="preserve">Рисунок </w:t>
+      </w:r>
+      <w:fldSimple w:instr=" SEQ Рисунок \* ARABIC ">
+        <w:r>
+          <w:rPr>
+            <w:noProof/>
+          </w:rPr>
+          <w:t>9</w:t>
+        </w:r>
+      </w:fldSimple>
+      <w:r>
+        <w:t>. Инфологическая модель</w:t>
+      </w:r>
+    </w:p>
+    <w:p>
+      <w:pPr>
+        <w:rPr>
+          <w:kern w:val="2"/>
+          <w:szCs w:val="24"/>
+          <w14:ligatures w14:val="standardContextual"/>
+        </w:rPr>
+      </w:pPr>
+      <w:r>
+        <w:rPr>
+          <w:kern w:val="2"/>
+          <w:szCs w:val="24"/>
+          <w14:ligatures w14:val="standardContextual"/>
+        </w:rPr>
+        <w:t>Для выявленных связей заполним таблицу.</w:t>
+      </w:r>
+    </w:p>
+    <w:p>
+      <w:pPr>
+        <w:jc w:val="right"/>
+        <w:rPr>
+          <w:kern w:val="2"/>
+          <w:szCs w:val="24"/>
+          <w14:ligatures w14:val="standardContextual"/>
+        </w:rPr>
+      </w:pPr>
+      <w:r>
+        <w:rPr>
+          <w:kern w:val="2"/>
+          <w:szCs w:val="24"/>
+          <w14:ligatures w14:val="standardContextual"/>
+        </w:rPr>
+        <w:t>Таблица 10</w:t>
+      </w:r>
+      <w:r>
+        <w:rPr>
+          <w:kern w:val="2"/>
+          <w:szCs w:val="24"/>
+          <w14:ligatures w14:val="standardContextual"/>
+        </w:rPr>
+        <w:t>.</w:t>
+      </w:r>
+      <w:r>
+        <w:rPr>
+          <w:kern w:val="2"/>
+          <w:szCs w:val="24"/>
+          <w14:ligatures w14:val="standardContextual"/>
+        </w:rPr>
+        <w:t xml:space="preserve"> Список связей.</w:t>
+      </w:r>
+    </w:p>
+    <w:tbl>
+      <w:tblPr>
+        <w:tblStyle w:val="afa"/>
+        <w:tblW w:w="0" w:type="auto"/>
+        <w:tblLook w:val="04A0" w:firstRow="1" w:lastRow="0" w:firstColumn="1" w:lastColumn="0" w:noHBand="0" w:noVBand="1"/>
+      </w:tblPr>
+      <w:tblGrid>
+        <w:gridCol w:w="703"/>
+        <w:gridCol w:w="1985"/>
+        <w:gridCol w:w="2835"/>
+        <w:gridCol w:w="3821"/>
+      </w:tblGrid>
+      <w:tr>
+        <w:tc>
+          <w:tcPr>
+            <w:tcW w:w="704" w:type="dxa"/>
+          </w:tcPr>
+          <w:p>
+            <w:pPr>
+              <w:spacing w:line="240" w:lineRule="auto"/>
+              <w:ind w:firstLine="0"/>
+              <w:jc w:val="center"/>
+              <w:rPr>
+                <w:sz w:val="24"/>
+                <w:szCs w:val="20"/>
+              </w:rPr>
+            </w:pPr>
+            <w:r>
+              <w:rPr>
+                <w:sz w:val="24"/>
+                <w:szCs w:val="20"/>
+              </w:rPr>
+              <w:t>№</w:t>
+            </w:r>
+          </w:p>
+        </w:tc>
+        <w:tc>
+          <w:tcPr>
+            <w:tcW w:w="1985" w:type="dxa"/>
+          </w:tcPr>
+          <w:p>
+            <w:pPr>
+              <w:spacing w:line="240" w:lineRule="auto"/>
+              <w:ind w:firstLine="0"/>
+              <w:jc w:val="center"/>
+              <w:rPr>
+                <w:sz w:val="24"/>
+                <w:szCs w:val="20"/>
+              </w:rPr>
+            </w:pPr>
+            <w:r>
+              <w:rPr>
+                <w:sz w:val="24"/>
+                <w:szCs w:val="20"/>
+              </w:rPr>
+              <w:t>Название связи</w:t>
+            </w:r>
+          </w:p>
+        </w:tc>
+        <w:tc>
+          <w:tcPr>
+            <w:tcW w:w="2835" w:type="dxa"/>
+          </w:tcPr>
+          <w:p>
+            <w:pPr>
+              <w:spacing w:line="240" w:lineRule="auto"/>
+              <w:ind w:firstLine="0"/>
+              <w:jc w:val="center"/>
+              <w:rPr>
+                <w:sz w:val="24"/>
+                <w:szCs w:val="20"/>
+              </w:rPr>
+            </w:pPr>
+            <w:r>
+              <w:rPr>
+                <w:sz w:val="24"/>
+                <w:szCs w:val="20"/>
+              </w:rPr>
+              <w:t>Сущности, участвующие в связи</w:t>
+            </w:r>
+          </w:p>
+        </w:tc>
+        <w:tc>
+          <w:tcPr>
+            <w:tcW w:w="3821" w:type="dxa"/>
+          </w:tcPr>
+          <w:p>
+            <w:pPr>
+              <w:spacing w:line="240" w:lineRule="auto"/>
+              <w:ind w:firstLine="0"/>
+              <w:jc w:val="center"/>
+              <w:rPr>
+                <w:sz w:val="24"/>
+                <w:szCs w:val="20"/>
+              </w:rPr>
+            </w:pPr>
+            <w:r>
+              <w:rPr>
+                <w:sz w:val="24"/>
+                <w:szCs w:val="20"/>
+              </w:rPr>
+              <w:t>Назначение</w:t>
+            </w:r>
+          </w:p>
+        </w:tc>
+      </w:tr>
+      <w:tr>
+        <w:tc>
+          <w:tcPr>
+            <w:tcW w:w="704" w:type="dxa"/>
+          </w:tcPr>
+          <w:p>
+            <w:pPr>
+              <w:spacing w:line="240" w:lineRule="auto"/>
+              <w:ind w:firstLine="0"/>
+              <w:jc w:val="center"/>
+              <w:rPr>
+                <w:sz w:val="24"/>
+                <w:szCs w:val="20"/>
+              </w:rPr>
+            </w:pPr>
+            <w:r>
+              <w:rPr>
+                <w:sz w:val="24"/>
+                <w:szCs w:val="20"/>
+              </w:rPr>
+              <w:t>1</w:t>
+            </w:r>
+          </w:p>
+        </w:tc>
+        <w:tc>
+          <w:tcPr>
+            <w:tcW w:w="1985" w:type="dxa"/>
+          </w:tcPr>
+          <w:p>
+            <w:pPr>
+              <w:spacing w:line="240" w:lineRule="auto"/>
+              <w:ind w:firstLine="0"/>
+              <w:jc w:val="center"/>
+              <w:rPr>
+                <w:sz w:val="24"/>
+                <w:szCs w:val="20"/>
+              </w:rPr>
+            </w:pPr>
+            <w:r>
+              <w:rPr>
+                <w:sz w:val="24"/>
+                <w:szCs w:val="20"/>
+              </w:rPr>
+              <w:t>1:М</w:t>
+            </w:r>
+          </w:p>
+        </w:tc>
+        <w:tc>
+          <w:tcPr>
+            <w:tcW w:w="2835" w:type="dxa"/>
+          </w:tcPr>
+          <w:p>
+            <w:pPr>
+              <w:spacing w:line="240" w:lineRule="auto"/>
+              <w:ind w:firstLine="0"/>
+              <w:rPr>
+                <w:sz w:val="24"/>
+                <w:szCs w:val="20"/>
+              </w:rPr>
+            </w:pPr>
+            <w:r>
+              <w:rPr>
+                <w:sz w:val="24"/>
+                <w:szCs w:val="20"/>
+              </w:rPr>
+              <w:t>роль - пользователь</w:t>
+            </w:r>
+          </w:p>
+        </w:tc>
+        <w:tc>
+          <w:tcPr>
+            <w:tcW w:w="3821" w:type="dxa"/>
+          </w:tcPr>
+          <w:p>
+            <w:pPr>
+              <w:spacing w:line="240" w:lineRule="auto"/>
+              <w:ind w:firstLine="0"/>
+              <w:rPr>
+                <w:sz w:val="24"/>
+                <w:szCs w:val="20"/>
+              </w:rPr>
+            </w:pPr>
+            <w:r>
+              <w:rPr>
+                <w:sz w:val="24"/>
+                <w:szCs w:val="20"/>
+              </w:rPr>
+              <w:t>Роль может относиться к нескольким пользователям</w:t>
+            </w:r>
+          </w:p>
+        </w:tc>
+      </w:tr>
+      <w:tr>
+        <w:tc>
+          <w:tcPr>
+            <w:tcW w:w="704" w:type="dxa"/>
+          </w:tcPr>
+          <w:p>
+            <w:pPr>
+              <w:spacing w:line="240" w:lineRule="auto"/>
+              <w:ind w:firstLine="0"/>
+              <w:jc w:val="center"/>
+              <w:rPr>
+                <w:sz w:val="24"/>
+                <w:szCs w:val="20"/>
+              </w:rPr>
+            </w:pPr>
+            <w:r>
+              <w:rPr>
+                <w:sz w:val="24"/>
+                <w:szCs w:val="20"/>
+              </w:rPr>
+              <w:t>2</w:t>
+            </w:r>
+          </w:p>
+        </w:tc>
+        <w:tc>
+          <w:tcPr>
+            <w:tcW w:w="1985" w:type="dxa"/>
+          </w:tcPr>
+          <w:p>
+            <w:pPr>
+              <w:spacing w:line="240" w:lineRule="auto"/>
+              <w:ind w:firstLine="0"/>
+              <w:jc w:val="center"/>
+              <w:rPr>
+                <w:sz w:val="24"/>
+                <w:szCs w:val="20"/>
+              </w:rPr>
+            </w:pPr>
+            <w:r>
+              <w:rPr>
+                <w:sz w:val="24"/>
+                <w:szCs w:val="20"/>
+              </w:rPr>
+              <w:t>1:1</w:t>
+            </w:r>
+          </w:p>
+        </w:tc>
+        <w:tc>
+          <w:tcPr>
+            <w:tcW w:w="2835" w:type="dxa"/>
+          </w:tcPr>
+          <w:p>
+            <w:pPr>
+              <w:spacing w:line="240" w:lineRule="auto"/>
+              <w:ind w:firstLine="0"/>
+              <w:rPr>
+                <w:sz w:val="24"/>
+                <w:szCs w:val="20"/>
+              </w:rPr>
+            </w:pPr>
+            <w:r>
+              <w:rPr>
+                <w:sz w:val="24"/>
+                <w:szCs w:val="20"/>
+              </w:rPr>
+              <w:t>пользователь - сотрудник</w:t>
+            </w:r>
+          </w:p>
+        </w:tc>
+        <w:tc>
+          <w:tcPr>
+            <w:tcW w:w="3821" w:type="dxa"/>
+          </w:tcPr>
+          <w:p>
+            <w:pPr>
+              <w:spacing w:line="240" w:lineRule="auto"/>
+              <w:ind w:firstLine="0"/>
+              <w:rPr>
+                <w:sz w:val="24"/>
+                <w:szCs w:val="20"/>
+              </w:rPr>
+            </w:pPr>
+            <w:r>
+              <w:rPr>
+                <w:sz w:val="24"/>
+                <w:szCs w:val="20"/>
+              </w:rPr>
+              <w:t>Один пользователь относиться к одному сотруднику</w:t>
+            </w:r>
+          </w:p>
+        </w:tc>
+      </w:tr>
+      <w:tr>
+        <w:tc>
+          <w:tcPr>
+            <w:tcW w:w="704" w:type="dxa"/>
+          </w:tcPr>
+          <w:p>
+            <w:pPr>
+              <w:spacing w:line="240" w:lineRule="auto"/>
+              <w:ind w:firstLine="0"/>
+              <w:jc w:val="center"/>
+              <w:rPr>
+                <w:sz w:val="24"/>
+                <w:szCs w:val="20"/>
+              </w:rPr>
+            </w:pPr>
+            <w:r>
+              <w:rPr>
+                <w:sz w:val="24"/>
+                <w:szCs w:val="20"/>
+              </w:rPr>
+              <w:lastRenderedPageBreak/>
+              <w:t>3</w:t>
+            </w:r>
+          </w:p>
+        </w:tc>
+        <w:tc>
+          <w:tcPr>
+            <w:tcW w:w="1985" w:type="dxa"/>
+          </w:tcPr>
+          <w:p>
+            <w:pPr>
+              <w:spacing w:line="240" w:lineRule="auto"/>
+              <w:ind w:firstLine="0"/>
+              <w:jc w:val="center"/>
+              <w:rPr>
+                <w:sz w:val="24"/>
+                <w:szCs w:val="20"/>
+              </w:rPr>
+            </w:pPr>
+            <w:r>
+              <w:rPr>
+                <w:sz w:val="24"/>
+                <w:szCs w:val="20"/>
+              </w:rPr>
+              <w:t>Рефлексивная</w:t>
+            </w:r>
+          </w:p>
+        </w:tc>
+        <w:tc>
+          <w:tcPr>
+            <w:tcW w:w="2835" w:type="dxa"/>
+          </w:tcPr>
+          <w:p>
+            <w:pPr>
+              <w:spacing w:line="240" w:lineRule="auto"/>
+              <w:ind w:firstLine="0"/>
+              <w:rPr>
+                <w:sz w:val="24"/>
+                <w:szCs w:val="20"/>
+              </w:rPr>
+            </w:pPr>
+            <w:r>
+              <w:rPr>
+                <w:sz w:val="24"/>
+                <w:szCs w:val="20"/>
+              </w:rPr>
+              <w:t>сотрудник- сотрудник</w:t>
+            </w:r>
+          </w:p>
+        </w:tc>
+        <w:tc>
+          <w:tcPr>
+            <w:tcW w:w="3821" w:type="dxa"/>
+          </w:tcPr>
+          <w:p>
+            <w:pPr>
+              <w:spacing w:line="240" w:lineRule="auto"/>
+              <w:ind w:firstLine="0"/>
+              <w:rPr>
+                <w:sz w:val="24"/>
+                <w:szCs w:val="20"/>
+              </w:rPr>
+            </w:pPr>
+            <w:r>
+              <w:rPr>
+                <w:sz w:val="24"/>
+                <w:szCs w:val="20"/>
+              </w:rPr>
+              <w:t>Сотруднику можно назначить начальника через рефлексивную ссылку на сотрудника</w:t>
+            </w:r>
+          </w:p>
+        </w:tc>
+      </w:tr>
+      <w:tr>
+        <w:tc>
+          <w:tcPr>
+            <w:tcW w:w="704" w:type="dxa"/>
+          </w:tcPr>
+          <w:p>
+            <w:pPr>
+              <w:spacing w:line="240" w:lineRule="auto"/>
+              <w:ind w:firstLine="0"/>
+              <w:jc w:val="center"/>
+              <w:rPr>
+                <w:sz w:val="24"/>
+                <w:szCs w:val="20"/>
+              </w:rPr>
+            </w:pPr>
+            <w:r>
+              <w:rPr>
+                <w:sz w:val="24"/>
+                <w:szCs w:val="20"/>
+              </w:rPr>
+              <w:t>4</w:t>
+            </w:r>
+          </w:p>
+        </w:tc>
+        <w:tc>
+          <w:tcPr>
+            <w:tcW w:w="1985" w:type="dxa"/>
+          </w:tcPr>
+          <w:p>
+            <w:pPr>
+              <w:spacing w:line="240" w:lineRule="auto"/>
+              <w:ind w:firstLine="0"/>
+              <w:jc w:val="center"/>
+              <w:rPr>
+                <w:sz w:val="24"/>
+                <w:szCs w:val="20"/>
+              </w:rPr>
+            </w:pPr>
+            <w:r>
+              <w:rPr>
+                <w:sz w:val="24"/>
+                <w:szCs w:val="20"/>
+              </w:rPr>
+              <w:t>1:М</w:t>
+            </w:r>
+          </w:p>
+        </w:tc>
+        <w:tc>
+          <w:tcPr>
+            <w:tcW w:w="2835" w:type="dxa"/>
+          </w:tcPr>
+          <w:p>
+            <w:pPr>
+              <w:spacing w:line="240" w:lineRule="auto"/>
+              <w:ind w:firstLine="0"/>
+              <w:rPr>
+                <w:sz w:val="24"/>
+                <w:szCs w:val="20"/>
+              </w:rPr>
+            </w:pPr>
+            <w:r>
+              <w:rPr>
+                <w:sz w:val="24"/>
+                <w:szCs w:val="20"/>
+              </w:rPr>
+              <w:t>сотрудник - комментарий</w:t>
+            </w:r>
+          </w:p>
+        </w:tc>
+        <w:tc>
+          <w:tcPr>
+            <w:tcW w:w="3821" w:type="dxa"/>
+          </w:tcPr>
+          <w:p>
+            <w:pPr>
+              <w:spacing w:line="240" w:lineRule="auto"/>
+              <w:ind w:firstLine="0"/>
+              <w:rPr>
+                <w:sz w:val="24"/>
+                <w:szCs w:val="20"/>
+              </w:rPr>
+            </w:pPr>
+            <w:r>
+              <w:rPr>
+                <w:sz w:val="24"/>
+                <w:szCs w:val="20"/>
+              </w:rPr>
+              <w:t>Сотрудник может написать несколько комментариев</w:t>
+            </w:r>
+          </w:p>
+        </w:tc>
+      </w:tr>
+      <w:tr>
+        <w:tc>
+          <w:tcPr>
+            <w:tcW w:w="704" w:type="dxa"/>
+          </w:tcPr>
+          <w:p>
+            <w:pPr>
+              <w:spacing w:line="240" w:lineRule="auto"/>
+              <w:ind w:firstLine="0"/>
+              <w:jc w:val="center"/>
+              <w:rPr>
+                <w:sz w:val="24"/>
+                <w:szCs w:val="20"/>
+              </w:rPr>
+            </w:pPr>
+            <w:r>
+              <w:rPr>
+                <w:sz w:val="24"/>
+                <w:szCs w:val="20"/>
+              </w:rPr>
+              <w:t>5</w:t>
+            </w:r>
+          </w:p>
+        </w:tc>
+        <w:tc>
+          <w:tcPr>
+            <w:tcW w:w="1985" w:type="dxa"/>
+          </w:tcPr>
+          <w:p>
+            <w:pPr>
+              <w:spacing w:line="240" w:lineRule="auto"/>
+              <w:ind w:firstLine="0"/>
+              <w:jc w:val="center"/>
+              <w:rPr>
+                <w:sz w:val="24"/>
+                <w:szCs w:val="20"/>
+              </w:rPr>
+            </w:pPr>
+            <w:r>
+              <w:rPr>
+                <w:sz w:val="24"/>
+                <w:szCs w:val="20"/>
+              </w:rPr>
+              <w:t>1:М</w:t>
+            </w:r>
+          </w:p>
+        </w:tc>
+        <w:tc>
+          <w:tcPr>
+            <w:tcW w:w="2835" w:type="dxa"/>
+          </w:tcPr>
+          <w:p>
+            <w:pPr>
+              <w:spacing w:line="240" w:lineRule="auto"/>
+              <w:ind w:firstLine="0"/>
+              <w:rPr>
+                <w:sz w:val="24"/>
+                <w:szCs w:val="20"/>
+              </w:rPr>
+            </w:pPr>
+            <w:r>
+              <w:rPr>
+                <w:sz w:val="24"/>
+                <w:szCs w:val="20"/>
+              </w:rPr>
+              <w:t>сотрудник - задача</w:t>
+            </w:r>
+          </w:p>
+        </w:tc>
+        <w:tc>
+          <w:tcPr>
+            <w:tcW w:w="3821" w:type="dxa"/>
+          </w:tcPr>
+          <w:p>
+            <w:pPr>
+              <w:spacing w:line="240" w:lineRule="auto"/>
+              <w:ind w:firstLine="0"/>
+              <w:rPr>
+                <w:sz w:val="24"/>
+                <w:szCs w:val="20"/>
+              </w:rPr>
+            </w:pPr>
+            <w:r>
+              <w:rPr>
+                <w:sz w:val="24"/>
+                <w:szCs w:val="20"/>
+              </w:rPr>
+              <w:t>Сотрудник может создавать несколько задач</w:t>
+            </w:r>
+          </w:p>
+        </w:tc>
+      </w:tr>
+      <w:tr>
+        <w:tc>
+          <w:tcPr>
+            <w:tcW w:w="704" w:type="dxa"/>
+          </w:tcPr>
+          <w:p>
+            <w:pPr>
+              <w:spacing w:line="240" w:lineRule="auto"/>
+              <w:ind w:firstLine="0"/>
+              <w:jc w:val="center"/>
+              <w:rPr>
+                <w:sz w:val="24"/>
+                <w:szCs w:val="20"/>
+              </w:rPr>
+            </w:pPr>
+            <w:r>
+              <w:rPr>
+                <w:sz w:val="24"/>
+                <w:szCs w:val="20"/>
+              </w:rPr>
+              <w:t>6</w:t>
+            </w:r>
+          </w:p>
+        </w:tc>
+        <w:tc>
+          <w:tcPr>
+            <w:tcW w:w="1985" w:type="dxa"/>
+          </w:tcPr>
+          <w:p>
+            <w:pPr>
+              <w:spacing w:line="240" w:lineRule="auto"/>
+              <w:ind w:firstLine="0"/>
+              <w:jc w:val="center"/>
+              <w:rPr>
+                <w:sz w:val="24"/>
+                <w:szCs w:val="20"/>
+              </w:rPr>
+            </w:pPr>
+            <w:r>
+              <w:rPr>
+                <w:sz w:val="24"/>
+                <w:szCs w:val="20"/>
+              </w:rPr>
+              <w:t>1:М</w:t>
+            </w:r>
+          </w:p>
+        </w:tc>
+        <w:tc>
+          <w:tcPr>
+            <w:tcW w:w="2835" w:type="dxa"/>
+          </w:tcPr>
+          <w:p>
+            <w:pPr>
+              <w:spacing w:line="240" w:lineRule="auto"/>
+              <w:ind w:firstLine="0"/>
+              <w:rPr>
+                <w:sz w:val="24"/>
+                <w:szCs w:val="20"/>
+              </w:rPr>
+            </w:pPr>
+            <w:r>
+              <w:rPr>
+                <w:sz w:val="24"/>
+                <w:szCs w:val="20"/>
+              </w:rPr>
+              <w:t>задача - комментарий</w:t>
+            </w:r>
+          </w:p>
+        </w:tc>
+        <w:tc>
+          <w:tcPr>
+            <w:tcW w:w="3821" w:type="dxa"/>
+          </w:tcPr>
+          <w:p>
+            <w:pPr>
+              <w:spacing w:line="240" w:lineRule="auto"/>
+              <w:ind w:firstLine="0"/>
+              <w:rPr>
+                <w:sz w:val="24"/>
+                <w:szCs w:val="20"/>
+              </w:rPr>
+            </w:pPr>
+            <w:r>
+              <w:rPr>
+                <w:sz w:val="24"/>
+                <w:szCs w:val="20"/>
+              </w:rPr>
+              <w:t>Задача содержит историю комментариев</w:t>
+            </w:r>
+          </w:p>
+        </w:tc>
+      </w:tr>
+      <w:tr>
+        <w:tc>
+          <w:tcPr>
+            <w:tcW w:w="704" w:type="dxa"/>
+          </w:tcPr>
+          <w:p>
+            <w:pPr>
+              <w:spacing w:line="240" w:lineRule="auto"/>
+              <w:ind w:firstLine="0"/>
+              <w:jc w:val="center"/>
+              <w:rPr>
+                <w:sz w:val="24"/>
+                <w:szCs w:val="20"/>
+              </w:rPr>
+            </w:pPr>
+            <w:r>
+              <w:rPr>
+                <w:sz w:val="24"/>
+                <w:szCs w:val="20"/>
+              </w:rPr>
+              <w:t>7</w:t>
+            </w:r>
+          </w:p>
+        </w:tc>
+        <w:tc>
+          <w:tcPr>
+            <w:tcW w:w="1985" w:type="dxa"/>
+          </w:tcPr>
+          <w:p>
+            <w:pPr>
+              <w:spacing w:line="240" w:lineRule="auto"/>
+              <w:ind w:firstLine="0"/>
+              <w:jc w:val="center"/>
+              <w:rPr>
+                <w:sz w:val="24"/>
+                <w:szCs w:val="20"/>
+              </w:rPr>
+            </w:pPr>
+            <w:r>
+              <w:rPr>
+                <w:sz w:val="24"/>
+                <w:szCs w:val="20"/>
+              </w:rPr>
+              <w:t>1:М</w:t>
+            </w:r>
+          </w:p>
+        </w:tc>
+        <w:tc>
+          <w:tcPr>
+            <w:tcW w:w="2835" w:type="dxa"/>
+          </w:tcPr>
+          <w:p>
+            <w:pPr>
+              <w:spacing w:line="240" w:lineRule="auto"/>
+              <w:ind w:firstLine="0"/>
+              <w:rPr>
+                <w:sz w:val="24"/>
+                <w:szCs w:val="20"/>
+              </w:rPr>
+            </w:pPr>
+            <w:r>
+              <w:rPr>
+                <w:sz w:val="24"/>
+                <w:szCs w:val="20"/>
+              </w:rPr>
+              <w:t>сотрудник - исполнитель</w:t>
+            </w:r>
+          </w:p>
+        </w:tc>
+        <w:tc>
+          <w:tcPr>
+            <w:tcW w:w="3821" w:type="dxa"/>
+          </w:tcPr>
+          <w:p>
+            <w:pPr>
+              <w:spacing w:line="240" w:lineRule="auto"/>
+              <w:ind w:firstLine="0"/>
+              <w:rPr>
+                <w:sz w:val="24"/>
+                <w:szCs w:val="20"/>
+              </w:rPr>
+            </w:pPr>
+            <w:r>
+              <w:rPr>
+                <w:sz w:val="24"/>
+                <w:szCs w:val="20"/>
+              </w:rPr>
+              <w:t>Сотрудник назначается исполнителем задач</w:t>
+            </w:r>
+          </w:p>
+        </w:tc>
+      </w:tr>
+      <w:tr>
+        <w:tc>
+          <w:tcPr>
+            <w:tcW w:w="704" w:type="dxa"/>
+          </w:tcPr>
+          <w:p>
+            <w:pPr>
+              <w:spacing w:line="240" w:lineRule="auto"/>
+              <w:ind w:firstLine="0"/>
+              <w:jc w:val="center"/>
+              <w:rPr>
+                <w:sz w:val="24"/>
+                <w:szCs w:val="20"/>
+              </w:rPr>
+            </w:pPr>
+            <w:r>
+              <w:rPr>
+                <w:sz w:val="24"/>
+                <w:szCs w:val="20"/>
+              </w:rPr>
+              <w:t>8</w:t>
+            </w:r>
+          </w:p>
+        </w:tc>
+        <w:tc>
+          <w:tcPr>
+            <w:tcW w:w="1985" w:type="dxa"/>
+          </w:tcPr>
+          <w:p>
+            <w:pPr>
+              <w:spacing w:line="240" w:lineRule="auto"/>
+              <w:ind w:firstLine="0"/>
+              <w:jc w:val="center"/>
+              <w:rPr>
+                <w:sz w:val="24"/>
+                <w:szCs w:val="20"/>
+              </w:rPr>
+            </w:pPr>
+            <w:r>
+              <w:rPr>
+                <w:sz w:val="24"/>
+                <w:szCs w:val="20"/>
+              </w:rPr>
+              <w:t>1:М</w:t>
+            </w:r>
+          </w:p>
+        </w:tc>
+        <w:tc>
+          <w:tcPr>
+            <w:tcW w:w="2835" w:type="dxa"/>
+          </w:tcPr>
+          <w:p>
+            <w:pPr>
+              <w:spacing w:line="240" w:lineRule="auto"/>
+              <w:ind w:firstLine="0"/>
+              <w:rPr>
+                <w:sz w:val="24"/>
+                <w:szCs w:val="20"/>
+              </w:rPr>
+            </w:pPr>
+            <w:r>
+              <w:rPr>
+                <w:sz w:val="24"/>
+                <w:szCs w:val="20"/>
+              </w:rPr>
+              <w:t>задача - исполнитель</w:t>
+            </w:r>
+          </w:p>
+        </w:tc>
+        <w:tc>
+          <w:tcPr>
+            <w:tcW w:w="3821" w:type="dxa"/>
+          </w:tcPr>
+          <w:p>
+            <w:pPr>
+              <w:spacing w:line="240" w:lineRule="auto"/>
+              <w:ind w:firstLine="0"/>
+              <w:rPr>
+                <w:sz w:val="24"/>
+                <w:szCs w:val="20"/>
+              </w:rPr>
+            </w:pPr>
+            <w:r>
+              <w:rPr>
+                <w:sz w:val="24"/>
+                <w:szCs w:val="20"/>
+              </w:rPr>
+              <w:t>Задача содержит историю исполнителей</w:t>
+            </w:r>
+          </w:p>
+        </w:tc>
+      </w:tr>
+      <w:tr>
+        <w:tc>
+          <w:tcPr>
+            <w:tcW w:w="704" w:type="dxa"/>
+          </w:tcPr>
+          <w:p>
+            <w:pPr>
+              <w:spacing w:line="240" w:lineRule="auto"/>
+              <w:ind w:firstLine="0"/>
+              <w:jc w:val="center"/>
+              <w:rPr>
+                <w:sz w:val="24"/>
+                <w:szCs w:val="20"/>
+              </w:rPr>
+            </w:pPr>
+            <w:r>
+              <w:rPr>
+                <w:sz w:val="24"/>
+                <w:szCs w:val="20"/>
+              </w:rPr>
+              <w:t>9</w:t>
+            </w:r>
+          </w:p>
+        </w:tc>
+        <w:tc>
+          <w:tcPr>
+            <w:tcW w:w="1985" w:type="dxa"/>
+          </w:tcPr>
+          <w:p>
+            <w:pPr>
+              <w:spacing w:line="240" w:lineRule="auto"/>
+              <w:ind w:firstLine="0"/>
+              <w:jc w:val="center"/>
+              <w:rPr>
+                <w:sz w:val="24"/>
+                <w:szCs w:val="20"/>
+              </w:rPr>
+            </w:pPr>
+            <w:r>
+              <w:rPr>
+                <w:sz w:val="24"/>
+                <w:szCs w:val="20"/>
+              </w:rPr>
+              <w:t>М:1</w:t>
+            </w:r>
+          </w:p>
+        </w:tc>
+        <w:tc>
+          <w:tcPr>
+            <w:tcW w:w="2835" w:type="dxa"/>
+          </w:tcPr>
+          <w:p>
+            <w:pPr>
+              <w:spacing w:line="240" w:lineRule="auto"/>
+              <w:ind w:firstLine="0"/>
+              <w:rPr>
+                <w:sz w:val="24"/>
+                <w:szCs w:val="20"/>
+              </w:rPr>
+            </w:pPr>
+            <w:r>
+              <w:rPr>
+                <w:sz w:val="24"/>
+                <w:szCs w:val="20"/>
+              </w:rPr>
+              <w:t>задача - статус</w:t>
+            </w:r>
+          </w:p>
+        </w:tc>
+        <w:tc>
+          <w:tcPr>
+            <w:tcW w:w="3821" w:type="dxa"/>
+          </w:tcPr>
+          <w:p>
+            <w:pPr>
+              <w:spacing w:line="240" w:lineRule="auto"/>
+              <w:ind w:firstLine="0"/>
+              <w:rPr>
+                <w:sz w:val="24"/>
+                <w:szCs w:val="20"/>
+              </w:rPr>
+            </w:pPr>
+            <w:r>
+              <w:rPr>
+                <w:sz w:val="24"/>
+                <w:szCs w:val="20"/>
+              </w:rPr>
+              <w:t>Разные задачи имеют статус</w:t>
+            </w:r>
+          </w:p>
+        </w:tc>
+      </w:tr>
+      <w:tr>
+        <w:tc>
+          <w:tcPr>
+            <w:tcW w:w="704" w:type="dxa"/>
+          </w:tcPr>
+          <w:p>
+            <w:pPr>
+              <w:spacing w:line="240" w:lineRule="auto"/>
+              <w:ind w:firstLine="0"/>
+              <w:jc w:val="center"/>
+              <w:rPr>
+                <w:sz w:val="24"/>
+                <w:szCs w:val="20"/>
+              </w:rPr>
+            </w:pPr>
+            <w:r>
+              <w:rPr>
+                <w:sz w:val="24"/>
+                <w:szCs w:val="20"/>
+              </w:rPr>
+              <w:t>10</w:t>
+            </w:r>
+          </w:p>
+        </w:tc>
+        <w:tc>
+          <w:tcPr>
+            <w:tcW w:w="1985" w:type="dxa"/>
+          </w:tcPr>
+          <w:p>
+            <w:pPr>
+              <w:spacing w:line="240" w:lineRule="auto"/>
+              <w:ind w:firstLine="0"/>
+              <w:jc w:val="center"/>
+              <w:rPr>
+                <w:sz w:val="24"/>
+                <w:szCs w:val="20"/>
+              </w:rPr>
+            </w:pPr>
+            <w:r>
+              <w:rPr>
+                <w:sz w:val="24"/>
+                <w:szCs w:val="20"/>
+              </w:rPr>
+              <w:t>1:М</w:t>
+            </w:r>
+          </w:p>
+        </w:tc>
+        <w:tc>
+          <w:tcPr>
+            <w:tcW w:w="2835" w:type="dxa"/>
+          </w:tcPr>
+          <w:p>
+            <w:pPr>
+              <w:spacing w:line="240" w:lineRule="auto"/>
+              <w:ind w:firstLine="0"/>
+              <w:rPr>
+                <w:sz w:val="24"/>
+                <w:szCs w:val="20"/>
+              </w:rPr>
+            </w:pPr>
+            <w:r>
+              <w:rPr>
+                <w:sz w:val="24"/>
+                <w:szCs w:val="20"/>
+              </w:rPr>
+              <w:t>задача - файл</w:t>
+            </w:r>
+          </w:p>
+        </w:tc>
+        <w:tc>
+          <w:tcPr>
+            <w:tcW w:w="3821" w:type="dxa"/>
+          </w:tcPr>
+          <w:p>
+            <w:pPr>
+              <w:spacing w:line="240" w:lineRule="auto"/>
+              <w:ind w:firstLine="0"/>
+              <w:rPr>
+                <w:sz w:val="24"/>
+                <w:szCs w:val="20"/>
+              </w:rPr>
+            </w:pPr>
+            <w:r>
+              <w:rPr>
+                <w:sz w:val="24"/>
+                <w:szCs w:val="20"/>
+              </w:rPr>
+              <w:t>К задачи прикрепляются файлы</w:t>
+            </w:r>
+          </w:p>
+        </w:tc>
+      </w:tr>
+    </w:tbl>
+    <w:p>
+      <w:pPr>
+        <w:spacing w:before="100" w:beforeAutospacing="1"/>
+        <w:rPr>
+          <w:kern w:val="2"/>
+          <w:szCs w:val="24"/>
+          <w14:ligatures w14:val="standardContextual"/>
+        </w:rPr>
+      </w:pPr>
+      <w:r>
+        <w:rPr>
+          <w:kern w:val="2"/>
+          <w:szCs w:val="24"/>
+          <w14:ligatures w14:val="standardContextual"/>
+        </w:rPr>
+        <w:t>Построим схему данных.</w:t>
+      </w:r>
+    </w:p>
+    <w:p>
+      <w:pPr>
+        <w:keepNext/>
+        <w:jc w:val="center"/>
+      </w:pPr>
+      <w:r>
+        <w:rPr>
+          <w:noProof/>
+          <w:kern w:val="2"/>
+          <w:szCs w:val="24"/>
+          <w:lang w:val="en-US"/>
+          <w14:ligatures w14:val="standardContextual"/>
+        </w:rPr>
+        <w:drawing>
+          <wp:inline distT="0" distB="0" distL="0" distR="0" wp14:anchorId="0B8EF77A" wp14:editId="06B8B1A1">
+            <wp:extent cx="5070475" cy="3631989"/>
+            <wp:effectExtent l="0" t="0" r="0" b="6985"/>
+            <wp:docPr id="5" name="Рисунок 5"/>
+            <wp:cNvGraphicFramePr>
+              <a:graphicFrameLocks xmlns:a="http://schemas.openxmlformats.org/drawingml/2006/main" noChangeAspect="1"/>
+            </wp:cNvGraphicFramePr>
+            <a:graphic xmlns:a="http://schemas.openxmlformats.org/drawingml/2006/main">
+              <a:graphicData uri="http://schemas.openxmlformats.org/drawingml/2006/picture">
+                <pic:pic xmlns:pic="http://schemas.openxmlformats.org/drawingml/2006/picture">
+                  <pic:nvPicPr>
+                    <pic:cNvPr id="1" name=""/>
+                    <pic:cNvPicPr/>
+                  </pic:nvPicPr>
+                  <pic:blipFill>
+                    <a:blip r:embed="rId17"/>
+                    <a:stretch>
+                      <a:fillRect/>
+                    </a:stretch>
+                  </pic:blipFill>
+                  <pic:spPr>
+                    <a:xfrm>
+                      <a:off x="0" y="0"/>
+                      <a:ext cx="5075556" cy="3635628"/>
+                    </a:xfrm>
+                    <a:prstGeom prst="rect">
+                      <a:avLst/>
+                    </a:prstGeom>
+                  </pic:spPr>
+                </pic:pic>
+              </a:graphicData>
+            </a:graphic>
+          </wp:inline>
+        </w:drawing>
+      </w:r>
+    </w:p>
+    <w:p>
+      <w:pPr>
+        <w:jc w:val="center"/>
+        <w:rPr>
+          <w:kern w:val="2"/>
+          <w:szCs w:val="24"/>
+          <w:lang w:val="en-US"/>
+          <w14:ligatures w14:val="standardContextual"/>
+        </w:rPr>
+      </w:pPr>
+      <w:r>
+        <w:t xml:space="preserve">Рисунок </w:t>
+      </w:r>
+      <w:fldSimple w:instr=" SEQ Рисунок \* ARABIC ">
+        <w:r>
+          <w:rPr>
+            <w:noProof/>
+          </w:rPr>
+          <w:t>10</w:t>
+        </w:r>
+      </w:fldSimple>
+      <w:r>
+        <w:t>. Схема данных</w:t>
       </w:r>
     </w:p>
     <w:p/>
@@ -3689,67 +10877,24 @@
     <w:p/>
     <w:p>
       <w:pPr>
-        <w:pStyle w:val="2"/>
-      </w:pPr>
-      <w:r>
-        <w:t>2.</w:t>
-      </w:r>
-      <w:r>
-        <w:t>5</w:t>
-      </w:r>
-      <w:r>
-        <w:t xml:space="preserve"> </w:t>
-      </w:r>
-      <w:r>
-        <w:t>Коммуникация</w:t>
-      </w:r>
-      <w:r>
-        <w:t xml:space="preserve"> </w:t>
-      </w:r>
-      <w:r>
-        <w:t xml:space="preserve">процесса </w:t>
-      </w:r>
-      <w:r>
-        <w:t>аутентификации</w:t>
-      </w:r>
-    </w:p>
-    <w:p/>
-    <w:p/>
-    <w:p/>
+        <w:pStyle w:val="aff"/>
+      </w:pPr>
+      <w:r>
+        <w:br w:type="page"/>
+      </w:r>
+    </w:p>
     <w:p>
       <w:pPr>
         <w:pStyle w:val="1"/>
-      </w:pPr>
-      <w:bookmarkStart w:id="29" w:name="_Toc230987828"/>
-      <w:bookmarkStart w:id="30" w:name="_Toc232348723"/>
-      <w:bookmarkStart w:id="31" w:name="_Toc232349070"/>
-      <w:r>
-        <w:t>3. Реализация программы</w:t>
-      </w:r>
-      <w:bookmarkEnd w:id="29"/>
-      <w:bookmarkEnd w:id="30"/>
-      <w:bookmarkEnd w:id="31"/>
-    </w:p>
-    <w:p>
-      <w:pPr>
-        <w:pStyle w:val="aff"/>
-      </w:pPr>
-      <w:r>
-        <w:br w:type="page"/>
-      </w:r>
-    </w:p>
-    <w:p>
-      <w:pPr>
-        <w:pStyle w:val="1"/>
         <w:rPr>
           <w:lang w:eastAsia="ru-RU"/>
         </w:rPr>
       </w:pPr>
-      <w:bookmarkStart w:id="32" w:name="_Toc229937650"/>
-      <w:bookmarkStart w:id="33" w:name="_Toc229991874"/>
-      <w:bookmarkStart w:id="34" w:name="_Toc230987838"/>
-      <w:bookmarkStart w:id="35" w:name="_Toc232348724"/>
-      <w:bookmarkStart w:id="36" w:name="_Toc232349071"/>
+      <w:bookmarkStart w:id="36" w:name="_Toc229937650"/>
+      <w:bookmarkStart w:id="37" w:name="_Toc229991874"/>
+      <w:bookmarkStart w:id="38" w:name="_Toc230987838"/>
+      <w:bookmarkStart w:id="39" w:name="_Toc232349071"/>
+      <w:bookmarkStart w:id="40" w:name="_Toc232361960"/>
       <w:r>
         <w:rPr>
           <w:lang w:eastAsia="ru-RU"/>
@@ -3757,11 +10902,11 @@
         <w:lastRenderedPageBreak/>
         <w:t>ЗАКЛЮЧЕНИЕ</w:t>
       </w:r>
-      <w:bookmarkEnd w:id="32"/>
-      <w:bookmarkEnd w:id="33"/>
-      <w:bookmarkEnd w:id="34"/>
-      <w:bookmarkEnd w:id="35"/>
       <w:bookmarkEnd w:id="36"/>
+      <w:bookmarkEnd w:id="37"/>
+      <w:bookmarkEnd w:id="38"/>
+      <w:bookmarkEnd w:id="39"/>
+      <w:bookmarkEnd w:id="40"/>
     </w:p>
     <w:p>
       <w:pPr>
@@ -3798,7 +10943,7 @@
           <w:lang w:eastAsia="ru-RU"/>
         </w:rPr>
       </w:pPr>
-      <w:bookmarkStart w:id="37" w:name="_Toc229937651"/>
+      <w:bookmarkStart w:id="41" w:name="_Toc229937651"/>
       <w:r>
         <w:rPr>
           <w:rFonts w:eastAsiaTheme="minorHAnsi" w:cstheme="minorBidi"/>
@@ -3808,7 +10953,8 @@
         </w:rPr>
         <w:br w:type="page"/>
       </w:r>
-      <w:bookmarkStart w:id="38" w:name="_Toc232349072"/>
+      <w:bookmarkStart w:id="42" w:name="_Toc232349072"/>
+      <w:bookmarkStart w:id="43" w:name="_Toc232361961"/>
       <w:r>
         <w:rPr>
           <w:rFonts w:eastAsiaTheme="minorHAnsi" w:cstheme="minorBidi"/>
@@ -3819,7 +10965,8 @@
         <w:lastRenderedPageBreak/>
         <w:t>ПРИЛОЖЕНИЕ А</w:t>
       </w:r>
-      <w:bookmarkEnd w:id="38"/>
+      <w:bookmarkEnd w:id="42"/>
+      <w:bookmarkEnd w:id="43"/>
     </w:p>
     <w:p>
       <w:pPr>
@@ -4290,6 +11437,7 @@
       <w:sdtPr>
         <w:rPr>
           <w:rFonts w:asciiTheme="minorHAnsi" w:eastAsiaTheme="minorHAnsi" w:hAnsiTheme="minorHAnsi" w:cstheme="minorBidi"/>
+          <w:b w:val="0"/>
           <w:color w:val="auto"/>
           <w:kern w:val="2"/>
           <w:sz w:val="24"/>
@@ -5206,7 +12354,7 @@
         </w:rPr>
         <w:br w:type="page"/>
       </w:r>
-      <w:bookmarkStart w:id="39" w:name="_Hlk229835142"/>
+      <w:bookmarkStart w:id="44" w:name="_Hlk229835142"/>
     </w:p>
     <w:p>
       <w:pPr>
@@ -5222,7 +12370,8 @@
           <w:bCs/>
         </w:rPr>
       </w:pPr>
-      <w:bookmarkStart w:id="40" w:name="_Toc232349073"/>
+      <w:bookmarkStart w:id="45" w:name="_Toc232349073"/>
+      <w:bookmarkStart w:id="46" w:name="_Toc232361962"/>
       <w:r>
         <w:rPr>
           <w:bCs/>
@@ -5230,7 +12379,8 @@
         <w:lastRenderedPageBreak/>
         <w:t>Общие сведения</w:t>
       </w:r>
-      <w:bookmarkEnd w:id="40"/>
+      <w:bookmarkEnd w:id="45"/>
+      <w:bookmarkEnd w:id="46"/>
     </w:p>
     <w:p>
       <w:pPr>
@@ -5355,14 +12505,16 @@
           <w:bCs/>
         </w:rPr>
       </w:pPr>
-      <w:bookmarkStart w:id="41" w:name="_Toc232349074"/>
+      <w:bookmarkStart w:id="47" w:name="_Toc232349074"/>
+      <w:bookmarkStart w:id="48" w:name="_Toc232361963"/>
       <w:r>
         <w:rPr>
           <w:bCs/>
         </w:rPr>
         <w:t>Назначение и цели создания системы</w:t>
       </w:r>
-      <w:bookmarkEnd w:id="41"/>
+      <w:bookmarkEnd w:id="47"/>
+      <w:bookmarkEnd w:id="48"/>
     </w:p>
     <w:p>
       <w:pPr>
@@ -5590,7 +12742,8 @@
           <w:bCs/>
         </w:rPr>
       </w:pPr>
-      <w:bookmarkStart w:id="42" w:name="_Toc232349075"/>
+      <w:bookmarkStart w:id="49" w:name="_Toc232349075"/>
+      <w:bookmarkStart w:id="50" w:name="_Toc232361964"/>
       <w:r>
         <w:rPr>
           <w:bCs/>
@@ -5598,7 +12751,8 @@
         <w:lastRenderedPageBreak/>
         <w:t>Характеристика объектов автоматизации</w:t>
       </w:r>
-      <w:bookmarkEnd w:id="42"/>
+      <w:bookmarkEnd w:id="49"/>
+      <w:bookmarkEnd w:id="50"/>
     </w:p>
     <w:p>
       <w:pPr>
@@ -5892,14 +13046,16 @@
           <w:bCs/>
         </w:rPr>
       </w:pPr>
-      <w:bookmarkStart w:id="43" w:name="_Toc232349076"/>
+      <w:bookmarkStart w:id="51" w:name="_Toc232349076"/>
+      <w:bookmarkStart w:id="52" w:name="_Toc232361965"/>
       <w:r>
         <w:rPr>
           <w:bCs/>
         </w:rPr>
         <w:t>Требования к системе</w:t>
       </w:r>
-      <w:bookmarkEnd w:id="43"/>
+      <w:bookmarkEnd w:id="51"/>
+      <w:bookmarkEnd w:id="52"/>
     </w:p>
     <w:p>
       <w:pPr>
@@ -6913,14 +14069,16 @@
           <w:bCs/>
         </w:rPr>
       </w:pPr>
-      <w:bookmarkStart w:id="44" w:name="_Toc232349077"/>
+      <w:bookmarkStart w:id="53" w:name="_Toc232349077"/>
+      <w:bookmarkStart w:id="54" w:name="_Toc232361966"/>
       <w:r>
         <w:rPr>
           <w:bCs/>
         </w:rPr>
         <w:t>Состав и содержание работ по созданию системы</w:t>
       </w:r>
-      <w:bookmarkEnd w:id="44"/>
+      <w:bookmarkEnd w:id="53"/>
+      <w:bookmarkEnd w:id="54"/>
     </w:p>
     <w:p>
       <w:pPr>
@@ -7548,14 +14706,16 @@
           <w:bCs/>
         </w:rPr>
       </w:pPr>
-      <w:bookmarkStart w:id="45" w:name="_Toc232349078"/>
+      <w:bookmarkStart w:id="55" w:name="_Toc232349078"/>
+      <w:bookmarkStart w:id="56" w:name="_Toc232361967"/>
       <w:r>
         <w:rPr>
           <w:bCs/>
         </w:rPr>
         <w:t>Порядок приёмки системы</w:t>
       </w:r>
-      <w:bookmarkEnd w:id="45"/>
+      <w:bookmarkEnd w:id="55"/>
+      <w:bookmarkEnd w:id="56"/>
     </w:p>
     <w:p/>
     <w:p>
@@ -7858,7 +15018,8 @@
           <w:szCs w:val="28"/>
         </w:rPr>
       </w:pPr>
-      <w:bookmarkStart w:id="46" w:name="_Toc232349079"/>
+      <w:bookmarkStart w:id="57" w:name="_Toc232349079"/>
+      <w:bookmarkStart w:id="58" w:name="_Toc232361968"/>
       <w:r>
         <w:rPr>
           <w:rStyle w:val="20"/>
@@ -7874,7 +15035,8 @@
         </w:rPr>
         <w:t xml:space="preserve"> автоматизации к вводу системы в действие</w:t>
       </w:r>
-      <w:bookmarkEnd w:id="46"/>
+      <w:bookmarkEnd w:id="57"/>
+      <w:bookmarkEnd w:id="58"/>
     </w:p>
     <w:p>
       <w:pPr>
@@ -8063,14 +15225,16 @@
           <w:bCs/>
         </w:rPr>
       </w:pPr>
-      <w:bookmarkStart w:id="47" w:name="_Toc232349080"/>
+      <w:bookmarkStart w:id="59" w:name="_Toc232349080"/>
+      <w:bookmarkStart w:id="60" w:name="_Toc232361969"/>
       <w:r>
         <w:rPr>
           <w:bCs/>
         </w:rPr>
         <w:t>Требования к документированию</w:t>
       </w:r>
-      <w:bookmarkEnd w:id="47"/>
+      <w:bookmarkEnd w:id="59"/>
+      <w:bookmarkEnd w:id="60"/>
     </w:p>
     <w:p>
       <w:pPr>
@@ -8906,7 +16070,8 @@
           <w:bCs/>
         </w:rPr>
       </w:pPr>
-      <w:bookmarkStart w:id="48" w:name="_Toc232349081"/>
+      <w:bookmarkStart w:id="61" w:name="_Toc232349081"/>
+      <w:bookmarkStart w:id="62" w:name="_Toc232361970"/>
       <w:r>
         <w:rPr>
           <w:bCs/>
@@ -8914,7 +16079,8 @@
         <w:lastRenderedPageBreak/>
         <w:t>Источники разработки</w:t>
       </w:r>
-      <w:bookmarkEnd w:id="48"/>
+      <w:bookmarkEnd w:id="61"/>
+      <w:bookmarkEnd w:id="62"/>
     </w:p>
     <w:p>
       <w:pPr>
@@ -8930,7 +16096,7 @@
         </w:rPr>
         <w:t>Создание системы основывается на техническом задании, утвержденных договорах, а также на существующих стандартах и нормативных документах, включающих ГОСТы по надежности, безопасности, эргономике и другим аспектам автоматизированных систем.</w:t>
       </w:r>
-      <w:bookmarkEnd w:id="39"/>
+      <w:bookmarkEnd w:id="44"/>
       <w:r>
         <w:t xml:space="preserve"> </w:t>
       </w:r>
@@ -9046,10 +16212,10 @@
         </w:rPr>
         <w:t>ГОСТ Р 58477-2019 «Защита информации. Порядок создания автоматизированных систем в защищенном исполнении» (для обеспечения безопасности персональных данных по</w:t>
       </w:r>
-      <w:bookmarkEnd w:id="37"/>
+      <w:bookmarkEnd w:id="41"/>
     </w:p>
     <w:sectPr>
-      <w:footerReference w:type="default" r:id="rId14"/>
+      <w:footerReference w:type="default" r:id="rId18"/>
       <w:pgSz w:w="11906" w:h="16838"/>
       <w:pgMar w:top="1134" w:right="851" w:bottom="1134" w:left="1701" w:header="709" w:footer="709" w:gutter="0"/>
       <w:cols w:space="708"/>
@@ -11806,6 +18972,7 @@
   <w:style w:type="character" w:default="1" w:styleId="a0">
     <w:name w:val="Default Paragraph Font"/>
     <w:uiPriority w:val="1"/>
+    <w:semiHidden/>
     <w:unhideWhenUsed/>
   </w:style>
   <w:style w:type="table" w:default="1" w:styleId="a1">

--- a/отчет по пп.docx
+++ b/отчет по пп.docx
@@ -1042,7 +1042,7 @@
           <w:r>
             <w:fldChar w:fldCharType="separate"/>
           </w:r>
-          <w:hyperlink w:anchor="_Toc232583274" w:history="1">
+          <w:hyperlink w:anchor="_Toc232713972" w:history="1">
             <w:r>
               <w:rPr>
                 <w:rStyle w:val="aff1"/>
@@ -1070,7 +1070,7 @@
                 <w:noProof/>
                 <w:webHidden/>
               </w:rPr>
-              <w:instrText xml:space="preserve"> PAGEREF _Toc232583274 \h </w:instrText>
+              <w:instrText xml:space="preserve"> PAGEREF _Toc232713972 \h </w:instrText>
             </w:r>
             <w:r>
               <w:rPr>
@@ -1114,7 +1114,7 @@
               <w:lang w:eastAsia="ru-RU"/>
             </w:rPr>
           </w:pPr>
-          <w:hyperlink w:anchor="_Toc232583275" w:history="1">
+          <w:hyperlink w:anchor="_Toc232713973" w:history="1">
             <w:r>
               <w:rPr>
                 <w:rStyle w:val="aff1"/>
@@ -1157,7 +1157,7 @@
                 <w:noProof/>
                 <w:webHidden/>
               </w:rPr>
-              <w:instrText xml:space="preserve"> PAGEREF _Toc232583275 \h </w:instrText>
+              <w:instrText xml:space="preserve"> PAGEREF _Toc232713973 \h </w:instrText>
             </w:r>
             <w:r>
               <w:rPr>
@@ -1201,7 +1201,7 @@
               <w:lang w:eastAsia="ru-RU"/>
             </w:rPr>
           </w:pPr>
-          <w:hyperlink w:anchor="_Toc232583276" w:history="1">
+          <w:hyperlink w:anchor="_Toc232713974" w:history="1">
             <w:r>
               <w:rPr>
                 <w:rStyle w:val="aff1"/>
@@ -1228,7 +1228,7 @@
                 <w:noProof/>
                 <w:webHidden/>
               </w:rPr>
-              <w:instrText xml:space="preserve"> PAGEREF _Toc232583276 \h </w:instrText>
+              <w:instrText xml:space="preserve"> PAGEREF _Toc232713974 \h </w:instrText>
             </w:r>
             <w:r>
               <w:rPr>
@@ -1272,7 +1272,7 @@
               <w:lang w:eastAsia="ru-RU"/>
             </w:rPr>
           </w:pPr>
-          <w:hyperlink w:anchor="_Toc232583277" w:history="1">
+          <w:hyperlink w:anchor="_Toc232713975" w:history="1">
             <w:r>
               <w:rPr>
                 <w:rStyle w:val="aff1"/>
@@ -1299,7 +1299,7 @@
                 <w:noProof/>
                 <w:webHidden/>
               </w:rPr>
-              <w:instrText xml:space="preserve"> PAGEREF _Toc232583277 \h </w:instrText>
+              <w:instrText xml:space="preserve"> PAGEREF _Toc232713975 \h </w:instrText>
             </w:r>
             <w:r>
               <w:rPr>
@@ -1343,7 +1343,7 @@
               <w:lang w:eastAsia="ru-RU"/>
             </w:rPr>
           </w:pPr>
-          <w:hyperlink w:anchor="_Toc232583278" w:history="1">
+          <w:hyperlink w:anchor="_Toc232713976" w:history="1">
             <w:r>
               <w:rPr>
                 <w:rStyle w:val="aff1"/>
@@ -1370,7 +1370,7 @@
                 <w:noProof/>
                 <w:webHidden/>
               </w:rPr>
-              <w:instrText xml:space="preserve"> PAGEREF _Toc232583278 \h </w:instrText>
+              <w:instrText xml:space="preserve"> PAGEREF _Toc232713976 \h </w:instrText>
             </w:r>
             <w:r>
               <w:rPr>
@@ -1414,7 +1414,7 @@
               <w:lang w:eastAsia="ru-RU"/>
             </w:rPr>
           </w:pPr>
-          <w:hyperlink w:anchor="_Toc232583279" w:history="1">
+          <w:hyperlink w:anchor="_Toc232713977" w:history="1">
             <w:r>
               <w:rPr>
                 <w:rStyle w:val="aff1"/>
@@ -1441,7 +1441,7 @@
                 <w:noProof/>
                 <w:webHidden/>
               </w:rPr>
-              <w:instrText xml:space="preserve"> PAGEREF _Toc232583279 \h </w:instrText>
+              <w:instrText xml:space="preserve"> PAGEREF _Toc232713977 \h </w:instrText>
             </w:r>
             <w:r>
               <w:rPr>
@@ -1485,7 +1485,7 @@
               <w:lang w:eastAsia="ru-RU"/>
             </w:rPr>
           </w:pPr>
-          <w:hyperlink w:anchor="_Toc232583280" w:history="1">
+          <w:hyperlink w:anchor="_Toc232713978" w:history="1">
             <w:r>
               <w:rPr>
                 <w:rStyle w:val="aff1"/>
@@ -1512,7 +1512,7 @@
                 <w:noProof/>
                 <w:webHidden/>
               </w:rPr>
-              <w:instrText xml:space="preserve"> PAGEREF _Toc232583280 \h </w:instrText>
+              <w:instrText xml:space="preserve"> PAGEREF _Toc232713978 \h </w:instrText>
             </w:r>
             <w:r>
               <w:rPr>
@@ -1556,7 +1556,7 @@
               <w:lang w:eastAsia="ru-RU"/>
             </w:rPr>
           </w:pPr>
-          <w:hyperlink w:anchor="_Toc232583281" w:history="1">
+          <w:hyperlink w:anchor="_Toc232713979" w:history="1">
             <w:r>
               <w:rPr>
                 <w:rStyle w:val="aff1"/>
@@ -1583,7 +1583,7 @@
                 <w:noProof/>
                 <w:webHidden/>
               </w:rPr>
-              <w:instrText xml:space="preserve"> PAGEREF _Toc232583281 \h </w:instrText>
+              <w:instrText xml:space="preserve"> PAGEREF _Toc232713979 \h </w:instrText>
             </w:r>
             <w:r>
               <w:rPr>
@@ -1627,7 +1627,7 @@
               <w:lang w:eastAsia="ru-RU"/>
             </w:rPr>
           </w:pPr>
-          <w:hyperlink w:anchor="_Toc232583282" w:history="1">
+          <w:hyperlink w:anchor="_Toc232713980" w:history="1">
             <w:r>
               <w:rPr>
                 <w:rStyle w:val="aff1"/>
@@ -1654,7 +1654,7 @@
                 <w:noProof/>
                 <w:webHidden/>
               </w:rPr>
-              <w:instrText xml:space="preserve"> PAGEREF _Toc232583282 \h </w:instrText>
+              <w:instrText xml:space="preserve"> PAGEREF _Toc232713980 \h </w:instrText>
             </w:r>
             <w:r>
               <w:rPr>
@@ -1698,7 +1698,7 @@
               <w:lang w:eastAsia="ru-RU"/>
             </w:rPr>
           </w:pPr>
-          <w:hyperlink w:anchor="_Toc232583283" w:history="1">
+          <w:hyperlink w:anchor="_Toc232713981" w:history="1">
             <w:r>
               <w:rPr>
                 <w:rStyle w:val="aff1"/>
@@ -1725,7 +1725,7 @@
                 <w:noProof/>
                 <w:webHidden/>
               </w:rPr>
-              <w:instrText xml:space="preserve"> PAGEREF _Toc232583283 \h </w:instrText>
+              <w:instrText xml:space="preserve"> PAGEREF _Toc232713981 \h </w:instrText>
             </w:r>
             <w:r>
               <w:rPr>
@@ -1769,7 +1769,7 @@
               <w:lang w:eastAsia="ru-RU"/>
             </w:rPr>
           </w:pPr>
-          <w:hyperlink w:anchor="_Toc232583284" w:history="1">
+          <w:hyperlink w:anchor="_Toc232713982" w:history="1">
             <w:r>
               <w:rPr>
                 <w:rStyle w:val="aff1"/>
@@ -1796,7 +1796,7 @@
                 <w:noProof/>
                 <w:webHidden/>
               </w:rPr>
-              <w:instrText xml:space="preserve"> PAGEREF _Toc232583284 \h </w:instrText>
+              <w:instrText xml:space="preserve"> PAGEREF _Toc232713982 \h </w:instrText>
             </w:r>
             <w:r>
               <w:rPr>
@@ -1840,7 +1840,7 @@
               <w:lang w:eastAsia="ru-RU"/>
             </w:rPr>
           </w:pPr>
-          <w:hyperlink w:anchor="_Toc232583285" w:history="1">
+          <w:hyperlink w:anchor="_Toc232713983" w:history="1">
             <w:r>
               <w:rPr>
                 <w:rStyle w:val="aff1"/>
@@ -1883,7 +1883,7 @@
                 <w:noProof/>
                 <w:webHidden/>
               </w:rPr>
-              <w:instrText xml:space="preserve"> PAGEREF _Toc232583285 \h </w:instrText>
+              <w:instrText xml:space="preserve"> PAGEREF _Toc232713983 \h </w:instrText>
             </w:r>
             <w:r>
               <w:rPr>
@@ -1927,7 +1927,7 @@
               <w:lang w:eastAsia="ru-RU"/>
             </w:rPr>
           </w:pPr>
-          <w:hyperlink w:anchor="_Toc232583286" w:history="1">
+          <w:hyperlink w:anchor="_Toc232713984" w:history="1">
             <w:r>
               <w:rPr>
                 <w:rStyle w:val="aff1"/>
@@ -1954,7 +1954,7 @@
                 <w:noProof/>
                 <w:webHidden/>
               </w:rPr>
-              <w:instrText xml:space="preserve"> PAGEREF _Toc232583286 \h </w:instrText>
+              <w:instrText xml:space="preserve"> PAGEREF _Toc232713984 \h </w:instrText>
             </w:r>
             <w:r>
               <w:rPr>
@@ -1975,6 +1975,162 @@
                 <w:webHidden/>
               </w:rPr>
               <w:t>21</w:t>
+            </w:r>
+            <w:r>
+              <w:rPr>
+                <w:noProof/>
+                <w:webHidden/>
+              </w:rPr>
+              <w:fldChar w:fldCharType="end"/>
+            </w:r>
+          </w:hyperlink>
+        </w:p>
+        <w:p>
+          <w:pPr>
+            <w:pStyle w:val="24"/>
+            <w:tabs>
+              <w:tab w:val="right" w:leader="dot" w:pos="9344"/>
+            </w:tabs>
+            <w:rPr>
+              <w:rFonts w:asciiTheme="minorHAnsi" w:eastAsiaTheme="minorEastAsia" w:hAnsiTheme="minorHAnsi"/>
+              <w:noProof/>
+              <w:sz w:val="22"/>
+              <w:lang w:eastAsia="ru-RU"/>
+            </w:rPr>
+          </w:pPr>
+          <w:hyperlink w:anchor="_Toc232713985" w:history="1">
+            <w:r>
+              <w:rPr>
+                <w:rStyle w:val="aff1"/>
+                <w:noProof/>
+              </w:rPr>
+              <w:t>2.2 Создание модуля авторизации.</w:t>
+            </w:r>
+            <w:r>
+              <w:rPr>
+                <w:noProof/>
+                <w:webHidden/>
+              </w:rPr>
+              <w:tab/>
+            </w:r>
+            <w:r>
+              <w:rPr>
+                <w:noProof/>
+                <w:webHidden/>
+              </w:rPr>
+              <w:fldChar w:fldCharType="begin"/>
+            </w:r>
+            <w:r>
+              <w:rPr>
+                <w:noProof/>
+                <w:webHidden/>
+              </w:rPr>
+              <w:instrText xml:space="preserve"> PAGEREF _Toc232713985 \h </w:instrText>
+            </w:r>
+            <w:r>
+              <w:rPr>
+                <w:noProof/>
+                <w:webHidden/>
+              </w:rPr>
+            </w:r>
+            <w:r>
+              <w:rPr>
+                <w:noProof/>
+                <w:webHidden/>
+              </w:rPr>
+              <w:fldChar w:fldCharType="separate"/>
+            </w:r>
+            <w:r>
+              <w:rPr>
+                <w:noProof/>
+                <w:webHidden/>
+              </w:rPr>
+              <w:t>22</w:t>
+            </w:r>
+            <w:r>
+              <w:rPr>
+                <w:noProof/>
+                <w:webHidden/>
+              </w:rPr>
+              <w:fldChar w:fldCharType="end"/>
+            </w:r>
+          </w:hyperlink>
+        </w:p>
+        <w:p>
+          <w:pPr>
+            <w:pStyle w:val="24"/>
+            <w:tabs>
+              <w:tab w:val="right" w:leader="dot" w:pos="9344"/>
+            </w:tabs>
+            <w:rPr>
+              <w:rFonts w:asciiTheme="minorHAnsi" w:eastAsiaTheme="minorEastAsia" w:hAnsiTheme="minorHAnsi"/>
+              <w:noProof/>
+              <w:sz w:val="22"/>
+              <w:lang w:eastAsia="ru-RU"/>
+            </w:rPr>
+          </w:pPr>
+          <w:hyperlink w:anchor="_Toc232713986" w:history="1">
+            <w:r>
+              <w:rPr>
+                <w:rStyle w:val="aff1"/>
+                <w:noProof/>
+              </w:rPr>
+              <w:t>2.3 Создания модул</w:t>
+            </w:r>
+            <w:r>
+              <w:rPr>
+                <w:rStyle w:val="aff1"/>
+                <w:noProof/>
+              </w:rPr>
+              <w:t>я</w:t>
+            </w:r>
+            <w:r>
+              <w:rPr>
+                <w:rStyle w:val="aff1"/>
+                <w:noProof/>
+              </w:rPr>
+              <w:t xml:space="preserve"> управления сотрудниками.</w:t>
+            </w:r>
+            <w:r>
+              <w:rPr>
+                <w:noProof/>
+                <w:webHidden/>
+              </w:rPr>
+              <w:tab/>
+            </w:r>
+            <w:r>
+              <w:rPr>
+                <w:noProof/>
+                <w:webHidden/>
+              </w:rPr>
+              <w:fldChar w:fldCharType="begin"/>
+            </w:r>
+            <w:r>
+              <w:rPr>
+                <w:noProof/>
+                <w:webHidden/>
+              </w:rPr>
+              <w:instrText xml:space="preserve"> PAGEREF _Toc232713986 \h </w:instrText>
+            </w:r>
+            <w:r>
+              <w:rPr>
+                <w:noProof/>
+                <w:webHidden/>
+              </w:rPr>
+            </w:r>
+            <w:r>
+              <w:rPr>
+                <w:noProof/>
+                <w:webHidden/>
+              </w:rPr>
+              <w:fldChar w:fldCharType="separate"/>
+            </w:r>
+            <w:r>
+              <w:rPr>
+                <w:noProof/>
+                <w:webHidden/>
+              </w:rPr>
+              <w:t>23</w:t>
             </w:r>
             <w:r>
               <w:rPr>
@@ -1995,7 +2151,7 @@
               <w:lang w:eastAsia="ru-RU"/>
             </w:rPr>
           </w:pPr>
-          <w:hyperlink w:anchor="_Toc232583287" w:history="1">
+          <w:hyperlink w:anchor="_Toc232713987" w:history="1">
             <w:r>
               <w:rPr>
                 <w:rStyle w:val="aff1"/>
@@ -2023,7 +2179,7 @@
                 <w:noProof/>
                 <w:webHidden/>
               </w:rPr>
-              <w:instrText xml:space="preserve"> PAGEREF _Toc232583287 \h </w:instrText>
+              <w:instrText xml:space="preserve"> PAGEREF _Toc232713987 \h </w:instrText>
             </w:r>
             <w:r>
               <w:rPr>
@@ -2043,7 +2199,7 @@
                 <w:noProof/>
                 <w:webHidden/>
               </w:rPr>
-              <w:t>23</w:t>
+              <w:t>25</w:t>
             </w:r>
             <w:r>
               <w:rPr>
@@ -2064,7 +2220,7 @@
               <w:lang w:eastAsia="ru-RU"/>
             </w:rPr>
           </w:pPr>
-          <w:hyperlink w:anchor="_Toc232583288" w:history="1">
+          <w:hyperlink w:anchor="_Toc232713988" w:history="1">
             <w:r>
               <w:rPr>
                 <w:rStyle w:val="aff1"/>
@@ -2092,7 +2248,7 @@
                 <w:noProof/>
                 <w:webHidden/>
               </w:rPr>
-              <w:instrText xml:space="preserve"> PAGEREF _Toc232583288 \h </w:instrText>
+              <w:instrText xml:space="preserve"> PAGEREF _Toc232713988 \h </w:instrText>
             </w:r>
             <w:r>
               <w:rPr>
@@ -2112,7 +2268,7 @@
                 <w:noProof/>
                 <w:webHidden/>
               </w:rPr>
-              <w:t>24</w:t>
+              <w:t>26</w:t>
             </w:r>
             <w:r>
               <w:rPr>
@@ -2137,7 +2293,7 @@
               <w:lang w:eastAsia="ru-RU"/>
             </w:rPr>
           </w:pPr>
-          <w:hyperlink w:anchor="_Toc232583289" w:history="1">
+          <w:hyperlink w:anchor="_Toc232713989" w:history="1">
             <w:r>
               <w:rPr>
                 <w:rStyle w:val="aff1"/>
@@ -2182,7 +2338,7 @@
                 <w:noProof/>
                 <w:webHidden/>
               </w:rPr>
-              <w:instrText xml:space="preserve"> PAGEREF _Toc232583289 \h </w:instrText>
+              <w:instrText xml:space="preserve"> PAGEREF _Toc232713989 \h </w:instrText>
             </w:r>
             <w:r>
               <w:rPr>
@@ -2202,7 +2358,7 @@
                 <w:noProof/>
                 <w:webHidden/>
               </w:rPr>
-              <w:t>26</w:t>
+              <w:t>28</w:t>
             </w:r>
             <w:r>
               <w:rPr>
@@ -2227,7 +2383,7 @@
               <w:lang w:eastAsia="ru-RU"/>
             </w:rPr>
           </w:pPr>
-          <w:hyperlink w:anchor="_Toc232583290" w:history="1">
+          <w:hyperlink w:anchor="_Toc232713990" w:history="1">
             <w:r>
               <w:rPr>
                 <w:rStyle w:val="aff1"/>
@@ -2272,7 +2428,7 @@
                 <w:noProof/>
                 <w:webHidden/>
               </w:rPr>
-              <w:instrText xml:space="preserve"> PAGEREF _Toc232583290 \h </w:instrText>
+              <w:instrText xml:space="preserve"> PAGEREF _Toc232713990 \h </w:instrText>
             </w:r>
             <w:r>
               <w:rPr>
@@ -2292,7 +2448,7 @@
                 <w:noProof/>
                 <w:webHidden/>
               </w:rPr>
-              <w:t>26</w:t>
+              <w:t>28</w:t>
             </w:r>
             <w:r>
               <w:rPr>
@@ -2317,7 +2473,7 @@
               <w:lang w:eastAsia="ru-RU"/>
             </w:rPr>
           </w:pPr>
-          <w:hyperlink w:anchor="_Toc232583291" w:history="1">
+          <w:hyperlink w:anchor="_Toc232713991" w:history="1">
             <w:r>
               <w:rPr>
                 <w:rStyle w:val="aff1"/>
@@ -2362,7 +2518,7 @@
                 <w:noProof/>
                 <w:webHidden/>
               </w:rPr>
-              <w:instrText xml:space="preserve"> PAGEREF _Toc232583291 \h </w:instrText>
+              <w:instrText xml:space="preserve"> PAGEREF _Toc232713991 \h </w:instrText>
             </w:r>
             <w:r>
               <w:rPr>
@@ -2382,7 +2538,7 @@
                 <w:noProof/>
                 <w:webHidden/>
               </w:rPr>
-              <w:t>27</w:t>
+              <w:t>29</w:t>
             </w:r>
             <w:r>
               <w:rPr>
@@ -2407,7 +2563,7 @@
               <w:lang w:eastAsia="ru-RU"/>
             </w:rPr>
           </w:pPr>
-          <w:hyperlink w:anchor="_Toc232583292" w:history="1">
+          <w:hyperlink w:anchor="_Toc232713992" w:history="1">
             <w:r>
               <w:rPr>
                 <w:rStyle w:val="aff1"/>
@@ -2452,7 +2608,7 @@
                 <w:noProof/>
                 <w:webHidden/>
               </w:rPr>
-              <w:instrText xml:space="preserve"> PAGEREF _Toc232583292 \h </w:instrText>
+              <w:instrText xml:space="preserve"> PAGEREF _Toc232713992 \h </w:instrText>
             </w:r>
             <w:r>
               <w:rPr>
@@ -2472,7 +2628,7 @@
                 <w:noProof/>
                 <w:webHidden/>
               </w:rPr>
-              <w:t>27</w:t>
+              <w:t>29</w:t>
             </w:r>
             <w:r>
               <w:rPr>
@@ -2497,7 +2653,7 @@
               <w:lang w:eastAsia="ru-RU"/>
             </w:rPr>
           </w:pPr>
-          <w:hyperlink w:anchor="_Toc232583293" w:history="1">
+          <w:hyperlink w:anchor="_Toc232713993" w:history="1">
             <w:r>
               <w:rPr>
                 <w:rStyle w:val="aff1"/>
@@ -2542,7 +2698,7 @@
                 <w:noProof/>
                 <w:webHidden/>
               </w:rPr>
-              <w:instrText xml:space="preserve"> PAGEREF _Toc232583293 \h </w:instrText>
+              <w:instrText xml:space="preserve"> PAGEREF _Toc232713993 \h </w:instrText>
             </w:r>
             <w:r>
               <w:rPr>
@@ -2562,7 +2718,7 @@
                 <w:noProof/>
                 <w:webHidden/>
               </w:rPr>
-              <w:t>30</w:t>
+              <w:t>32</w:t>
             </w:r>
             <w:r>
               <w:rPr>
@@ -2587,7 +2743,7 @@
               <w:lang w:eastAsia="ru-RU"/>
             </w:rPr>
           </w:pPr>
-          <w:hyperlink w:anchor="_Toc232583294" w:history="1">
+          <w:hyperlink w:anchor="_Toc232713994" w:history="1">
             <w:r>
               <w:rPr>
                 <w:rStyle w:val="aff1"/>
@@ -2632,7 +2788,7 @@
                 <w:noProof/>
                 <w:webHidden/>
               </w:rPr>
-              <w:instrText xml:space="preserve"> PAGEREF _Toc232583294 \h </w:instrText>
+              <w:instrText xml:space="preserve"> PAGEREF _Toc232713994 \h </w:instrText>
             </w:r>
             <w:r>
               <w:rPr>
@@ -2652,7 +2808,7 @@
                 <w:noProof/>
                 <w:webHidden/>
               </w:rPr>
-              <w:t>32</w:t>
+              <w:t>34</w:t>
             </w:r>
             <w:r>
               <w:rPr>
@@ -2677,7 +2833,7 @@
               <w:lang w:eastAsia="ru-RU"/>
             </w:rPr>
           </w:pPr>
-          <w:hyperlink w:anchor="_Toc232583295" w:history="1">
+          <w:hyperlink w:anchor="_Toc232713995" w:history="1">
             <w:r>
               <w:rPr>
                 <w:rStyle w:val="aff1"/>
@@ -2732,7 +2888,7 @@
                 <w:noProof/>
                 <w:webHidden/>
               </w:rPr>
-              <w:instrText xml:space="preserve"> PAGEREF _Toc232583295 \h </w:instrText>
+              <w:instrText xml:space="preserve"> PAGEREF _Toc232713995 \h </w:instrText>
             </w:r>
             <w:r>
               <w:rPr>
@@ -2752,7 +2908,7 @@
                 <w:noProof/>
                 <w:webHidden/>
               </w:rPr>
-              <w:t>33</w:t>
+              <w:t>35</w:t>
             </w:r>
             <w:r>
               <w:rPr>
@@ -2777,7 +2933,7 @@
               <w:lang w:eastAsia="ru-RU"/>
             </w:rPr>
           </w:pPr>
-          <w:hyperlink w:anchor="_Toc232583296" w:history="1">
+          <w:hyperlink w:anchor="_Toc232713996" w:history="1">
             <w:r>
               <w:rPr>
                 <w:rStyle w:val="aff1"/>
@@ -2822,7 +2978,7 @@
                 <w:noProof/>
                 <w:webHidden/>
               </w:rPr>
-              <w:instrText xml:space="preserve"> PAGEREF _Toc232583296 \h </w:instrText>
+              <w:instrText xml:space="preserve"> PAGEREF _Toc232713996 \h </w:instrText>
             </w:r>
             <w:r>
               <w:rPr>
@@ -2842,7 +2998,7 @@
                 <w:noProof/>
                 <w:webHidden/>
               </w:rPr>
-              <w:t>33</w:t>
+              <w:t>35</w:t>
             </w:r>
             <w:r>
               <w:rPr>
@@ -2867,7 +3023,7 @@
               <w:lang w:eastAsia="ru-RU"/>
             </w:rPr>
           </w:pPr>
-          <w:hyperlink w:anchor="_Toc232583297" w:history="1">
+          <w:hyperlink w:anchor="_Toc232713997" w:history="1">
             <w:r>
               <w:rPr>
                 <w:rStyle w:val="aff1"/>
@@ -2912,7 +3068,7 @@
                 <w:noProof/>
                 <w:webHidden/>
               </w:rPr>
-              <w:instrText xml:space="preserve"> PAGEREF _Toc232583297 \h </w:instrText>
+              <w:instrText xml:space="preserve"> PAGEREF _Toc232713997 \h </w:instrText>
             </w:r>
             <w:r>
               <w:rPr>
@@ -2932,7 +3088,7 @@
                 <w:noProof/>
                 <w:webHidden/>
               </w:rPr>
-              <w:t>35</w:t>
+              <w:t>37</w:t>
             </w:r>
             <w:r>
               <w:rPr>
@@ -2953,7 +3109,7 @@
               <w:lang w:eastAsia="ru-RU"/>
             </w:rPr>
           </w:pPr>
-          <w:hyperlink w:anchor="_Toc232583298" w:history="1">
+          <w:hyperlink w:anchor="_Toc232713998" w:history="1">
             <w:r>
               <w:rPr>
                 <w:rStyle w:val="aff1"/>
@@ -2981,7 +3137,7 @@
                 <w:noProof/>
                 <w:webHidden/>
               </w:rPr>
-              <w:instrText xml:space="preserve"> PAGEREF _Toc232583298 \h </w:instrText>
+              <w:instrText xml:space="preserve"> PAGEREF _Toc232713998 \h </w:instrText>
             </w:r>
             <w:r>
               <w:rPr>
@@ -3001,7 +3157,7 @@
                 <w:noProof/>
                 <w:webHidden/>
               </w:rPr>
-              <w:t>36</w:t>
+              <w:t>38</w:t>
             </w:r>
             <w:r>
               <w:rPr>
@@ -3064,7 +3220,7 @@
       <w:bookmarkStart w:id="3" w:name="_Toc229991862"/>
       <w:bookmarkStart w:id="4" w:name="_Toc230987816"/>
       <w:bookmarkStart w:id="5" w:name="_Toc232349058"/>
-      <w:bookmarkStart w:id="6" w:name="_Toc232583274"/>
+      <w:bookmarkStart w:id="6" w:name="_Toc232713972"/>
       <w:r>
         <w:rPr>
           <w:lang w:eastAsia="ru-RU"/>
@@ -3441,7 +3597,7 @@
           <w:numId w:val="20"/>
         </w:numPr>
       </w:pPr>
-      <w:bookmarkStart w:id="7" w:name="_Toc232583275"/>
+      <w:bookmarkStart w:id="7" w:name="_Toc232713973"/>
       <w:r>
         <w:lastRenderedPageBreak/>
         <w:t>ТЕОРИТИЧЕСКА ЧАСТЬ</w:t>
@@ -3463,7 +3619,7 @@
       <w:pPr>
         <w:pStyle w:val="2"/>
       </w:pPr>
-      <w:bookmarkStart w:id="8" w:name="_Toc232583276"/>
+      <w:bookmarkStart w:id="8" w:name="_Toc232713974"/>
       <w:r>
         <w:t>1.1 Разработка концепции проекта.</w:t>
       </w:r>
@@ -3840,7 +3996,7 @@
       <w:bookmarkStart w:id="9" w:name="_Toc229991866"/>
       <w:bookmarkStart w:id="10" w:name="_Toc230987820"/>
       <w:bookmarkStart w:id="11" w:name="_Toc232349062"/>
-      <w:bookmarkStart w:id="12" w:name="_Toc232583277"/>
+      <w:bookmarkStart w:id="12" w:name="_Toc232713975"/>
       <w:r>
         <w:lastRenderedPageBreak/>
         <w:t>1.2</w:t>
@@ -4056,7 +4212,7 @@
       <w:bookmarkStart w:id="13" w:name="_Toc229991867"/>
       <w:bookmarkStart w:id="14" w:name="_Toc230987821"/>
       <w:bookmarkStart w:id="15" w:name="_Toc232349063"/>
-      <w:bookmarkStart w:id="16" w:name="_Toc232583278"/>
+      <w:bookmarkStart w:id="16" w:name="_Toc232713976"/>
       <w:r>
         <w:t>1.3</w:t>
       </w:r>
@@ -4219,7 +4375,7 @@
       <w:pPr>
         <w:pStyle w:val="2"/>
       </w:pPr>
-      <w:bookmarkStart w:id="17" w:name="_Toc232583279"/>
+      <w:bookmarkStart w:id="17" w:name="_Toc232713977"/>
       <w:r>
         <w:t>1.4</w:t>
       </w:r>
@@ -4317,10 +4473,7 @@
         <w:fldChar w:fldCharType="begin"/>
       </w:r>
       <w:r>
-        <w:instrText xml:space="preserve"> SEQ Рисунок \* ARAB</w:instrText>
-      </w:r>
-      <w:r>
-        <w:instrText xml:space="preserve">IC </w:instrText>
+        <w:instrText xml:space="preserve"> SEQ Рисунок \* ARABIC </w:instrText>
       </w:r>
       <w:r>
         <w:fldChar w:fldCharType="separate"/>
@@ -4348,7 +4501,7 @@
       <w:pPr>
         <w:pStyle w:val="2"/>
       </w:pPr>
-      <w:bookmarkStart w:id="18" w:name="_Toc232583280"/>
+      <w:bookmarkStart w:id="18" w:name="_Toc232713978"/>
       <w:r>
         <w:t>1.5</w:t>
       </w:r>
@@ -4492,7 +4645,7 @@
       <w:bookmarkStart w:id="19" w:name="_Toc229991872"/>
       <w:bookmarkStart w:id="20" w:name="_Toc230987826"/>
       <w:bookmarkStart w:id="21" w:name="_Toc232349068"/>
-      <w:bookmarkStart w:id="22" w:name="_Toc232583281"/>
+      <w:bookmarkStart w:id="22" w:name="_Toc232713979"/>
       <w:r>
         <w:t>1.6</w:t>
       </w:r>
@@ -4597,7 +4750,10 @@
         <w:fldChar w:fldCharType="begin"/>
       </w:r>
       <w:r>
-        <w:instrText xml:space="preserve"> SEQ Рисунок \* ARABIC </w:instrText>
+        <w:instrText xml:space="preserve"> SEQ</w:instrText>
+      </w:r>
+      <w:r>
+        <w:instrText xml:space="preserve"> Рисунок \* ARABIC </w:instrText>
       </w:r>
       <w:r>
         <w:fldChar w:fldCharType="separate"/>
@@ -4625,7 +4781,7 @@
       <w:pPr>
         <w:pStyle w:val="2"/>
       </w:pPr>
-      <w:bookmarkStart w:id="23" w:name="_Toc232583282"/>
+      <w:bookmarkStart w:id="23" w:name="_Toc232713980"/>
       <w:r>
         <w:t>1.7</w:t>
       </w:r>
@@ -4784,7 +4940,7 @@
       <w:pPr>
         <w:pStyle w:val="2"/>
       </w:pPr>
-      <w:bookmarkStart w:id="24" w:name="_Toc232583283"/>
+      <w:bookmarkStart w:id="24" w:name="_Toc232713981"/>
       <w:r>
         <w:lastRenderedPageBreak/>
         <w:t>1.8</w:t>
@@ -4919,7 +5075,7 @@
       <w:pPr>
         <w:pStyle w:val="2"/>
       </w:pPr>
-      <w:bookmarkStart w:id="25" w:name="_Toc232583284"/>
+      <w:bookmarkStart w:id="25" w:name="_Toc232713982"/>
       <w:r>
         <w:lastRenderedPageBreak/>
         <w:t>1.9</w:t>
@@ -11104,7 +11260,7 @@
           <w:numId w:val="20"/>
         </w:numPr>
       </w:pPr>
-      <w:bookmarkStart w:id="26" w:name="_Toc232583285"/>
+      <w:bookmarkStart w:id="26" w:name="_Toc232713983"/>
       <w:r>
         <w:t>ПРАКТИЧЕСКАЯ ЧАСТЬ</w:t>
       </w:r>
@@ -11114,7 +11270,7 @@
       <w:pPr>
         <w:pStyle w:val="2"/>
       </w:pPr>
-      <w:bookmarkStart w:id="27" w:name="_Toc232583286"/>
+      <w:bookmarkStart w:id="27" w:name="_Toc232713984"/>
       <w:r>
         <w:t>2.1 Создание базы данных.</w:t>
       </w:r>
@@ -11188,31 +11344,7 @@
         <w:rPr>
           <w:lang w:eastAsia="ru-RU"/>
         </w:rPr>
-        <w:t>Далее происходил анализ требований предприятия. Им необходима база данных, которая будет учитывать сотрудников компании и</w:t>
-      </w:r>
-      <w:r>
-        <w:rPr>
-          <w:lang w:eastAsia="ru-RU"/>
-        </w:rPr>
-        <w:t xml:space="preserve"> возможность создания им</w:t>
-      </w:r>
-      <w:r>
-        <w:rPr>
-          <w:lang w:eastAsia="ru-RU"/>
-        </w:rPr>
-        <w:t xml:space="preserve"> </w:t>
-      </w:r>
-      <w:r>
-        <w:rPr>
-          <w:lang w:eastAsia="ru-RU"/>
-        </w:rPr>
-        <w:t>задач</w:t>
-      </w:r>
-      <w:r>
-        <w:rPr>
-          <w:lang w:eastAsia="ru-RU"/>
-        </w:rPr>
-        <w:t>.</w:t>
+        <w:t>Далее происходил анализ требований предприятия. Им необходима база данных, которая будет учитывать сотрудников компании и возможность создания им задач.</w:t>
       </w:r>
     </w:p>
     <w:p>
@@ -11221,6 +11353,388 @@
           <w:lang w:eastAsia="ru-RU"/>
         </w:rPr>
         <w:t>Практическая реализация спроектированной структуры базы данных была выполнена с использованием языка SQL в среде PostgreSQL. На основе разработанной ER-модели были составлены и выполнены скрипты создания таблиц, определения первичных и внешних ключей, а также настройки ограничений целостности, что позволило перейти от логической модели к физической реализации хранилища данных (полный листинг скриптов приведен в Приложении Б).</w:t>
+      </w:r>
+    </w:p>
+    <w:p>
+      <w:pPr>
+        <w:pStyle w:val="2"/>
+      </w:pPr>
+      <w:bookmarkStart w:id="28" w:name="_Toc232713985"/>
+      <w:r>
+        <w:t>2.2 Создание модуля авторизации.</w:t>
+      </w:r>
+      <w:bookmarkEnd w:id="28"/>
+    </w:p>
+    <w:p>
+      <w:r>
+        <w:t>Разработка модуля авторизации началась с определения его места в общей архитектуре приложения. Модуль был спроектирован как отдельный функциональный блок, реализующий механизм аутентификации и разграничения доступа пользователей на основе ролевой модели. В его состав вошли окно входа, сервис аутентификации, компонент для хеширования паролей и механизм управления сессией пользователя.</w:t>
+      </w:r>
+    </w:p>
+    <w:p>
+      <w:r>
+        <w:t>На следующем этапе был разработан графический интерфейс окна входа, содержащий поля для ввода логина и пароля, чекбокс «Запомнить меня» и кнопку авторизации. При нажатии на кнопку происходит обращение к базе данных PostgreSQL для поиска пользователя по введённому логину. В случае успешного нахождения записи выполняется проверка пароля через алгоритм BCrypt, что гарантирует безопасное хранение учётных данных. При неверных данных пользователю отображается соответствующее сообщение об ошибке, а кнопка входа блокируется на время выполнения запроса во избежание повторных нажатий.</w:t>
+      </w:r>
+    </w:p>
+    <w:p>
+      <w:r>
+        <w:t xml:space="preserve">Для повышения удобства работы пользователей был реализован механизм запоминания логина и пароля при помощи локального шифрованного </w:t>
+      </w:r>
+      <w:r>
+        <w:lastRenderedPageBreak/>
+        <w:t>хранилища. При активации чекбокса «Запомнить меня» учётные данные сохраняются в зашифрованном виде с использованием встроенного механизма Windows Data Protection API (DPAPI), что обеспечивает их защиту от несанкционированного доступа. При повторном открытии приложения сохранённые данные автоматически подставляются в соответствующие поля, а чекбокс устанавливается в активное состояние. Такой подход позволяет сократить время входа в систему и избавляет пользователя от необходимости каждый раз вводить учётные данные, что особенно важно при ежедневной работе с системой.</w:t>
+      </w:r>
+    </w:p>
+    <w:p>
+      <w:pPr>
+        <w:keepNext/>
+        <w:ind w:firstLine="0"/>
+        <w:jc w:val="center"/>
+      </w:pPr>
+      <w:r>
+        <w:drawing>
+          <wp:inline distT="0" distB="0" distL="0" distR="0" wp14:anchorId="6341AE0E" wp14:editId="14A24F17">
+            <wp:extent cx="5939790" cy="3853815"/>
+            <wp:effectExtent l="0" t="0" r="3810" b="0"/>
+            <wp:docPr id="6" name="Рисунок 6"/>
+            <wp:cNvGraphicFramePr>
+              <a:graphicFrameLocks xmlns:a="http://schemas.openxmlformats.org/drawingml/2006/main" noChangeAspect="1"/>
+            </wp:cNvGraphicFramePr>
+            <a:graphic xmlns:a="http://schemas.openxmlformats.org/drawingml/2006/main">
+              <a:graphicData uri="http://schemas.openxmlformats.org/drawingml/2006/picture">
+                <pic:pic xmlns:pic="http://schemas.openxmlformats.org/drawingml/2006/picture">
+                  <pic:nvPicPr>
+                    <pic:cNvPr id="1" name=""/>
+                    <pic:cNvPicPr/>
+                  </pic:nvPicPr>
+                  <pic:blipFill>
+                    <a:blip r:embed="rId18"/>
+                    <a:stretch>
+                      <a:fillRect/>
+                    </a:stretch>
+                  </pic:blipFill>
+                  <pic:spPr>
+                    <a:xfrm>
+                      <a:off x="0" y="0"/>
+                      <a:ext cx="5939790" cy="3853815"/>
+                    </a:xfrm>
+                    <a:prstGeom prst="rect">
+                      <a:avLst/>
+                    </a:prstGeom>
+                  </pic:spPr>
+                </pic:pic>
+              </a:graphicData>
+            </a:graphic>
+          </wp:inline>
+        </w:drawing>
+      </w:r>
+    </w:p>
+    <w:p>
+      <w:pPr>
+        <w:jc w:val="center"/>
+      </w:pPr>
+      <w:r>
+        <w:t xml:space="preserve">Рисунок </w:t>
+      </w:r>
+      <w:fldSimple w:instr=" SEQ Рисунок \* ARABIC ">
+        <w:r>
+          <w:rPr>
+            <w:noProof/>
+          </w:rPr>
+          <w:t>11</w:t>
+        </w:r>
+      </w:fldSimple>
+      <w:r>
+        <w:t>. Интерфейс авторизации</w:t>
+      </w:r>
+    </w:p>
+    <w:p>
+      <w:pPr>
+        <w:pStyle w:val="2"/>
+      </w:pPr>
+      <w:bookmarkStart w:id="29" w:name="_Toc232713986"/>
+      <w:r>
+        <w:t>2.3 Создания модуля управления сотрудниками.</w:t>
+      </w:r>
+      <w:bookmarkEnd w:id="29"/>
+    </w:p>
+    <w:p>
+      <w:r>
+        <w:t xml:space="preserve">Модуль управления сотрудниками предназначен для централизованного администрирования кадрового состава организации и реализации иерархической модели подчинения внутри системы. Он обеспечивает выполнение операций по созданию, просмотру, редактированию и удалению учётных записей сотрудников, а также управлению их ролями и статусами активности. Модуль тесно взаимодействует с таблицами базы данных, объединяя информацию из </w:t>
+      </w:r>
+      <w:r>
+        <w:lastRenderedPageBreak/>
+        <w:t>сущностей «Сотрудник», «Пользователь» и «Роль», что позволяет комплексно управлять как учётными данными, так и личной информацией сотрудников в рамках единого интерфейса.</w:t>
+      </w:r>
+    </w:p>
+    <w:p>
+      <w:r>
+        <w:t>Графический интерфейс модуля представляет собой страницу со списком карточек сотрудников, отображающую фамилию, имя, отчество, должность (роль), логин и статус активности. Для удобства работы реализована панель фильтрации, позволяющая выполнять поиск по фамилии или имени, а также скрывать уволенных сотрудников с помощью соответствующего чекбокса. После применения фильтров данные перезагружаются из базы данных и отображаются только те записи, которые соответствуют заданным критериям. Такой подход обеспечивает быстрый доступ к нужной информации даже при большом количестве сотрудников в организации.</w:t>
+      </w:r>
+    </w:p>
+    <w:p>
+      <w:pPr>
+        <w:keepNext/>
+        <w:ind w:firstLine="0"/>
+        <w:jc w:val="center"/>
+      </w:pPr>
+      <w:r>
+        <w:rPr>
+          <w:lang w:val="en-US"/>
+        </w:rPr>
+        <w:drawing>
+          <wp:inline distT="0" distB="0" distL="0" distR="0" wp14:anchorId="2EA3FCF3" wp14:editId="5835EB31">
+            <wp:extent cx="5939790" cy="3062605"/>
+            <wp:effectExtent l="0" t="0" r="3810" b="4445"/>
+            <wp:docPr id="7" name="Рисунок 7"/>
+            <wp:cNvGraphicFramePr>
+              <a:graphicFrameLocks xmlns:a="http://schemas.openxmlformats.org/drawingml/2006/main" noChangeAspect="1"/>
+            </wp:cNvGraphicFramePr>
+            <a:graphic xmlns:a="http://schemas.openxmlformats.org/drawingml/2006/main">
+              <a:graphicData uri="http://schemas.openxmlformats.org/drawingml/2006/picture">
+                <pic:pic xmlns:pic="http://schemas.openxmlformats.org/drawingml/2006/picture">
+                  <pic:nvPicPr>
+                    <pic:cNvPr id="1" name=""/>
+                    <pic:cNvPicPr/>
+                  </pic:nvPicPr>
+                  <pic:blipFill>
+                    <a:blip r:embed="rId19"/>
+                    <a:stretch>
+                      <a:fillRect/>
+                    </a:stretch>
+                  </pic:blipFill>
+                  <pic:spPr>
+                    <a:xfrm>
+                      <a:off x="0" y="0"/>
+                      <a:ext cx="5939790" cy="3062605"/>
+                    </a:xfrm>
+                    <a:prstGeom prst="rect">
+                      <a:avLst/>
+                    </a:prstGeom>
+                  </pic:spPr>
+                </pic:pic>
+              </a:graphicData>
+            </a:graphic>
+          </wp:inline>
+        </w:drawing>
+      </w:r>
+    </w:p>
+    <w:p>
+      <w:pPr>
+        <w:jc w:val="center"/>
+      </w:pPr>
+      <w:r>
+        <w:t xml:space="preserve">Рисунок </w:t>
+      </w:r>
+      <w:fldSimple w:instr=" SEQ Рисунок \* ARABIC ">
+        <w:r>
+          <w:rPr>
+            <w:noProof/>
+          </w:rPr>
+          <w:t>12</w:t>
+        </w:r>
+      </w:fldSimple>
+      <w:r>
+        <w:rPr>
+          <w:lang w:val="en-US"/>
+        </w:rPr>
+        <w:t xml:space="preserve">. </w:t>
+      </w:r>
+      <w:r>
+        <w:t>Интерфейс списка сотрудников</w:t>
+      </w:r>
+    </w:p>
+    <w:p>
+      <w:pPr>
+        <w:keepNext/>
+        <w:ind w:firstLine="0"/>
+        <w:jc w:val="center"/>
+      </w:pPr>
+      <w:r>
+        <w:drawing>
+          <wp:inline distT="0" distB="0" distL="0" distR="0" wp14:anchorId="52B68C9C" wp14:editId="2A568DEE">
+            <wp:extent cx="5939790" cy="1311275"/>
+            <wp:effectExtent l="0" t="0" r="3810" b="3175"/>
+            <wp:docPr id="8" name="Рисунок 8"/>
+            <wp:cNvGraphicFramePr>
+              <a:graphicFrameLocks xmlns:a="http://schemas.openxmlformats.org/drawingml/2006/main" noChangeAspect="1"/>
+            </wp:cNvGraphicFramePr>
+            <a:graphic xmlns:a="http://schemas.openxmlformats.org/drawingml/2006/main">
+              <a:graphicData uri="http://schemas.openxmlformats.org/drawingml/2006/picture">
+                <pic:pic xmlns:pic="http://schemas.openxmlformats.org/drawingml/2006/picture">
+                  <pic:nvPicPr>
+                    <pic:cNvPr id="1" name=""/>
+                    <pic:cNvPicPr/>
+                  </pic:nvPicPr>
+                  <pic:blipFill>
+                    <a:blip r:embed="rId20"/>
+                    <a:stretch>
+                      <a:fillRect/>
+                    </a:stretch>
+                  </pic:blipFill>
+                  <pic:spPr>
+                    <a:xfrm>
+                      <a:off x="0" y="0"/>
+                      <a:ext cx="5939790" cy="1311275"/>
+                    </a:xfrm>
+                    <a:prstGeom prst="rect">
+                      <a:avLst/>
+                    </a:prstGeom>
+                  </pic:spPr>
+                </pic:pic>
+              </a:graphicData>
+            </a:graphic>
+          </wp:inline>
+        </w:drawing>
+      </w:r>
+    </w:p>
+    <w:p>
+      <w:pPr>
+        <w:jc w:val="center"/>
+      </w:pPr>
+      <w:r>
+        <w:t xml:space="preserve">Рисунок </w:t>
+      </w:r>
+      <w:fldSimple w:instr=" SEQ Рисунок \* ARABIC ">
+        <w:r>
+          <w:rPr>
+            <w:noProof/>
+          </w:rPr>
+          <w:t>13</w:t>
+        </w:r>
+      </w:fldSimple>
+      <w:r>
+        <w:t>. Работа фильтров поиск по ФИО</w:t>
+      </w:r>
+    </w:p>
+    <w:p>
+      <w:r>
+        <w:lastRenderedPageBreak/>
+        <w:t>При нажатии кнопки «Создать сотрудника» открывается модальное окно с формой, содержащей поля для ввода логина, пароля, выбора роли, а также личной информации (фамилия, имя, отчество, дата рождения и начальник). Редактирование сотрудника реализовано аналогичным образом, но с предзаполненными данными, позволяя изменять информацию без необходимости создавать новую запись. При сохранении данные проходят валидацию и записываются одновременно в три таблицы базы данных, что гарантирует целостность информации о пользователях. Такая структура обеспечивает единую точку ввода данных и снижает вероятность ошибок при администрировании.</w:t>
+      </w:r>
+    </w:p>
+    <w:p>
+      <w:pPr>
+        <w:keepNext/>
+        <w:jc w:val="center"/>
+      </w:pPr>
+      <w:r>
+        <w:drawing>
+          <wp:inline distT="0" distB="0" distL="0" distR="0" wp14:anchorId="52DCBB41" wp14:editId="433ED1EE">
+            <wp:extent cx="3556000" cy="4837513"/>
+            <wp:effectExtent l="0" t="0" r="6350" b="1270"/>
+            <wp:docPr id="9" name="Рисунок 9"/>
+            <wp:cNvGraphicFramePr>
+              <a:graphicFrameLocks xmlns:a="http://schemas.openxmlformats.org/drawingml/2006/main" noChangeAspect="1"/>
+            </wp:cNvGraphicFramePr>
+            <a:graphic xmlns:a="http://schemas.openxmlformats.org/drawingml/2006/main">
+              <a:graphicData uri="http://schemas.openxmlformats.org/drawingml/2006/picture">
+                <pic:pic xmlns:pic="http://schemas.openxmlformats.org/drawingml/2006/picture">
+                  <pic:nvPicPr>
+                    <pic:cNvPr id="1" name=""/>
+                    <pic:cNvPicPr/>
+                  </pic:nvPicPr>
+                  <pic:blipFill>
+                    <a:blip r:embed="rId21"/>
+                    <a:stretch>
+                      <a:fillRect/>
+                    </a:stretch>
+                  </pic:blipFill>
+                  <pic:spPr>
+                    <a:xfrm>
+                      <a:off x="0" y="0"/>
+                      <a:ext cx="3558160" cy="4840452"/>
+                    </a:xfrm>
+                    <a:prstGeom prst="rect">
+                      <a:avLst/>
+                    </a:prstGeom>
+                  </pic:spPr>
+                </pic:pic>
+              </a:graphicData>
+            </a:graphic>
+          </wp:inline>
+        </w:drawing>
+      </w:r>
+    </w:p>
+    <w:p>
+      <w:pPr>
+        <w:jc w:val="center"/>
+      </w:pPr>
+      <w:r>
+        <w:t xml:space="preserve">Рисунок </w:t>
+      </w:r>
+      <w:fldSimple w:instr=" SEQ Рисунок \* ARABIC ">
+        <w:r>
+          <w:rPr>
+            <w:noProof/>
+          </w:rPr>
+          <w:t>14</w:t>
+        </w:r>
+      </w:fldSimple>
+      <w:r>
+        <w:t>. Окно создания пользователя</w:t>
+      </w:r>
+    </w:p>
+    <w:p>
+      <w:pPr>
+        <w:keepNext/>
+        <w:jc w:val="center"/>
+      </w:pPr>
+      <w:r>
+        <w:lastRenderedPageBreak/>
+        <w:drawing>
+          <wp:inline distT="0" distB="0" distL="0" distR="0" wp14:anchorId="25D287A1" wp14:editId="7EEF3643">
+            <wp:extent cx="4102100" cy="5587872"/>
+            <wp:effectExtent l="0" t="0" r="0" b="0"/>
+            <wp:docPr id="10" name="Рисунок 10"/>
+            <wp:cNvGraphicFramePr>
+              <a:graphicFrameLocks xmlns:a="http://schemas.openxmlformats.org/drawingml/2006/main" noChangeAspect="1"/>
+            </wp:cNvGraphicFramePr>
+            <a:graphic xmlns:a="http://schemas.openxmlformats.org/drawingml/2006/main">
+              <a:graphicData uri="http://schemas.openxmlformats.org/drawingml/2006/picture">
+                <pic:pic xmlns:pic="http://schemas.openxmlformats.org/drawingml/2006/picture">
+                  <pic:nvPicPr>
+                    <pic:cNvPr id="1" name=""/>
+                    <pic:cNvPicPr/>
+                  </pic:nvPicPr>
+                  <pic:blipFill>
+                    <a:blip r:embed="rId22"/>
+                    <a:stretch>
+                      <a:fillRect/>
+                    </a:stretch>
+                  </pic:blipFill>
+                  <pic:spPr>
+                    <a:xfrm>
+                      <a:off x="0" y="0"/>
+                      <a:ext cx="4109608" cy="5598100"/>
+                    </a:xfrm>
+                    <a:prstGeom prst="rect">
+                      <a:avLst/>
+                    </a:prstGeom>
+                  </pic:spPr>
+                </pic:pic>
+              </a:graphicData>
+            </a:graphic>
+          </wp:inline>
+        </w:drawing>
+      </w:r>
+    </w:p>
+    <w:p>
+      <w:pPr>
+        <w:jc w:val="center"/>
+      </w:pPr>
+      <w:r>
+        <w:t xml:space="preserve">Рисунок </w:t>
+      </w:r>
+      <w:fldSimple w:instr=" SEQ Рисунок \* ARABIC ">
+        <w:r>
+          <w:rPr>
+            <w:noProof/>
+          </w:rPr>
+          <w:t>15</w:t>
+        </w:r>
+      </w:fldSimple>
+      <w:r>
+        <w:t>. Окно редактирования сотрудника</w:t>
       </w:r>
     </w:p>
     <w:p/>
@@ -11231,13 +11745,6 @@
     <w:p/>
     <w:p/>
     <w:p/>
-    <w:p/>
-    <w:p/>
-    <w:p/>
-    <w:p/>
-    <w:p/>
-    <w:p/>
-    <w:p/>
     <w:p>
       <w:pPr>
         <w:pStyle w:val="aff"/>
@@ -11253,11 +11760,11 @@
           <w:lang w:eastAsia="ru-RU"/>
         </w:rPr>
       </w:pPr>
-      <w:bookmarkStart w:id="28" w:name="_Toc229937650"/>
-      <w:bookmarkStart w:id="29" w:name="_Toc229991874"/>
-      <w:bookmarkStart w:id="30" w:name="_Toc230987838"/>
-      <w:bookmarkStart w:id="31" w:name="_Toc232349071"/>
-      <w:bookmarkStart w:id="32" w:name="_Toc232583287"/>
+      <w:bookmarkStart w:id="30" w:name="_Toc229937650"/>
+      <w:bookmarkStart w:id="31" w:name="_Toc229991874"/>
+      <w:bookmarkStart w:id="32" w:name="_Toc230987838"/>
+      <w:bookmarkStart w:id="33" w:name="_Toc232349071"/>
+      <w:bookmarkStart w:id="34" w:name="_Toc232713987"/>
       <w:r>
         <w:rPr>
           <w:lang w:eastAsia="ru-RU"/>
@@ -11265,11 +11772,11 @@
         <w:lastRenderedPageBreak/>
         <w:t>ЗАКЛЮЧЕНИЕ</w:t>
       </w:r>
-      <w:bookmarkEnd w:id="28"/>
-      <w:bookmarkEnd w:id="29"/>
       <w:bookmarkEnd w:id="30"/>
       <w:bookmarkEnd w:id="31"/>
       <w:bookmarkEnd w:id="32"/>
+      <w:bookmarkEnd w:id="33"/>
+      <w:bookmarkEnd w:id="34"/>
     </w:p>
     <w:p>
       <w:pPr>
@@ -11306,7 +11813,7 @@
           <w:lang w:eastAsia="ru-RU"/>
         </w:rPr>
       </w:pPr>
-      <w:bookmarkStart w:id="33" w:name="_Toc229937651"/>
+      <w:bookmarkStart w:id="35" w:name="_Toc229937651"/>
       <w:r>
         <w:rPr>
           <w:rFonts w:eastAsiaTheme="minorHAnsi" w:cstheme="minorBidi"/>
@@ -11316,8 +11823,8 @@
         </w:rPr>
         <w:br w:type="page"/>
       </w:r>
-      <w:bookmarkStart w:id="34" w:name="_Toc232349072"/>
-      <w:bookmarkStart w:id="35" w:name="_Toc232583288"/>
+      <w:bookmarkStart w:id="36" w:name="_Toc232349072"/>
+      <w:bookmarkStart w:id="37" w:name="_Toc232713988"/>
       <w:r>
         <w:rPr>
           <w:rFonts w:eastAsiaTheme="minorHAnsi" w:cstheme="minorBidi"/>
@@ -11328,8 +11835,8 @@
         <w:lastRenderedPageBreak/>
         <w:t>ПРИЛОЖЕНИЕ А</w:t>
       </w:r>
-      <w:bookmarkEnd w:id="34"/>
-      <w:bookmarkEnd w:id="35"/>
+      <w:bookmarkEnd w:id="36"/>
+      <w:bookmarkEnd w:id="37"/>
     </w:p>
     <w:p>
       <w:pPr>
@@ -12717,7 +13224,7 @@
         </w:rPr>
         <w:br w:type="page"/>
       </w:r>
-      <w:bookmarkStart w:id="36" w:name="_Hlk229835142"/>
+      <w:bookmarkStart w:id="38" w:name="_Hlk229835142"/>
     </w:p>
     <w:p>
       <w:pPr>
@@ -12733,8 +13240,8 @@
           <w:bCs/>
         </w:rPr>
       </w:pPr>
-      <w:bookmarkStart w:id="37" w:name="_Toc232349073"/>
-      <w:bookmarkStart w:id="38" w:name="_Toc232583289"/>
+      <w:bookmarkStart w:id="39" w:name="_Toc232349073"/>
+      <w:bookmarkStart w:id="40" w:name="_Toc232713989"/>
       <w:r>
         <w:rPr>
           <w:bCs/>
@@ -12742,8 +13249,8 @@
         <w:lastRenderedPageBreak/>
         <w:t>Общие сведения</w:t>
       </w:r>
-      <w:bookmarkEnd w:id="37"/>
-      <w:bookmarkEnd w:id="38"/>
+      <w:bookmarkEnd w:id="39"/>
+      <w:bookmarkEnd w:id="40"/>
     </w:p>
     <w:p>
       <w:pPr>
@@ -12868,16 +13375,16 @@
           <w:bCs/>
         </w:rPr>
       </w:pPr>
-      <w:bookmarkStart w:id="39" w:name="_Toc232349074"/>
-      <w:bookmarkStart w:id="40" w:name="_Toc232583290"/>
+      <w:bookmarkStart w:id="41" w:name="_Toc232349074"/>
+      <w:bookmarkStart w:id="42" w:name="_Toc232713990"/>
       <w:r>
         <w:rPr>
           <w:bCs/>
         </w:rPr>
         <w:t>Назначение и цели создания системы</w:t>
       </w:r>
-      <w:bookmarkEnd w:id="39"/>
-      <w:bookmarkEnd w:id="40"/>
+      <w:bookmarkEnd w:id="41"/>
+      <w:bookmarkEnd w:id="42"/>
     </w:p>
     <w:p>
       <w:pPr>
@@ -13105,8 +13612,8 @@
           <w:bCs/>
         </w:rPr>
       </w:pPr>
-      <w:bookmarkStart w:id="41" w:name="_Toc232349075"/>
-      <w:bookmarkStart w:id="42" w:name="_Toc232583291"/>
+      <w:bookmarkStart w:id="43" w:name="_Toc232349075"/>
+      <w:bookmarkStart w:id="44" w:name="_Toc232713991"/>
       <w:r>
         <w:rPr>
           <w:bCs/>
@@ -13114,8 +13621,8 @@
         <w:lastRenderedPageBreak/>
         <w:t>Характеристика объектов автоматизации</w:t>
       </w:r>
-      <w:bookmarkEnd w:id="41"/>
-      <w:bookmarkEnd w:id="42"/>
+      <w:bookmarkEnd w:id="43"/>
+      <w:bookmarkEnd w:id="44"/>
     </w:p>
     <w:p>
       <w:pPr>
@@ -13409,16 +13916,16 @@
           <w:bCs/>
         </w:rPr>
       </w:pPr>
-      <w:bookmarkStart w:id="43" w:name="_Toc232349076"/>
-      <w:bookmarkStart w:id="44" w:name="_Toc232583292"/>
+      <w:bookmarkStart w:id="45" w:name="_Toc232349076"/>
+      <w:bookmarkStart w:id="46" w:name="_Toc232713992"/>
       <w:r>
         <w:rPr>
           <w:bCs/>
         </w:rPr>
         <w:t>Требования к системе</w:t>
       </w:r>
-      <w:bookmarkEnd w:id="43"/>
-      <w:bookmarkEnd w:id="44"/>
+      <w:bookmarkEnd w:id="45"/>
+      <w:bookmarkEnd w:id="46"/>
     </w:p>
     <w:p>
       <w:pPr>
@@ -13463,7 +13970,7 @@
           <w:rFonts w:cs="Times New Roman"/>
           <w:szCs w:val="28"/>
         </w:rPr>
-        <w:t xml:space="preserve">Система «Учет деятельности сотрудников» должна представлять собой многопользовательское десктопное приложение с централизованным хранением данных в СУБД PostgreSQL. Архитектура — клиент-серверная, где клиент взаимодействует с базой данных </w:t>
+        <w:t>Система «Учет деятельности сотрудников» должна представлять собой многопользовательское десктопное приложение с централизованным хране</w:t>
       </w:r>
       <w:r>
         <w:rPr>
@@ -13471,7 +13978,7 @@
           <w:szCs w:val="28"/>
         </w:rPr>
         <w:lastRenderedPageBreak/>
-        <w:t>через внутренний серверный слой (или напрямую при допустимой сетевой конфигурации).</w:t>
+        <w:t>нием данных в СУБД PostgreSQL. Архитектура — клиент-серверная, где клиент взаимодействует с базой данных через внутренний серверный слой (или напрямую при допустимой сетевой конфигурации).</w:t>
       </w:r>
       <w:r>
         <w:rPr>
@@ -14432,16 +14939,16 @@
           <w:bCs/>
         </w:rPr>
       </w:pPr>
-      <w:bookmarkStart w:id="45" w:name="_Toc232349077"/>
-      <w:bookmarkStart w:id="46" w:name="_Toc232583293"/>
+      <w:bookmarkStart w:id="47" w:name="_Toc232349077"/>
+      <w:bookmarkStart w:id="48" w:name="_Toc232713993"/>
       <w:r>
         <w:rPr>
           <w:bCs/>
         </w:rPr>
         <w:t>Состав и содержание работ по созданию системы</w:t>
       </w:r>
-      <w:bookmarkEnd w:id="45"/>
-      <w:bookmarkEnd w:id="46"/>
+      <w:bookmarkEnd w:id="47"/>
+      <w:bookmarkEnd w:id="48"/>
     </w:p>
     <w:p>
       <w:pPr>
@@ -15069,16 +15576,16 @@
           <w:bCs/>
         </w:rPr>
       </w:pPr>
-      <w:bookmarkStart w:id="47" w:name="_Toc232349078"/>
-      <w:bookmarkStart w:id="48" w:name="_Toc232583294"/>
+      <w:bookmarkStart w:id="49" w:name="_Toc232349078"/>
+      <w:bookmarkStart w:id="50" w:name="_Toc232713994"/>
       <w:r>
         <w:rPr>
           <w:bCs/>
         </w:rPr>
         <w:t>Порядок приёмки системы</w:t>
       </w:r>
-      <w:bookmarkEnd w:id="47"/>
-      <w:bookmarkEnd w:id="48"/>
+      <w:bookmarkEnd w:id="49"/>
+      <w:bookmarkEnd w:id="50"/>
     </w:p>
     <w:p/>
     <w:p>
@@ -15381,8 +15888,8 @@
           <w:szCs w:val="28"/>
         </w:rPr>
       </w:pPr>
-      <w:bookmarkStart w:id="49" w:name="_Toc232349079"/>
-      <w:bookmarkStart w:id="50" w:name="_Toc232583295"/>
+      <w:bookmarkStart w:id="51" w:name="_Toc232349079"/>
+      <w:bookmarkStart w:id="52" w:name="_Toc232713995"/>
       <w:r>
         <w:rPr>
           <w:rStyle w:val="20"/>
@@ -15398,8 +15905,8 @@
         </w:rPr>
         <w:t xml:space="preserve"> автоматизации к вводу системы в действие</w:t>
       </w:r>
-      <w:bookmarkEnd w:id="49"/>
-      <w:bookmarkEnd w:id="50"/>
+      <w:bookmarkEnd w:id="51"/>
+      <w:bookmarkEnd w:id="52"/>
     </w:p>
     <w:p>
       <w:pPr>
@@ -15588,16 +16095,16 @@
           <w:bCs/>
         </w:rPr>
       </w:pPr>
-      <w:bookmarkStart w:id="51" w:name="_Toc232349080"/>
-      <w:bookmarkStart w:id="52" w:name="_Toc232583296"/>
+      <w:bookmarkStart w:id="53" w:name="_Toc232349080"/>
+      <w:bookmarkStart w:id="54" w:name="_Toc232713996"/>
       <w:r>
         <w:rPr>
           <w:bCs/>
         </w:rPr>
         <w:t>Требования к документированию</w:t>
       </w:r>
-      <w:bookmarkEnd w:id="51"/>
-      <w:bookmarkEnd w:id="52"/>
+      <w:bookmarkEnd w:id="53"/>
+      <w:bookmarkEnd w:id="54"/>
     </w:p>
     <w:p>
       <w:pPr>
@@ -16433,8 +16940,8 @@
           <w:bCs/>
         </w:rPr>
       </w:pPr>
-      <w:bookmarkStart w:id="53" w:name="_Toc232349081"/>
-      <w:bookmarkStart w:id="54" w:name="_Toc232583297"/>
+      <w:bookmarkStart w:id="55" w:name="_Toc232349081"/>
+      <w:bookmarkStart w:id="56" w:name="_Toc232713997"/>
       <w:r>
         <w:rPr>
           <w:bCs/>
@@ -16442,8 +16949,8 @@
         <w:lastRenderedPageBreak/>
         <w:t>Источники разработки</w:t>
       </w:r>
-      <w:bookmarkEnd w:id="53"/>
-      <w:bookmarkEnd w:id="54"/>
+      <w:bookmarkEnd w:id="55"/>
+      <w:bookmarkEnd w:id="56"/>
     </w:p>
     <w:p>
       <w:pPr>
@@ -16459,7 +16966,7 @@
         </w:rPr>
         <w:t>Создание системы основывается на техническом задании, утвержденных договорах, а также на существующих стандартах и нормативных документах, включающих ГОСТы по надежности, безопасности, эргономике и другим аспектам автоматизированных систем.</w:t>
       </w:r>
-      <w:bookmarkEnd w:id="36"/>
+      <w:bookmarkEnd w:id="38"/>
       <w:r>
         <w:t xml:space="preserve"> </w:t>
       </w:r>
@@ -16576,7 +17083,7 @@
         </w:rPr>
         <w:t>ГОСТ Р 58477-2019 «Защита информации. Порядок создания автоматизированных систем в защищенном исполнении» (для обеспечения безопасности персональных данных по</w:t>
       </w:r>
-      <w:bookmarkEnd w:id="33"/>
+      <w:bookmarkEnd w:id="35"/>
       <w:r>
         <w:rPr>
           <w:rFonts w:cs="Times New Roman"/>
@@ -16610,7 +17117,7 @@
           <w:lang w:eastAsia="ru-RU"/>
         </w:rPr>
       </w:pPr>
-      <w:bookmarkStart w:id="55" w:name="_Toc232583298"/>
+      <w:bookmarkStart w:id="57" w:name="_Toc232713998"/>
       <w:r>
         <w:rPr>
           <w:lang w:eastAsia="ru-RU"/>
@@ -16618,7 +17125,7 @@
         <w:lastRenderedPageBreak/>
         <w:t>ПРИЛОЖЕНИЕ Б</w:t>
       </w:r>
-      <w:bookmarkEnd w:id="55"/>
+      <w:bookmarkEnd w:id="57"/>
     </w:p>
     <w:p>
       <w:pPr>
@@ -16635,15 +17142,7 @@
           <w:bCs/>
           <w:lang w:eastAsia="ru-RU"/>
         </w:rPr>
-        <w:t>Листинг кода</w:t>
-      </w:r>
-      <w:r>
-        <w:rPr>
-          <w:b/>
-          <w:bCs/>
-          <w:lang w:eastAsia="ru-RU"/>
-        </w:rPr>
-        <w:t xml:space="preserve"> к БД</w:t>
+        <w:t>Листинг кода к БД</w:t>
       </w:r>
     </w:p>
     <w:p>
@@ -16657,7 +17156,7 @@
           <w:color w:val="000000"/>
           <w:sz w:val="20"/>
           <w:szCs w:val="20"/>
-          <w:lang w:eastAsia="ru-RU"/>
+          <w:lang w:val="en-US" w:eastAsia="ru-RU"/>
         </w:rPr>
       </w:pPr>
       <w:r>
@@ -16666,9 +17165,39 @@
           <w:color w:val="808080"/>
           <w:sz w:val="20"/>
           <w:szCs w:val="20"/>
-          <w:lang w:eastAsia="ru-RU"/>
-        </w:rPr>
-        <w:t>-- таблица ролей</w:t>
+          <w:lang w:val="en-US" w:eastAsia="ru-RU"/>
+        </w:rPr>
+        <w:t xml:space="preserve">-- </w:t>
+      </w:r>
+      <w:r>
+        <w:rPr>
+          <w:rFonts w:ascii="Consolas" w:eastAsia="Times New Roman" w:hAnsi="Consolas" w:cs="Times New Roman"/>
+          <w:color w:val="808080"/>
+          <w:sz w:val="20"/>
+          <w:szCs w:val="20"/>
+          <w:lang w:eastAsia="ru-RU"/>
+        </w:rPr>
+        <w:t>таблица</w:t>
+      </w:r>
+      <w:r>
+        <w:rPr>
+          <w:rFonts w:ascii="Consolas" w:eastAsia="Times New Roman" w:hAnsi="Consolas" w:cs="Times New Roman"/>
+          <w:color w:val="808080"/>
+          <w:sz w:val="20"/>
+          <w:szCs w:val="20"/>
+          <w:lang w:val="en-US" w:eastAsia="ru-RU"/>
+        </w:rPr>
+        <w:t xml:space="preserve"> </w:t>
+      </w:r>
+      <w:r>
+        <w:rPr>
+          <w:rFonts w:ascii="Consolas" w:eastAsia="Times New Roman" w:hAnsi="Consolas" w:cs="Times New Roman"/>
+          <w:color w:val="808080"/>
+          <w:sz w:val="20"/>
+          <w:szCs w:val="20"/>
+          <w:lang w:eastAsia="ru-RU"/>
+        </w:rPr>
+        <w:t>ролей</w:t>
       </w:r>
     </w:p>
     <w:p>
@@ -34432,7 +34961,7 @@
       </w:pPr>
     </w:p>
     <w:sectPr>
-      <w:footerReference w:type="default" r:id="rId18"/>
+      <w:footerReference w:type="default" r:id="rId23"/>
       <w:pgSz w:w="11906" w:h="16838"/>
       <w:pgMar w:top="1134" w:right="851" w:bottom="1134" w:left="1701" w:header="709" w:footer="709" w:gutter="0"/>
       <w:cols w:space="708"/>

--- a/отчет по пп.docx
+++ b/отчет по пп.docx
@@ -2075,21 +2075,7 @@
                 <w:rStyle w:val="aff1"/>
                 <w:noProof/>
               </w:rPr>
-              <w:t>2.3 Создания модул</w:t>
-            </w:r>
-            <w:r>
-              <w:rPr>
-                <w:rStyle w:val="aff1"/>
-                <w:noProof/>
-              </w:rPr>
-              <w:t>я</w:t>
-            </w:r>
-            <w:r>
-              <w:rPr>
-                <w:rStyle w:val="aff1"/>
-                <w:noProof/>
-              </w:rPr>
-              <w:t xml:space="preserve"> управления сотрудниками.</w:t>
+              <w:t>2.3 Создания модуля управления сотрудниками.</w:t>
             </w:r>
             <w:r>
               <w:rPr>
@@ -3961,27 +3947,14 @@
       <w:r>
         <w:t xml:space="preserve">Рисунок </w:t>
       </w:r>
-      <w:r>
-        <w:fldChar w:fldCharType="begin"/>
-      </w:r>
-      <w:r>
-        <w:instrText xml:space="preserve"> SEQ Рисунок \* ARABIC </w:instrText>
-      </w:r>
-      <w:r>
-        <w:fldChar w:fldCharType="separate"/>
-      </w:r>
-      <w:r>
-        <w:rPr>
-          <w:noProof/>
-        </w:rPr>
-        <w:t>1</w:t>
-      </w:r>
-      <w:r>
-        <w:rPr>
-          <w:noProof/>
-        </w:rPr>
-        <w:fldChar w:fldCharType="end"/>
-      </w:r>
+      <w:fldSimple w:instr=" SEQ Рисунок \* ARABIC ">
+        <w:r>
+          <w:rPr>
+            <w:noProof/>
+          </w:rPr>
+          <w:t>1</w:t>
+        </w:r>
+      </w:fldSimple>
       <w:r>
         <w:t xml:space="preserve">. Репризиторий </w:t>
       </w:r>
@@ -4177,27 +4150,14 @@
       <w:r>
         <w:t xml:space="preserve">Рисунок </w:t>
       </w:r>
-      <w:r>
-        <w:fldChar w:fldCharType="begin"/>
-      </w:r>
-      <w:r>
-        <w:instrText xml:space="preserve"> SEQ Рисунок \* ARABIC </w:instrText>
-      </w:r>
-      <w:r>
-        <w:fldChar w:fldCharType="separate"/>
-      </w:r>
-      <w:r>
-        <w:rPr>
-          <w:noProof/>
-        </w:rPr>
-        <w:t>2</w:t>
-      </w:r>
-      <w:r>
-        <w:rPr>
-          <w:noProof/>
-        </w:rPr>
-        <w:fldChar w:fldCharType="end"/>
-      </w:r>
+      <w:fldSimple w:instr=" SEQ Рисунок \* ARABIC ">
+        <w:r>
+          <w:rPr>
+            <w:noProof/>
+          </w:rPr>
+          <w:t>2</w:t>
+        </w:r>
+      </w:fldSimple>
       <w:r>
         <w:t xml:space="preserve">. Диаграмма использования для системы </w:t>
       </w:r>
@@ -4343,27 +4303,14 @@
       <w:r>
         <w:t xml:space="preserve">Рисунок </w:t>
       </w:r>
-      <w:r>
-        <w:fldChar w:fldCharType="begin"/>
-      </w:r>
-      <w:r>
-        <w:instrText xml:space="preserve"> SEQ Рисунок \* ARABIC </w:instrText>
-      </w:r>
-      <w:r>
-        <w:fldChar w:fldCharType="separate"/>
-      </w:r>
-      <w:r>
-        <w:rPr>
-          <w:noProof/>
-        </w:rPr>
-        <w:t>3</w:t>
-      </w:r>
-      <w:r>
-        <w:rPr>
-          <w:noProof/>
-        </w:rPr>
-        <w:fldChar w:fldCharType="end"/>
-      </w:r>
+      <w:fldSimple w:instr=" SEQ Рисунок \* ARABIC ">
+        <w:r>
+          <w:rPr>
+            <w:noProof/>
+          </w:rPr>
+          <w:t>3</w:t>
+        </w:r>
+      </w:fldSimple>
       <w:r>
         <w:t xml:space="preserve">. Диаграмма классов для системы </w:t>
       </w:r>
@@ -4469,27 +4416,14 @@
       <w:r>
         <w:t xml:space="preserve">Рисунок </w:t>
       </w:r>
-      <w:r>
-        <w:fldChar w:fldCharType="begin"/>
-      </w:r>
-      <w:r>
-        <w:instrText xml:space="preserve"> SEQ Рисунок \* ARABIC </w:instrText>
-      </w:r>
-      <w:r>
-        <w:fldChar w:fldCharType="separate"/>
-      </w:r>
-      <w:r>
-        <w:rPr>
-          <w:noProof/>
-        </w:rPr>
-        <w:t>4</w:t>
-      </w:r>
-      <w:r>
-        <w:rPr>
-          <w:noProof/>
-        </w:rPr>
-        <w:fldChar w:fldCharType="end"/>
-      </w:r>
+      <w:fldSimple w:instr=" SEQ Рисунок \* ARABIC ">
+        <w:r>
+          <w:rPr>
+            <w:noProof/>
+          </w:rPr>
+          <w:t>4</w:t>
+        </w:r>
+      </w:fldSimple>
       <w:r>
         <w:t xml:space="preserve">. </w:t>
       </w:r>
@@ -4604,27 +4538,14 @@
       <w:r>
         <w:t xml:space="preserve">Рисунок </w:t>
       </w:r>
-      <w:r>
-        <w:fldChar w:fldCharType="begin"/>
-      </w:r>
-      <w:r>
-        <w:instrText xml:space="preserve"> SEQ Рисунок \* ARABIC </w:instrText>
-      </w:r>
-      <w:r>
-        <w:fldChar w:fldCharType="separate"/>
-      </w:r>
-      <w:r>
-        <w:rPr>
-          <w:noProof/>
-        </w:rPr>
-        <w:t>5</w:t>
-      </w:r>
-      <w:r>
-        <w:rPr>
-          <w:noProof/>
-        </w:rPr>
-        <w:fldChar w:fldCharType="end"/>
-      </w:r>
+      <w:fldSimple w:instr=" SEQ Рисунок \* ARABIC ">
+        <w:r>
+          <w:rPr>
+            <w:noProof/>
+          </w:rPr>
+          <w:t>5</w:t>
+        </w:r>
+      </w:fldSimple>
       <w:r>
         <w:t xml:space="preserve">. </w:t>
       </w:r>
@@ -4746,30 +4667,14 @@
       <w:r>
         <w:t xml:space="preserve">Рисунок </w:t>
       </w:r>
-      <w:r>
-        <w:fldChar w:fldCharType="begin"/>
-      </w:r>
-      <w:r>
-        <w:instrText xml:space="preserve"> SEQ</w:instrText>
-      </w:r>
-      <w:r>
-        <w:instrText xml:space="preserve"> Рисунок \* ARABIC </w:instrText>
-      </w:r>
-      <w:r>
-        <w:fldChar w:fldCharType="separate"/>
-      </w:r>
-      <w:r>
-        <w:rPr>
-          <w:noProof/>
-        </w:rPr>
-        <w:t>6</w:t>
-      </w:r>
-      <w:r>
-        <w:rPr>
-          <w:noProof/>
-        </w:rPr>
-        <w:fldChar w:fldCharType="end"/>
-      </w:r>
+      <w:fldSimple w:instr=" SEQ Рисунок \* ARABIC ">
+        <w:r>
+          <w:rPr>
+            <w:noProof/>
+          </w:rPr>
+          <w:t>6</w:t>
+        </w:r>
+      </w:fldSimple>
       <w:r>
         <w:t xml:space="preserve">. </w:t>
       </w:r>
@@ -4905,27 +4810,14 @@
       <w:r>
         <w:t xml:space="preserve">Рисунок </w:t>
       </w:r>
-      <w:r>
-        <w:fldChar w:fldCharType="begin"/>
-      </w:r>
-      <w:r>
-        <w:instrText xml:space="preserve"> SEQ Рисунок \* ARABIC </w:instrText>
-      </w:r>
-      <w:r>
-        <w:fldChar w:fldCharType="separate"/>
-      </w:r>
-      <w:r>
-        <w:rPr>
-          <w:noProof/>
-        </w:rPr>
-        <w:t>7</w:t>
-      </w:r>
-      <w:r>
-        <w:rPr>
-          <w:noProof/>
-        </w:rPr>
-        <w:fldChar w:fldCharType="end"/>
-      </w:r>
+      <w:fldSimple w:instr=" SEQ Рисунок \* ARABIC ">
+        <w:r>
+          <w:rPr>
+            <w:noProof/>
+          </w:rPr>
+          <w:t>7</w:t>
+        </w:r>
+      </w:fldSimple>
       <w:r>
         <w:t xml:space="preserve">. </w:t>
       </w:r>
@@ -5040,27 +4932,14 @@
       <w:r>
         <w:t xml:space="preserve">Рисунок </w:t>
       </w:r>
-      <w:r>
-        <w:fldChar w:fldCharType="begin"/>
-      </w:r>
-      <w:r>
-        <w:instrText xml:space="preserve"> SEQ Рисунок \* ARABIC </w:instrText>
-      </w:r>
-      <w:r>
-        <w:fldChar w:fldCharType="separate"/>
-      </w:r>
-      <w:r>
-        <w:rPr>
-          <w:noProof/>
-        </w:rPr>
-        <w:t>8</w:t>
-      </w:r>
-      <w:r>
-        <w:rPr>
-          <w:noProof/>
-        </w:rPr>
-        <w:fldChar w:fldCharType="end"/>
-      </w:r>
+      <w:fldSimple w:instr=" SEQ Рисунок \* ARABIC ">
+        <w:r>
+          <w:rPr>
+            <w:noProof/>
+          </w:rPr>
+          <w:t>8</w:t>
+        </w:r>
+      </w:fldSimple>
       <w:r>
         <w:t xml:space="preserve">. </w:t>
       </w:r>
@@ -10043,27 +9922,14 @@
       <w:r>
         <w:t xml:space="preserve">Рисунок </w:t>
       </w:r>
-      <w:r>
-        <w:fldChar w:fldCharType="begin"/>
-      </w:r>
-      <w:r>
-        <w:instrText xml:space="preserve"> SEQ Рисунок \* ARABIC </w:instrText>
-      </w:r>
-      <w:r>
-        <w:fldChar w:fldCharType="separate"/>
-      </w:r>
-      <w:r>
-        <w:rPr>
-          <w:noProof/>
-        </w:rPr>
-        <w:t>9</w:t>
-      </w:r>
-      <w:r>
-        <w:rPr>
-          <w:noProof/>
-        </w:rPr>
-        <w:fldChar w:fldCharType="end"/>
-      </w:r>
+      <w:fldSimple w:instr=" SEQ Рисунок \* ARABIC ">
+        <w:r>
+          <w:rPr>
+            <w:noProof/>
+          </w:rPr>
+          <w:t>9</w:t>
+        </w:r>
+      </w:fldSimple>
       <w:r>
         <w:t>. Инфологическая модель</w:t>
       </w:r>
@@ -11227,27 +11093,14 @@
       <w:r>
         <w:t xml:space="preserve">Рисунок </w:t>
       </w:r>
-      <w:r>
-        <w:fldChar w:fldCharType="begin"/>
-      </w:r>
-      <w:r>
-        <w:instrText xml:space="preserve"> SEQ Рисунок \* ARABIC </w:instrText>
-      </w:r>
-      <w:r>
-        <w:fldChar w:fldCharType="separate"/>
-      </w:r>
-      <w:r>
-        <w:rPr>
-          <w:noProof/>
-        </w:rPr>
-        <w:t>10</w:t>
-      </w:r>
-      <w:r>
-        <w:rPr>
-          <w:noProof/>
-        </w:rPr>
-        <w:fldChar w:fldCharType="end"/>
-      </w:r>
+      <w:fldSimple w:instr=" SEQ Рисунок \* ARABIC ">
+        <w:r>
+          <w:rPr>
+            <w:noProof/>
+          </w:rPr>
+          <w:t>10</w:t>
+        </w:r>
+      </w:fldSimple>
       <w:r>
         <w:t>. Схема данных</w:t>
       </w:r>
@@ -11391,6 +11244,9 @@
         <w:jc w:val="center"/>
       </w:pPr>
       <w:r>
+        <w:rPr>
+          <w:noProof/>
+        </w:rPr>
         <w:drawing>
           <wp:inline distT="0" distB="0" distL="0" distR="0" wp14:anchorId="6341AE0E" wp14:editId="14A24F17">
             <wp:extent cx="5939790" cy="3853815"/>
@@ -11435,14 +11291,27 @@
       <w:r>
         <w:t xml:space="preserve">Рисунок </w:t>
       </w:r>
-      <w:fldSimple w:instr=" SEQ Рисунок \* ARABIC ">
-        <w:r>
-          <w:rPr>
-            <w:noProof/>
-          </w:rPr>
-          <w:t>11</w:t>
-        </w:r>
-      </w:fldSimple>
+      <w:r>
+        <w:fldChar w:fldCharType="begin"/>
+      </w:r>
+      <w:r>
+        <w:instrText xml:space="preserve"> SEQ Рисунок \* ARABIC </w:instrText>
+      </w:r>
+      <w:r>
+        <w:fldChar w:fldCharType="separate"/>
+      </w:r>
+      <w:r>
+        <w:rPr>
+          <w:noProof/>
+        </w:rPr>
+        <w:t>11</w:t>
+      </w:r>
+      <w:r>
+        <w:rPr>
+          <w:noProof/>
+        </w:rPr>
+        <w:fldChar w:fldCharType="end"/>
+      </w:r>
       <w:r>
         <w:t>. Интерфейс авторизации</w:t>
       </w:r>
@@ -11479,6 +11348,7 @@
       </w:pPr>
       <w:r>
         <w:rPr>
+          <w:noProof/>
           <w:lang w:val="en-US"/>
         </w:rPr>
         <w:drawing>
@@ -11525,14 +11395,27 @@
       <w:r>
         <w:t xml:space="preserve">Рисунок </w:t>
       </w:r>
-      <w:fldSimple w:instr=" SEQ Рисунок \* ARABIC ">
-        <w:r>
-          <w:rPr>
-            <w:noProof/>
-          </w:rPr>
-          <w:t>12</w:t>
-        </w:r>
-      </w:fldSimple>
+      <w:r>
+        <w:fldChar w:fldCharType="begin"/>
+      </w:r>
+      <w:r>
+        <w:instrText xml:space="preserve"> SEQ Рисунок \* ARABIC </w:instrText>
+      </w:r>
+      <w:r>
+        <w:fldChar w:fldCharType="separate"/>
+      </w:r>
+      <w:r>
+        <w:rPr>
+          <w:noProof/>
+        </w:rPr>
+        <w:t>12</w:t>
+      </w:r>
+      <w:r>
+        <w:rPr>
+          <w:noProof/>
+        </w:rPr>
+        <w:fldChar w:fldCharType="end"/>
+      </w:r>
       <w:r>
         <w:rPr>
           <w:lang w:val="en-US"/>
@@ -11550,6 +11433,9 @@
         <w:jc w:val="center"/>
       </w:pPr>
       <w:r>
+        <w:rPr>
+          <w:noProof/>
+        </w:rPr>
         <w:drawing>
           <wp:inline distT="0" distB="0" distL="0" distR="0" wp14:anchorId="52B68C9C" wp14:editId="2A568DEE">
             <wp:extent cx="5939790" cy="1311275"/>
@@ -11594,14 +11480,27 @@
       <w:r>
         <w:t xml:space="preserve">Рисунок </w:t>
       </w:r>
-      <w:fldSimple w:instr=" SEQ Рисунок \* ARABIC ">
-        <w:r>
-          <w:rPr>
-            <w:noProof/>
-          </w:rPr>
-          <w:t>13</w:t>
-        </w:r>
-      </w:fldSimple>
+      <w:r>
+        <w:fldChar w:fldCharType="begin"/>
+      </w:r>
+      <w:r>
+        <w:instrText xml:space="preserve"> SEQ Рисунок \* ARABIC </w:instrText>
+      </w:r>
+      <w:r>
+        <w:fldChar w:fldCharType="separate"/>
+      </w:r>
+      <w:r>
+        <w:rPr>
+          <w:noProof/>
+        </w:rPr>
+        <w:t>13</w:t>
+      </w:r>
+      <w:r>
+        <w:rPr>
+          <w:noProof/>
+        </w:rPr>
+        <w:fldChar w:fldCharType="end"/>
+      </w:r>
       <w:r>
         <w:t>. Работа фильтров поиск по ФИО</w:t>
       </w:r>
@@ -11619,10 +11518,10 @@
       </w:pPr>
       <w:r>
         <w:drawing>
-          <wp:inline distT="0" distB="0" distL="0" distR="0" wp14:anchorId="52DCBB41" wp14:editId="433ED1EE">
-            <wp:extent cx="3556000" cy="4837513"/>
-            <wp:effectExtent l="0" t="0" r="6350" b="1270"/>
-            <wp:docPr id="9" name="Рисунок 9"/>
+          <wp:inline distT="0" distB="0" distL="0" distR="0" wp14:anchorId="40ED9B5B" wp14:editId="4FAA4EE8">
+            <wp:extent cx="4168522" cy="5607050"/>
+            <wp:effectExtent l="0" t="0" r="3810" b="0"/>
+            <wp:docPr id="12" name="Рисунок 12"/>
             <wp:cNvGraphicFramePr>
               <a:graphicFrameLocks xmlns:a="http://schemas.openxmlformats.org/drawingml/2006/main" noChangeAspect="1"/>
             </wp:cNvGraphicFramePr>
@@ -11642,7 +11541,7 @@
                   <pic:spPr>
                     <a:xfrm>
                       <a:off x="0" y="0"/>
-                      <a:ext cx="3558160" cy="4840452"/>
+                      <a:ext cx="4171383" cy="5610899"/>
                     </a:xfrm>
                     <a:prstGeom prst="rect">
                       <a:avLst/>
@@ -11662,14 +11561,27 @@
       <w:r>
         <w:t xml:space="preserve">Рисунок </w:t>
       </w:r>
-      <w:fldSimple w:instr=" SEQ Рисунок \* ARABIC ">
-        <w:r>
-          <w:rPr>
-            <w:noProof/>
-          </w:rPr>
-          <w:t>14</w:t>
-        </w:r>
-      </w:fldSimple>
+      <w:r>
+        <w:fldChar w:fldCharType="begin"/>
+      </w:r>
+      <w:r>
+        <w:instrText xml:space="preserve"> SEQ Рисунок \* ARABIC </w:instrText>
+      </w:r>
+      <w:r>
+        <w:fldChar w:fldCharType="separate"/>
+      </w:r>
+      <w:r>
+        <w:rPr>
+          <w:noProof/>
+        </w:rPr>
+        <w:t>14</w:t>
+      </w:r>
+      <w:r>
+        <w:rPr>
+          <w:noProof/>
+        </w:rPr>
+        <w:fldChar w:fldCharType="end"/>
+      </w:r>
       <w:r>
         <w:t>. Окно создания пользователя</w:t>
       </w:r>
@@ -11682,10 +11594,10 @@
       <w:r>
         <w:lastRenderedPageBreak/>
         <w:drawing>
-          <wp:inline distT="0" distB="0" distL="0" distR="0" wp14:anchorId="25D287A1" wp14:editId="7EEF3643">
-            <wp:extent cx="4102100" cy="5587872"/>
-            <wp:effectExtent l="0" t="0" r="0" b="0"/>
-            <wp:docPr id="10" name="Рисунок 10"/>
+          <wp:inline distT="0" distB="0" distL="0" distR="0" wp14:anchorId="69135CC0" wp14:editId="53520696">
+            <wp:extent cx="3899665" cy="5345884"/>
+            <wp:effectExtent l="0" t="0" r="5715" b="7620"/>
+            <wp:docPr id="11" name="Рисунок 11"/>
             <wp:cNvGraphicFramePr>
               <a:graphicFrameLocks xmlns:a="http://schemas.openxmlformats.org/drawingml/2006/main" noChangeAspect="1"/>
             </wp:cNvGraphicFramePr>
@@ -11705,7 +11617,7 @@
                   <pic:spPr>
                     <a:xfrm>
                       <a:off x="0" y="0"/>
-                      <a:ext cx="4109608" cy="5598100"/>
+                      <a:ext cx="3908601" cy="5358134"/>
                     </a:xfrm>
                     <a:prstGeom prst="rect">
                       <a:avLst/>
@@ -11725,14 +11637,27 @@
       <w:r>
         <w:t xml:space="preserve">Рисунок </w:t>
       </w:r>
-      <w:fldSimple w:instr=" SEQ Рисунок \* ARABIC ">
-        <w:r>
-          <w:rPr>
-            <w:noProof/>
-          </w:rPr>
-          <w:t>15</w:t>
-        </w:r>
-      </w:fldSimple>
+      <w:r>
+        <w:fldChar w:fldCharType="begin"/>
+      </w:r>
+      <w:r>
+        <w:instrText xml:space="preserve"> SEQ Рисунок \* ARABIC </w:instrText>
+      </w:r>
+      <w:r>
+        <w:fldChar w:fldCharType="separate"/>
+      </w:r>
+      <w:r>
+        <w:rPr>
+          <w:noProof/>
+        </w:rPr>
+        <w:t>15</w:t>
+      </w:r>
+      <w:r>
+        <w:rPr>
+          <w:noProof/>
+        </w:rPr>
+        <w:fldChar w:fldCharType="end"/>
+      </w:r>
       <w:r>
         <w:t>. Окно редактирования сотрудника</w:t>
       </w:r>
